--- a/REACT JS/TypeScript with React.docx
+++ b/REACT JS/TypeScript with React.docx
@@ -8546,21 +8546,5896 @@
         <w:lastRenderedPageBreak/>
         <w:t>Generic reusable component</w:t>
       </w:r>
+    </w:p>
+    <w:p>
+      <w:pPr>
+        <w:pStyle w:val="NoSpacing"/>
+      </w:pPr>
+      <w:r>
+        <w:t>You can build a reusable list component that renders any type of item.</w:t>
+      </w:r>
+    </w:p>
+    <w:p>
+      <w:pPr>
+        <w:pStyle w:val="NoSpacing"/>
+      </w:pPr>
+    </w:p>
+    <w:p>
+      <w:pPr>
+        <w:pStyle w:val="NoSpacing"/>
+        <w:rPr>
+          <w:b/>
+        </w:rPr>
+      </w:pPr>
+      <w:r>
+        <w:rPr>
+          <w:b/>
+        </w:rPr>
+        <w:t>Generics and Utility Types in React + TypeScript</w:t>
+      </w:r>
+    </w:p>
+    <w:p>
+      <w:pPr>
+        <w:pStyle w:val="NoSpacing"/>
+      </w:pPr>
+      <w:r>
+        <w:t>Generics and utility types are two important TypeScript concepts for building reusable, type-safe React applications. They are especially useful when working with reusable components, API responses, forms, Redux, custom hooks, and complex application data.</w:t>
+      </w:r>
+    </w:p>
+    <w:p>
+      <w:pPr>
+        <w:pStyle w:val="NoSpacing"/>
+      </w:pPr>
+    </w:p>
+    <w:p>
+      <w:pPr>
+        <w:pStyle w:val="NoSpacing"/>
+        <w:rPr>
+          <w:b/>
+        </w:rPr>
+      </w:pPr>
+      <w:r>
+        <w:rPr>
+          <w:b/>
+        </w:rPr>
+        <w:t>What are Generics in TypeScript?</w:t>
+      </w:r>
+    </w:p>
+    <w:p>
+      <w:pPr>
+        <w:pStyle w:val="NoSpacing"/>
+      </w:pPr>
+      <w:r>
+        <w:t>A generic allows you to write reusable code that works with different data types while preserving type safety.</w:t>
+      </w:r>
+    </w:p>
+    <w:p>
+      <w:pPr>
+        <w:pStyle w:val="NoSpacing"/>
+      </w:pPr>
+    </w:p>
+    <w:p>
+      <w:pPr>
+        <w:pStyle w:val="NoSpacing"/>
+      </w:pPr>
+      <w:r>
+        <w:t xml:space="preserve">Instead of writing separate functions or components for </w:t>
+      </w:r>
+      <w:r>
+        <w:rPr>
+          <w:rStyle w:val="HTMLCode"/>
+          <w:rFonts w:ascii="Times New Roman" w:eastAsiaTheme="minorHAnsi" w:hAnsi="Times New Roman" w:cstheme="minorBidi"/>
+          <w:sz w:val="24"/>
+          <w:szCs w:val="22"/>
+        </w:rPr>
+        <w:t>string</w:t>
+      </w:r>
+      <w:r>
+        <w:t xml:space="preserve">, </w:t>
+      </w:r>
+      <w:r>
+        <w:rPr>
+          <w:rStyle w:val="HTMLCode"/>
+          <w:rFonts w:ascii="Times New Roman" w:eastAsiaTheme="minorHAnsi" w:hAnsi="Times New Roman" w:cstheme="minorBidi"/>
+          <w:sz w:val="24"/>
+          <w:szCs w:val="22"/>
+        </w:rPr>
+        <w:t>number</w:t>
+      </w:r>
+      <w:r>
+        <w:t>, or object types, you can write one implementation that accepts different types.</w:t>
+      </w:r>
+    </w:p>
+    <w:p>
+      <w:pPr>
+        <w:pStyle w:val="NoSpacing"/>
+      </w:pPr>
+    </w:p>
+    <w:p>
+      <w:pPr>
+        <w:pStyle w:val="NoSpacing"/>
+      </w:pPr>
+      <w:r>
+        <w:t>Suppose you write these functions:</w:t>
+      </w:r>
+    </w:p>
+    <w:p>
+      <w:pPr>
+        <w:pStyle w:val="NoSpacing"/>
+      </w:pPr>
+      <w:r>
+        <w:t xml:space="preserve">function </w:t>
+      </w:r>
+      <w:proofErr w:type="spellStart"/>
+      <w:proofErr w:type="gramStart"/>
+      <w:r>
+        <w:t>getString</w:t>
+      </w:r>
+      <w:proofErr w:type="spellEnd"/>
+      <w:r>
+        <w:t>(</w:t>
+      </w:r>
+      <w:proofErr w:type="gramEnd"/>
+      <w:r>
+        <w:t>value: string): string {</w:t>
+      </w:r>
+    </w:p>
+    <w:p>
+      <w:pPr>
+        <w:pStyle w:val="NoSpacing"/>
+      </w:pPr>
+      <w:r>
+        <w:t xml:space="preserve">  return value;</w:t>
+      </w:r>
+    </w:p>
+    <w:p>
+      <w:pPr>
+        <w:pStyle w:val="NoSpacing"/>
+      </w:pPr>
+      <w:r>
+        <w:t>}</w:t>
+      </w:r>
+    </w:p>
+    <w:p>
+      <w:pPr>
+        <w:pStyle w:val="NoSpacing"/>
+      </w:pPr>
+    </w:p>
+    <w:p>
+      <w:pPr>
+        <w:pStyle w:val="NoSpacing"/>
+      </w:pPr>
+      <w:r>
+        <w:t xml:space="preserve">function </w:t>
+      </w:r>
+      <w:proofErr w:type="spellStart"/>
+      <w:proofErr w:type="gramStart"/>
+      <w:r>
+        <w:t>getNumber</w:t>
+      </w:r>
+      <w:proofErr w:type="spellEnd"/>
+      <w:r>
+        <w:t>(</w:t>
+      </w:r>
+      <w:proofErr w:type="gramEnd"/>
+      <w:r>
+        <w:t>value: number): number {</w:t>
+      </w:r>
+    </w:p>
+    <w:p>
+      <w:pPr>
+        <w:pStyle w:val="NoSpacing"/>
+      </w:pPr>
+      <w:r>
+        <w:t xml:space="preserve">  return value;</w:t>
+      </w:r>
+    </w:p>
+    <w:p>
+      <w:pPr>
+        <w:pStyle w:val="NoSpacing"/>
+      </w:pPr>
+      <w:r>
+        <w:t>}</w:t>
+      </w:r>
+    </w:p>
+    <w:p>
+      <w:pPr>
+        <w:pStyle w:val="NoSpacing"/>
+      </w:pPr>
+    </w:p>
+    <w:p>
+      <w:pPr>
+        <w:pStyle w:val="NoSpacing"/>
+      </w:pPr>
+      <w:r>
+        <w:t>Both functions perform the same operation. The only difference is the data type.</w:t>
+      </w:r>
+    </w:p>
+    <w:p>
+      <w:pPr>
+        <w:pStyle w:val="NoSpacing"/>
+      </w:pPr>
+      <w:r>
+        <w:t>Wouldn't it be better to write one function that supports both types?</w:t>
+      </w:r>
+    </w:p>
+    <w:p>
+      <w:pPr>
+        <w:pStyle w:val="NoSpacing"/>
+      </w:pPr>
+      <w:r>
+        <w:t>Yes! That is where generics come in.</w:t>
+      </w:r>
+    </w:p>
+    <w:p>
+      <w:pPr>
+        <w:pStyle w:val="NoSpacing"/>
+      </w:pPr>
+    </w:p>
+    <w:p>
+      <w:pPr>
+        <w:pStyle w:val="NoSpacing"/>
+        <w:rPr>
+          <w:b/>
+        </w:rPr>
+      </w:pPr>
+      <w:r>
+        <w:rPr>
+          <w:b/>
+        </w:rPr>
+        <w:t>Using a generic</w:t>
+      </w:r>
+    </w:p>
+    <w:p>
+      <w:pPr>
+        <w:pStyle w:val="NoSpacing"/>
+      </w:pPr>
+    </w:p>
+    <w:p>
+      <w:pPr>
+        <w:pStyle w:val="NoSpacing"/>
+      </w:pPr>
+      <w:r>
+        <w:t xml:space="preserve">function </w:t>
+      </w:r>
+      <w:proofErr w:type="spellStart"/>
+      <w:r>
+        <w:t>getValue</w:t>
+      </w:r>
+      <w:proofErr w:type="spellEnd"/>
+      <w:r>
+        <w:t>&lt;T</w:t>
+      </w:r>
+      <w:proofErr w:type="gramStart"/>
+      <w:r>
+        <w:t>&gt;(</w:t>
+      </w:r>
+      <w:proofErr w:type="gramEnd"/>
+      <w:r>
+        <w:t>value: T): T {</w:t>
+      </w:r>
+    </w:p>
+    <w:p>
+      <w:pPr>
+        <w:pStyle w:val="NoSpacing"/>
+      </w:pPr>
+      <w:r>
+        <w:t xml:space="preserve">  return value;</w:t>
+      </w:r>
+    </w:p>
+    <w:p>
+      <w:pPr>
+        <w:pStyle w:val="NoSpacing"/>
+      </w:pPr>
+      <w:r>
+        <w:t>}</w:t>
+      </w:r>
+    </w:p>
+    <w:p>
+      <w:pPr>
+        <w:pStyle w:val="NoSpacing"/>
+      </w:pPr>
+    </w:p>
+    <w:p>
+      <w:pPr>
+        <w:pStyle w:val="NoSpacing"/>
+      </w:pPr>
+      <w:r>
+        <w:t xml:space="preserve">const name = </w:t>
+      </w:r>
+      <w:proofErr w:type="spellStart"/>
+      <w:r>
+        <w:t>getValue</w:t>
+      </w:r>
+      <w:proofErr w:type="spellEnd"/>
+      <w:r>
+        <w:t>&lt;string&gt;("React");</w:t>
+      </w:r>
+    </w:p>
+    <w:p>
+      <w:pPr>
+        <w:pStyle w:val="NoSpacing"/>
+      </w:pPr>
+      <w:r>
+        <w:t xml:space="preserve">const age = </w:t>
+      </w:r>
+      <w:proofErr w:type="spellStart"/>
+      <w:r>
+        <w:t>getValue</w:t>
+      </w:r>
+      <w:proofErr w:type="spellEnd"/>
+      <w:r>
+        <w:t>&lt;number</w:t>
+      </w:r>
+      <w:proofErr w:type="gramStart"/>
+      <w:r>
+        <w:t>&gt;(</w:t>
+      </w:r>
+      <w:proofErr w:type="gramEnd"/>
+      <w:r>
+        <w:t>30);</w:t>
+      </w:r>
+    </w:p>
+    <w:p>
+      <w:pPr>
+        <w:pStyle w:val="NoSpacing"/>
+      </w:pPr>
+      <w:r>
+        <w:t xml:space="preserve">const </w:t>
+      </w:r>
+      <w:proofErr w:type="spellStart"/>
+      <w:r>
+        <w:t>isActive</w:t>
+      </w:r>
+      <w:proofErr w:type="spellEnd"/>
+      <w:r>
+        <w:t xml:space="preserve"> = </w:t>
+      </w:r>
+      <w:proofErr w:type="spellStart"/>
+      <w:r>
+        <w:t>getValue</w:t>
+      </w:r>
+      <w:proofErr w:type="spellEnd"/>
+      <w:r>
+        <w:t>&lt;</w:t>
+      </w:r>
+      <w:proofErr w:type="spellStart"/>
+      <w:r>
+        <w:t>boolean</w:t>
+      </w:r>
+      <w:proofErr w:type="spellEnd"/>
+      <w:r>
+        <w:t>&gt;(true);</w:t>
+      </w:r>
+    </w:p>
+    <w:p>
+      <w:pPr>
+        <w:pStyle w:val="NoSpacing"/>
+      </w:pPr>
+    </w:p>
+    <w:p>
+      <w:pPr>
+        <w:pStyle w:val="NoSpacing"/>
+      </w:pPr>
+      <w:r>
+        <w:t>Here is what each part means:</w:t>
+      </w:r>
+    </w:p>
+    <w:p>
+      <w:pPr>
+        <w:pStyle w:val="NoSpacing"/>
+        <w:numPr>
+          <w:ilvl w:val="0"/>
+          <w:numId w:val="9"/>
+        </w:numPr>
+      </w:pPr>
+      <w:r>
+        <w:rPr>
+          <w:rStyle w:val="HTMLCode"/>
+          <w:rFonts w:ascii="Times New Roman" w:eastAsiaTheme="minorHAnsi" w:hAnsi="Times New Roman" w:cstheme="minorBidi"/>
+          <w:sz w:val="24"/>
+          <w:szCs w:val="22"/>
+        </w:rPr>
+        <w:t>T</w:t>
+      </w:r>
+      <w:r>
+        <w:t xml:space="preserve"> is a type parameter — a placeholder for a type.</w:t>
+      </w:r>
+    </w:p>
+    <w:p>
+      <w:pPr>
+        <w:pStyle w:val="NoSpacing"/>
+        <w:numPr>
+          <w:ilvl w:val="0"/>
+          <w:numId w:val="9"/>
+        </w:numPr>
+      </w:pPr>
+      <w:r>
+        <w:rPr>
+          <w:rStyle w:val="HTMLCode"/>
+          <w:rFonts w:ascii="Times New Roman" w:eastAsiaTheme="minorHAnsi" w:hAnsi="Times New Roman" w:cstheme="minorBidi"/>
+          <w:sz w:val="24"/>
+          <w:szCs w:val="22"/>
+        </w:rPr>
+        <w:t>&lt;T&gt;</w:t>
+      </w:r>
+      <w:r>
+        <w:t xml:space="preserve"> declares that the function is generic.</w:t>
+      </w:r>
+    </w:p>
+    <w:p>
+      <w:pPr>
+        <w:pStyle w:val="NoSpacing"/>
+        <w:numPr>
+          <w:ilvl w:val="0"/>
+          <w:numId w:val="9"/>
+        </w:numPr>
+      </w:pPr>
+      <w:r>
+        <w:rPr>
+          <w:rStyle w:val="HTMLCode"/>
+          <w:rFonts w:ascii="Times New Roman" w:eastAsiaTheme="minorHAnsi" w:hAnsi="Times New Roman" w:cstheme="minorBidi"/>
+          <w:sz w:val="24"/>
+          <w:szCs w:val="22"/>
+        </w:rPr>
+        <w:t>value: T</w:t>
+      </w:r>
+      <w:r>
+        <w:t xml:space="preserve"> means the argument must match the selected type.</w:t>
+      </w:r>
+    </w:p>
+    <w:p>
+      <w:pPr>
+        <w:pStyle w:val="NoSpacing"/>
+        <w:numPr>
+          <w:ilvl w:val="0"/>
+          <w:numId w:val="9"/>
+        </w:numPr>
+      </w:pPr>
+      <w:r>
+        <w:rPr>
+          <w:rStyle w:val="HTMLCode"/>
+          <w:rFonts w:ascii="Times New Roman" w:eastAsiaTheme="minorHAnsi" w:hAnsi="Times New Roman" w:cstheme="minorBidi"/>
+          <w:sz w:val="24"/>
+          <w:szCs w:val="22"/>
+        </w:rPr>
+        <w:t>: T</w:t>
+      </w:r>
+      <w:r>
+        <w:t xml:space="preserve"> means the return value has that same type.</w:t>
+      </w:r>
+    </w:p>
+    <w:p>
+      <w:pPr>
+        <w:pStyle w:val="NoSpacing"/>
+      </w:pPr>
+    </w:p>
+    <w:p>
+      <w:pPr>
+        <w:pStyle w:val="NoSpacing"/>
+        <w:rPr>
+          <w:b/>
+        </w:rPr>
+      </w:pPr>
+      <w:r>
+        <w:rPr>
+          <w:b/>
+        </w:rPr>
+        <w:t>What happens if you pass the wrong type?</w:t>
+      </w:r>
+    </w:p>
+    <w:p>
+      <w:pPr>
+        <w:pStyle w:val="NoSpacing"/>
+        <w:rPr>
+          <w:b/>
+        </w:rPr>
+      </w:pPr>
+    </w:p>
+    <w:p>
+      <w:pPr>
+        <w:pStyle w:val="NoSpacing"/>
+      </w:pPr>
+      <w:r>
+        <w:t xml:space="preserve">const result = </w:t>
+      </w:r>
+      <w:proofErr w:type="spellStart"/>
+      <w:r>
+        <w:t>getValue</w:t>
+      </w:r>
+      <w:proofErr w:type="spellEnd"/>
+      <w:r>
+        <w:t>&lt;number</w:t>
+      </w:r>
+      <w:proofErr w:type="gramStart"/>
+      <w:r>
+        <w:t>&gt;(</w:t>
+      </w:r>
+      <w:proofErr w:type="gramEnd"/>
+      <w:r>
+        <w:t>100);</w:t>
+      </w:r>
+    </w:p>
+    <w:p>
+      <w:pPr>
+        <w:pStyle w:val="NoSpacing"/>
+      </w:pPr>
+    </w:p>
+    <w:p>
+      <w:pPr>
+        <w:pStyle w:val="NoSpacing"/>
+      </w:pPr>
+      <w:r>
+        <w:t>// TypeScript error</w:t>
+      </w:r>
+    </w:p>
+    <w:p>
+      <w:pPr>
+        <w:pStyle w:val="NoSpacing"/>
+      </w:pPr>
+      <w:r>
+        <w:t xml:space="preserve">const invalid = </w:t>
+      </w:r>
+      <w:proofErr w:type="spellStart"/>
+      <w:r>
+        <w:t>getValue</w:t>
+      </w:r>
+      <w:proofErr w:type="spellEnd"/>
+      <w:r>
+        <w:t>&lt;number&gt;("React");</w:t>
+      </w:r>
+    </w:p>
+    <w:p>
+      <w:pPr>
+        <w:pStyle w:val="NoSpacing"/>
+      </w:pPr>
+      <w:r>
+        <w:lastRenderedPageBreak/>
+        <w:t xml:space="preserve">TypeScript reports an error because </w:t>
+      </w:r>
+      <w:r>
+        <w:rPr>
+          <w:rStyle w:val="HTMLCode"/>
+          <w:rFonts w:ascii="Times New Roman" w:eastAsiaTheme="minorHAnsi" w:hAnsi="Times New Roman" w:cstheme="minorBidi"/>
+          <w:sz w:val="24"/>
+          <w:szCs w:val="22"/>
+        </w:rPr>
+        <w:t>"React"</w:t>
+      </w:r>
+      <w:r>
+        <w:t xml:space="preserve"> is a string, but the function was explicitly told to accept a number.</w:t>
+      </w:r>
+    </w:p>
+    <w:p>
+      <w:pPr>
+        <w:pStyle w:val="NoSpacing"/>
+      </w:pPr>
+      <w:r>
+        <w:rPr>
+          <w:b/>
+        </w:rPr>
+        <w:t>Important</w:t>
+      </w:r>
+      <w:r>
+        <w:t>: TypeScript checks types during development and compilation. Type annotations do not automatically validate data at runtime.</w:t>
+      </w:r>
+    </w:p>
+    <w:p>
+      <w:pPr>
+        <w:pStyle w:val="NoSpacing"/>
+      </w:pPr>
+    </w:p>
+    <w:p>
+      <w:pPr>
+        <w:pStyle w:val="NoSpacing"/>
+        <w:rPr>
+          <w:b/>
+        </w:rPr>
+      </w:pPr>
+      <w:r>
+        <w:rPr>
+          <w:b/>
+        </w:rPr>
+        <w:t xml:space="preserve">Do we always need to specify </w:t>
+      </w:r>
+      <w:r>
+        <w:rPr>
+          <w:rStyle w:val="HTMLCode"/>
+          <w:rFonts w:ascii="Times New Roman" w:eastAsiaTheme="minorHAnsi" w:hAnsi="Times New Roman" w:cstheme="minorBidi"/>
+          <w:b/>
+          <w:sz w:val="24"/>
+          <w:szCs w:val="22"/>
+        </w:rPr>
+        <w:t>&lt;T&gt;</w:t>
+      </w:r>
+      <w:r>
+        <w:rPr>
+          <w:b/>
+        </w:rPr>
+        <w:t>?</w:t>
+      </w:r>
+    </w:p>
+    <w:p>
+      <w:pPr>
+        <w:pStyle w:val="NoSpacing"/>
+      </w:pPr>
+      <w:r>
+        <w:t>No. TypeScript can often infer the type from the argument.</w:t>
+      </w:r>
+      <w:r>
+        <w:br/>
+      </w:r>
+    </w:p>
+    <w:p>
+      <w:pPr>
+        <w:pStyle w:val="NoSpacing"/>
+      </w:pPr>
+      <w:r>
+        <w:t xml:space="preserve">TypeScript infers </w:t>
+      </w:r>
+      <w:r>
+        <w:rPr>
+          <w:rStyle w:val="HTMLCode"/>
+          <w:rFonts w:ascii="Times New Roman" w:eastAsiaTheme="minorHAnsi" w:hAnsi="Times New Roman" w:cstheme="minorBidi"/>
+          <w:sz w:val="24"/>
+          <w:szCs w:val="22"/>
+        </w:rPr>
+        <w:t>string</w:t>
+      </w:r>
+      <w:r>
+        <w:t xml:space="preserve"> for </w:t>
+      </w:r>
+      <w:r>
+        <w:rPr>
+          <w:rStyle w:val="HTMLCode"/>
+          <w:rFonts w:ascii="Times New Roman" w:eastAsiaTheme="minorHAnsi" w:hAnsi="Times New Roman" w:cstheme="minorBidi"/>
+          <w:sz w:val="24"/>
+          <w:szCs w:val="22"/>
+        </w:rPr>
+        <w:t>name</w:t>
+      </w:r>
+      <w:r>
+        <w:t xml:space="preserve"> and </w:t>
+      </w:r>
+      <w:r>
+        <w:rPr>
+          <w:rStyle w:val="HTMLCode"/>
+          <w:rFonts w:ascii="Times New Roman" w:eastAsiaTheme="minorHAnsi" w:hAnsi="Times New Roman" w:cstheme="minorBidi"/>
+          <w:sz w:val="24"/>
+          <w:szCs w:val="22"/>
+        </w:rPr>
+        <w:t>number</w:t>
+      </w:r>
+      <w:r>
+        <w:t xml:space="preserve"> for </w:t>
+      </w:r>
+      <w:r>
+        <w:rPr>
+          <w:rStyle w:val="HTMLCode"/>
+          <w:rFonts w:ascii="Times New Roman" w:eastAsiaTheme="minorHAnsi" w:hAnsi="Times New Roman" w:cstheme="minorBidi"/>
+          <w:sz w:val="24"/>
+          <w:szCs w:val="22"/>
+        </w:rPr>
+        <w:t>age</w:t>
+      </w:r>
+      <w:r>
+        <w:t>.</w:t>
+      </w:r>
+    </w:p>
+    <w:p>
+      <w:pPr>
+        <w:pStyle w:val="NoSpacing"/>
+      </w:pPr>
+      <w:r>
+        <w:t>This is generally the cleaner approach when inference is sufficient.</w:t>
+      </w:r>
+    </w:p>
+    <w:p>
+      <w:pPr>
+        <w:pStyle w:val="NoSpacing"/>
+      </w:pPr>
+    </w:p>
+    <w:p>
+      <w:pPr>
+        <w:pStyle w:val="NoSpacing"/>
+        <w:rPr>
+          <w:b/>
+        </w:rPr>
+      </w:pPr>
+      <w:r>
+        <w:rPr>
+          <w:b/>
+        </w:rPr>
+        <w:t>Generic for single value</w:t>
+      </w:r>
+    </w:p>
+    <w:p>
+      <w:pPr>
+        <w:pStyle w:val="NoSpacing"/>
+      </w:pPr>
+      <w:r>
+        <w:t xml:space="preserve">const </w:t>
+      </w:r>
+      <w:proofErr w:type="spellStart"/>
+      <w:r>
+        <w:t>getData</w:t>
+      </w:r>
+      <w:proofErr w:type="spellEnd"/>
+      <w:r>
+        <w:t xml:space="preserve"> = &lt;T,</w:t>
+      </w:r>
+      <w:proofErr w:type="gramStart"/>
+      <w:r>
+        <w:t>&gt;(</w:t>
+      </w:r>
+      <w:proofErr w:type="gramEnd"/>
+      <w:r>
+        <w:t>value : T) : T =&gt; {</w:t>
+      </w:r>
+    </w:p>
+    <w:p>
+      <w:pPr>
+        <w:pStyle w:val="NoSpacing"/>
+      </w:pPr>
+      <w:r>
+        <w:t xml:space="preserve">    return value</w:t>
+      </w:r>
+    </w:p>
+    <w:p>
+      <w:pPr>
+        <w:pStyle w:val="NoSpacing"/>
+      </w:pPr>
+      <w:r>
+        <w:t>}</w:t>
+      </w:r>
+    </w:p>
+    <w:p>
+      <w:pPr>
+        <w:pStyle w:val="NoSpacing"/>
+      </w:pPr>
+    </w:p>
+    <w:p>
+      <w:pPr>
+        <w:pStyle w:val="NoSpacing"/>
+      </w:pPr>
+      <w:r>
+        <w:t>console.log(</w:t>
+      </w:r>
+      <w:proofErr w:type="spellStart"/>
+      <w:proofErr w:type="gramStart"/>
+      <w:r>
+        <w:t>getData</w:t>
+      </w:r>
+      <w:proofErr w:type="spellEnd"/>
+      <w:r>
+        <w:t>(</w:t>
+      </w:r>
+      <w:proofErr w:type="gramEnd"/>
+      <w:r>
+        <w:t>[1,2,3]))</w:t>
+      </w:r>
+    </w:p>
+    <w:p>
+      <w:pPr>
+        <w:pStyle w:val="NoSpacing"/>
+      </w:pPr>
+    </w:p>
+    <w:p>
+      <w:pPr>
+        <w:pStyle w:val="NoSpacing"/>
+      </w:pPr>
+      <w:r>
+        <w:rPr>
+          <w:b/>
+        </w:rPr>
+        <w:t>Generic for multiple value</w:t>
+      </w:r>
+    </w:p>
+    <w:p>
+      <w:pPr>
+        <w:pStyle w:val="NoSpacing"/>
+      </w:pPr>
+      <w:r>
+        <w:t xml:space="preserve">const </w:t>
+      </w:r>
+      <w:proofErr w:type="spellStart"/>
+      <w:r>
+        <w:t>getInputs</w:t>
+      </w:r>
+      <w:proofErr w:type="spellEnd"/>
+      <w:r>
+        <w:t xml:space="preserve"> = &lt;T,</w:t>
+      </w:r>
+      <w:proofErr w:type="gramStart"/>
+      <w:r>
+        <w:t>&gt;(</w:t>
+      </w:r>
+      <w:proofErr w:type="gramEnd"/>
+      <w:r>
+        <w:t>...values: T[]): T[] =&gt; {</w:t>
+      </w:r>
+    </w:p>
+    <w:p>
+      <w:pPr>
+        <w:pStyle w:val="NoSpacing"/>
+      </w:pPr>
+      <w:r>
+        <w:t xml:space="preserve">  return values;</w:t>
+      </w:r>
+    </w:p>
+    <w:p>
+      <w:pPr>
+        <w:pStyle w:val="NoSpacing"/>
+      </w:pPr>
+      <w:r>
+        <w:t>};</w:t>
+      </w:r>
+    </w:p>
+    <w:p>
+      <w:pPr>
+        <w:pStyle w:val="NoSpacing"/>
+      </w:pPr>
+    </w:p>
+    <w:p>
+      <w:pPr>
+        <w:pStyle w:val="NoSpacing"/>
+      </w:pPr>
+      <w:r>
+        <w:t>console.log(</w:t>
+      </w:r>
+      <w:proofErr w:type="spellStart"/>
+      <w:r>
+        <w:t>getInputs</w:t>
+      </w:r>
+      <w:proofErr w:type="spellEnd"/>
+      <w:r>
+        <w:t>&lt;number</w:t>
+      </w:r>
+      <w:proofErr w:type="gramStart"/>
+      <w:r>
+        <w:t>&gt;(</w:t>
+      </w:r>
+      <w:proofErr w:type="gramEnd"/>
+      <w:r>
+        <w:t>10, 20, 30));</w:t>
+      </w:r>
+    </w:p>
+    <w:p>
+      <w:pPr>
+        <w:pStyle w:val="NoSpacing"/>
+      </w:pPr>
+      <w:r>
+        <w:t>// [10, 20, 30]</w:t>
+      </w:r>
+    </w:p>
+    <w:p>
+      <w:pPr>
+        <w:pStyle w:val="NoSpacing"/>
+      </w:pPr>
+    </w:p>
+    <w:p>
+      <w:pPr>
+        <w:pStyle w:val="NoSpacing"/>
+      </w:pPr>
+      <w:r>
+        <w:t>console.log(</w:t>
+      </w:r>
+      <w:proofErr w:type="spellStart"/>
+      <w:r>
+        <w:t>getInputs</w:t>
+      </w:r>
+      <w:proofErr w:type="spellEnd"/>
+      <w:r>
+        <w:t>&lt;string</w:t>
+      </w:r>
+      <w:proofErr w:type="gramStart"/>
+      <w:r>
+        <w:t>&gt;(</w:t>
+      </w:r>
+      <w:proofErr w:type="gramEnd"/>
+      <w:r>
+        <w:t>"React", "TypeScript"));</w:t>
+      </w:r>
+    </w:p>
+    <w:p>
+      <w:pPr>
+        <w:pStyle w:val="NoSpacing"/>
+      </w:pPr>
+      <w:r>
+        <w:t>// ["React", "TypeScript"]</w:t>
+      </w:r>
+    </w:p>
+    <w:p>
+      <w:pPr>
+        <w:pStyle w:val="NoSpacing"/>
+      </w:pPr>
+    </w:p>
+    <w:p>
+      <w:pPr>
+        <w:pStyle w:val="NoSpacing"/>
+        <w:rPr>
+          <w:b/>
+        </w:rPr>
+      </w:pPr>
+      <w:r>
+        <w:rPr>
+          <w:b/>
+        </w:rPr>
+        <w:t>Why do we need Generics in React?</w:t>
+      </w:r>
+    </w:p>
+    <w:p>
+      <w:pPr>
+        <w:pStyle w:val="NoSpacing"/>
+      </w:pPr>
+      <w:r>
+        <w:t>In React applications, generics are useful when you build:</w:t>
+      </w:r>
+    </w:p>
+    <w:p>
+      <w:pPr>
+        <w:pStyle w:val="NoSpacing"/>
+        <w:numPr>
+          <w:ilvl w:val="0"/>
+          <w:numId w:val="11"/>
+        </w:numPr>
+      </w:pPr>
+      <w:r>
+        <w:t>Reusable UI components.</w:t>
+      </w:r>
+    </w:p>
+    <w:p>
+      <w:pPr>
+        <w:pStyle w:val="NoSpacing"/>
+        <w:numPr>
+          <w:ilvl w:val="0"/>
+          <w:numId w:val="11"/>
+        </w:numPr>
+      </w:pPr>
+      <w:r>
+        <w:t>Custom hooks.</w:t>
+      </w:r>
+    </w:p>
+    <w:p>
+      <w:pPr>
+        <w:pStyle w:val="NoSpacing"/>
+        <w:numPr>
+          <w:ilvl w:val="0"/>
+          <w:numId w:val="11"/>
+        </w:numPr>
+      </w:pPr>
+      <w:r>
+        <w:t>API response handlers.</w:t>
+      </w:r>
+    </w:p>
+    <w:p>
+      <w:pPr>
+        <w:pStyle w:val="NoSpacing"/>
+        <w:numPr>
+          <w:ilvl w:val="0"/>
+          <w:numId w:val="11"/>
+        </w:numPr>
+      </w:pPr>
+      <w:r>
+        <w:t>Dropdowns, tables, and lists.</w:t>
+      </w:r>
+    </w:p>
+    <w:p>
+      <w:pPr>
+        <w:pStyle w:val="NoSpacing"/>
+        <w:numPr>
+          <w:ilvl w:val="0"/>
+          <w:numId w:val="11"/>
+        </w:numPr>
+      </w:pPr>
+      <w:r>
+        <w:t>Generic form components.</w:t>
+      </w:r>
+    </w:p>
+    <w:p>
+      <w:pPr>
+        <w:pStyle w:val="NoSpacing"/>
+        <w:numPr>
+          <w:ilvl w:val="0"/>
+          <w:numId w:val="11"/>
+        </w:numPr>
+      </w:pPr>
+      <w:r>
+        <w:t>Type-safe data utilities.</w:t>
+      </w:r>
+    </w:p>
+    <w:p>
+      <w:pPr>
+        <w:pStyle w:val="NoSpacing"/>
+      </w:pPr>
+    </w:p>
+    <w:p>
+      <w:pPr>
+        <w:pStyle w:val="NoSpacing"/>
+        <w:rPr>
+          <w:b/>
+        </w:rPr>
+      </w:pPr>
+      <w:proofErr w:type="spellStart"/>
+      <w:r>
+        <w:rPr>
+          <w:b/>
+        </w:rPr>
+        <w:t>Exampes</w:t>
+      </w:r>
+      <w:proofErr w:type="spellEnd"/>
+    </w:p>
+    <w:p>
+      <w:pPr>
+        <w:pStyle w:val="NoSpacing"/>
+        <w:numPr>
+          <w:ilvl w:val="0"/>
+          <w:numId w:val="12"/>
+        </w:numPr>
+      </w:pPr>
+      <w:r>
+        <w:rPr>
+          <w:rStyle w:val="HTMLCode"/>
+          <w:rFonts w:ascii="Times New Roman" w:eastAsiaTheme="minorHAnsi" w:hAnsi="Times New Roman" w:cstheme="minorBidi"/>
+          <w:sz w:val="24"/>
+          <w:szCs w:val="22"/>
+        </w:rPr>
+        <w:t xml:space="preserve">const [value, </w:t>
+      </w:r>
+      <w:proofErr w:type="spellStart"/>
+      <w:r>
+        <w:rPr>
+          <w:rStyle w:val="HTMLCode"/>
+          <w:rFonts w:ascii="Times New Roman" w:eastAsiaTheme="minorHAnsi" w:hAnsi="Times New Roman" w:cstheme="minorBidi"/>
+          <w:sz w:val="24"/>
+          <w:szCs w:val="22"/>
+        </w:rPr>
+        <w:t>setValue</w:t>
+      </w:r>
+      <w:proofErr w:type="spellEnd"/>
+      <w:r>
+        <w:rPr>
+          <w:rStyle w:val="HTMLCode"/>
+          <w:rFonts w:ascii="Times New Roman" w:eastAsiaTheme="minorHAnsi" w:hAnsi="Times New Roman" w:cstheme="minorBidi"/>
+          <w:sz w:val="24"/>
+          <w:szCs w:val="22"/>
+        </w:rPr>
+        <w:t xml:space="preserve">] = </w:t>
+      </w:r>
+      <w:proofErr w:type="spellStart"/>
+      <w:r>
+        <w:rPr>
+          <w:rStyle w:val="HTMLCode"/>
+          <w:rFonts w:ascii="Times New Roman" w:eastAsiaTheme="minorHAnsi" w:hAnsi="Times New Roman" w:cstheme="minorBidi"/>
+          <w:sz w:val="24"/>
+          <w:szCs w:val="22"/>
+        </w:rPr>
+        <w:t>useState</w:t>
+      </w:r>
+      <w:proofErr w:type="spellEnd"/>
+      <w:r>
+        <w:rPr>
+          <w:rStyle w:val="HTMLCode"/>
+          <w:rFonts w:ascii="Times New Roman" w:eastAsiaTheme="minorHAnsi" w:hAnsi="Times New Roman" w:cstheme="minorBidi"/>
+          <w:sz w:val="24"/>
+          <w:szCs w:val="22"/>
+        </w:rPr>
+        <w:t>&lt;T&gt;(</w:t>
+      </w:r>
+      <w:proofErr w:type="spellStart"/>
+      <w:r>
+        <w:rPr>
+          <w:rStyle w:val="HTMLCode"/>
+          <w:rFonts w:ascii="Times New Roman" w:eastAsiaTheme="minorHAnsi" w:hAnsi="Times New Roman" w:cstheme="minorBidi"/>
+          <w:sz w:val="24"/>
+          <w:szCs w:val="22"/>
+        </w:rPr>
+        <w:t>initialValue</w:t>
+      </w:r>
+      <w:proofErr w:type="spellEnd"/>
+      <w:r>
+        <w:rPr>
+          <w:rStyle w:val="HTMLCode"/>
+          <w:rFonts w:ascii="Times New Roman" w:eastAsiaTheme="minorHAnsi" w:hAnsi="Times New Roman" w:cstheme="minorBidi"/>
+          <w:sz w:val="24"/>
+          <w:szCs w:val="22"/>
+        </w:rPr>
+        <w:t>);</w:t>
+      </w:r>
+    </w:p>
+    <w:p>
+      <w:pPr>
+        <w:pStyle w:val="NoSpacing"/>
+        <w:numPr>
+          <w:ilvl w:val="0"/>
+          <w:numId w:val="12"/>
+        </w:numPr>
+      </w:pPr>
+      <w:r>
+        <w:rPr>
+          <w:rStyle w:val="HTMLCode"/>
+          <w:rFonts w:ascii="Times New Roman" w:eastAsiaTheme="minorHAnsi" w:hAnsi="Times New Roman" w:cstheme="minorBidi"/>
+          <w:sz w:val="24"/>
+          <w:szCs w:val="22"/>
+        </w:rPr>
+        <w:t xml:space="preserve">const toggle = </w:t>
+      </w:r>
+      <w:proofErr w:type="spellStart"/>
+      <w:r>
+        <w:rPr>
+          <w:rStyle w:val="HTMLCode"/>
+          <w:rFonts w:ascii="Times New Roman" w:eastAsiaTheme="minorHAnsi" w:hAnsi="Times New Roman" w:cstheme="minorBidi"/>
+          <w:sz w:val="24"/>
+          <w:szCs w:val="22"/>
+        </w:rPr>
+        <w:t>useToggleState</w:t>
+      </w:r>
+      <w:proofErr w:type="spellEnd"/>
+      <w:r>
+        <w:rPr>
+          <w:rStyle w:val="HTMLCode"/>
+          <w:rFonts w:ascii="Times New Roman" w:eastAsiaTheme="minorHAnsi" w:hAnsi="Times New Roman" w:cstheme="minorBidi"/>
+          <w:sz w:val="24"/>
+          <w:szCs w:val="22"/>
+        </w:rPr>
+        <w:t>&lt;</w:t>
+      </w:r>
+      <w:proofErr w:type="spellStart"/>
+      <w:r>
+        <w:rPr>
+          <w:rStyle w:val="HTMLCode"/>
+          <w:rFonts w:ascii="Times New Roman" w:eastAsiaTheme="minorHAnsi" w:hAnsi="Times New Roman" w:cstheme="minorBidi"/>
+          <w:sz w:val="24"/>
+          <w:szCs w:val="22"/>
+        </w:rPr>
+        <w:t>boolean</w:t>
+      </w:r>
+      <w:proofErr w:type="spellEnd"/>
+      <w:r>
+        <w:rPr>
+          <w:rStyle w:val="HTMLCode"/>
+          <w:rFonts w:ascii="Times New Roman" w:eastAsiaTheme="minorHAnsi" w:hAnsi="Times New Roman" w:cstheme="minorBidi"/>
+          <w:sz w:val="24"/>
+          <w:szCs w:val="22"/>
+        </w:rPr>
+        <w:t>&gt;(false);</w:t>
+      </w:r>
+    </w:p>
+    <w:p>
+      <w:pPr>
+        <w:pStyle w:val="NoSpacing"/>
+      </w:pPr>
+    </w:p>
+    <w:p>
+      <w:pPr>
+        <w:pStyle w:val="NoSpacing"/>
+        <w:rPr>
+          <w:b/>
+        </w:rPr>
+      </w:pPr>
+      <w:r>
+        <w:rPr>
+          <w:b/>
+        </w:rPr>
+        <w:t>Using multiple generic parameters</w:t>
+      </w:r>
+    </w:p>
+    <w:p>
+      <w:pPr>
+        <w:pStyle w:val="NoSpacing"/>
+      </w:pPr>
+      <w:r>
+        <w:t>You are not limited to one generic parameter.</w:t>
+      </w:r>
+    </w:p>
+    <w:p>
+      <w:pPr>
+        <w:pStyle w:val="NoSpacing"/>
+        <w:rPr>
+          <w:rStyle w:val="HTMLCode"/>
+          <w:rFonts w:ascii="Times New Roman" w:eastAsiaTheme="minorHAnsi" w:hAnsi="Times New Roman" w:cstheme="minorBidi"/>
+          <w:sz w:val="24"/>
+          <w:szCs w:val="22"/>
+        </w:rPr>
+      </w:pPr>
+      <w:r>
+        <w:rPr>
+          <w:rStyle w:val="HTMLCode"/>
+          <w:rFonts w:ascii="Times New Roman" w:eastAsiaTheme="minorHAnsi" w:hAnsi="Times New Roman" w:cstheme="minorBidi"/>
+          <w:sz w:val="24"/>
+          <w:szCs w:val="22"/>
+        </w:rPr>
+        <w:t>function pair&lt;T, U</w:t>
+      </w:r>
+      <w:proofErr w:type="gramStart"/>
+      <w:r>
+        <w:rPr>
+          <w:rStyle w:val="HTMLCode"/>
+          <w:rFonts w:ascii="Times New Roman" w:eastAsiaTheme="minorHAnsi" w:hAnsi="Times New Roman" w:cstheme="minorBidi"/>
+          <w:sz w:val="24"/>
+          <w:szCs w:val="22"/>
+        </w:rPr>
+        <w:t>&gt;(</w:t>
+      </w:r>
+      <w:proofErr w:type="gramEnd"/>
+      <w:r>
+        <w:rPr>
+          <w:rStyle w:val="HTMLCode"/>
+          <w:rFonts w:ascii="Times New Roman" w:eastAsiaTheme="minorHAnsi" w:hAnsi="Times New Roman" w:cstheme="minorBidi"/>
+          <w:sz w:val="24"/>
+          <w:szCs w:val="22"/>
+        </w:rPr>
+        <w:t>first: T, second: U) {</w:t>
+      </w:r>
+    </w:p>
+    <w:p>
+      <w:pPr>
+        <w:pStyle w:val="NoSpacing"/>
+        <w:rPr>
+          <w:rStyle w:val="HTMLCode"/>
+          <w:rFonts w:ascii="Times New Roman" w:eastAsiaTheme="minorHAnsi" w:hAnsi="Times New Roman" w:cstheme="minorBidi"/>
+          <w:sz w:val="24"/>
+          <w:szCs w:val="22"/>
+        </w:rPr>
+      </w:pPr>
+      <w:r>
+        <w:rPr>
+          <w:rStyle w:val="HTMLCode"/>
+          <w:rFonts w:ascii="Times New Roman" w:eastAsiaTheme="minorHAnsi" w:hAnsi="Times New Roman" w:cstheme="minorBidi"/>
+          <w:sz w:val="24"/>
+          <w:szCs w:val="22"/>
+        </w:rPr>
+        <w:t xml:space="preserve">  return </w:t>
+      </w:r>
+      <w:proofErr w:type="gramStart"/>
+      <w:r>
+        <w:rPr>
+          <w:rStyle w:val="HTMLCode"/>
+          <w:rFonts w:ascii="Times New Roman" w:eastAsiaTheme="minorHAnsi" w:hAnsi="Times New Roman" w:cstheme="minorBidi"/>
+          <w:sz w:val="24"/>
+          <w:szCs w:val="22"/>
+        </w:rPr>
+        <w:t>{ first</w:t>
+      </w:r>
+      <w:proofErr w:type="gramEnd"/>
+      <w:r>
+        <w:rPr>
+          <w:rStyle w:val="HTMLCode"/>
+          <w:rFonts w:ascii="Times New Roman" w:eastAsiaTheme="minorHAnsi" w:hAnsi="Times New Roman" w:cstheme="minorBidi"/>
+          <w:sz w:val="24"/>
+          <w:szCs w:val="22"/>
+        </w:rPr>
+        <w:t>, second };</w:t>
+      </w:r>
+    </w:p>
+    <w:p>
+      <w:pPr>
+        <w:pStyle w:val="NoSpacing"/>
+        <w:rPr>
+          <w:rStyle w:val="HTMLCode"/>
+          <w:rFonts w:ascii="Times New Roman" w:eastAsiaTheme="minorHAnsi" w:hAnsi="Times New Roman" w:cstheme="minorBidi"/>
+          <w:sz w:val="24"/>
+          <w:szCs w:val="22"/>
+        </w:rPr>
+      </w:pPr>
+      <w:r>
+        <w:rPr>
+          <w:rStyle w:val="HTMLCode"/>
+          <w:rFonts w:ascii="Times New Roman" w:eastAsiaTheme="minorHAnsi" w:hAnsi="Times New Roman" w:cstheme="minorBidi"/>
+          <w:sz w:val="24"/>
+          <w:szCs w:val="22"/>
+        </w:rPr>
+        <w:t>}</w:t>
+      </w:r>
+    </w:p>
+    <w:p>
+      <w:pPr>
+        <w:pStyle w:val="NoSpacing"/>
+        <w:rPr>
+          <w:rStyle w:val="HTMLCode"/>
+          <w:rFonts w:ascii="Times New Roman" w:eastAsiaTheme="minorHAnsi" w:hAnsi="Times New Roman" w:cstheme="minorBidi"/>
+          <w:sz w:val="24"/>
+          <w:szCs w:val="22"/>
+        </w:rPr>
+      </w:pPr>
+    </w:p>
+    <w:p>
+      <w:pPr>
+        <w:pStyle w:val="NoSpacing"/>
+      </w:pPr>
+      <w:r>
+        <w:rPr>
+          <w:rStyle w:val="HTMLCode"/>
+          <w:rFonts w:ascii="Times New Roman" w:eastAsiaTheme="minorHAnsi" w:hAnsi="Times New Roman" w:cstheme="minorBidi"/>
+          <w:sz w:val="24"/>
+          <w:szCs w:val="22"/>
+        </w:rPr>
+        <w:t xml:space="preserve">const result = </w:t>
+      </w:r>
+      <w:proofErr w:type="gramStart"/>
+      <w:r>
+        <w:rPr>
+          <w:rStyle w:val="HTMLCode"/>
+          <w:rFonts w:ascii="Times New Roman" w:eastAsiaTheme="minorHAnsi" w:hAnsi="Times New Roman" w:cstheme="minorBidi"/>
+          <w:sz w:val="24"/>
+          <w:szCs w:val="22"/>
+        </w:rPr>
+        <w:t>pair(</w:t>
+      </w:r>
+      <w:proofErr w:type="gramEnd"/>
+      <w:r>
+        <w:rPr>
+          <w:rStyle w:val="HTMLCode"/>
+          <w:rFonts w:ascii="Times New Roman" w:eastAsiaTheme="minorHAnsi" w:hAnsi="Times New Roman" w:cstheme="minorBidi"/>
+          <w:sz w:val="24"/>
+          <w:szCs w:val="22"/>
+        </w:rPr>
+        <w:t>"React", 100);</w:t>
+      </w:r>
+    </w:p>
+    <w:p>
+      <w:pPr>
+        <w:pStyle w:val="NoSpacing"/>
+        <w:rPr>
+          <w:b/>
+        </w:rPr>
+      </w:pPr>
+    </w:p>
+    <w:p>
+      <w:pPr>
+        <w:pStyle w:val="NoSpacing"/>
+        <w:rPr>
+          <w:b/>
+        </w:rPr>
+      </w:pPr>
+      <w:r>
+        <w:rPr>
+          <w:b/>
+        </w:rPr>
+        <w:lastRenderedPageBreak/>
+        <w:t>Generics for API responses Example</w:t>
+      </w:r>
+    </w:p>
+    <w:p>
+      <w:pPr>
+        <w:pStyle w:val="NoSpacing"/>
+      </w:pPr>
+    </w:p>
+    <w:p>
+      <w:pPr>
+        <w:pStyle w:val="NoSpacing"/>
+      </w:pPr>
+      <w:r>
+        <w:t>In real-world React applications, API responses may contain users, products, orders, or other data.</w:t>
+      </w:r>
+    </w:p>
+    <w:p>
+      <w:pPr>
+        <w:pStyle w:val="NoSpacing"/>
+      </w:pPr>
+      <w:r>
+        <w:t>Instead of creating a separate response structure for every API, you can define a generic response type</w:t>
+      </w:r>
+    </w:p>
+    <w:p>
+      <w:pPr>
+        <w:pStyle w:val="NoSpacing"/>
+      </w:pPr>
+    </w:p>
+    <w:p>
+      <w:pPr>
+        <w:pStyle w:val="NoSpacing"/>
+      </w:pPr>
+      <w:r>
+        <w:t xml:space="preserve">type </w:t>
+      </w:r>
+      <w:proofErr w:type="spellStart"/>
+      <w:r>
+        <w:t>ApiResponse</w:t>
+      </w:r>
+      <w:proofErr w:type="spellEnd"/>
+      <w:r>
+        <w:t>&lt;T&gt; = {</w:t>
+      </w:r>
+    </w:p>
+    <w:p>
+      <w:pPr>
+        <w:pStyle w:val="NoSpacing"/>
+      </w:pPr>
+      <w:r>
+        <w:t xml:space="preserve">  data: T;</w:t>
+      </w:r>
+    </w:p>
+    <w:p>
+      <w:pPr>
+        <w:pStyle w:val="NoSpacing"/>
+      </w:pPr>
+      <w:r>
+        <w:t xml:space="preserve">  message: string;</w:t>
+      </w:r>
+    </w:p>
+    <w:p>
+      <w:pPr>
+        <w:pStyle w:val="NoSpacing"/>
+      </w:pPr>
+      <w:r>
+        <w:t xml:space="preserve">  success: </w:t>
+      </w:r>
+      <w:proofErr w:type="spellStart"/>
+      <w:r>
+        <w:t>boolean</w:t>
+      </w:r>
+      <w:proofErr w:type="spellEnd"/>
+      <w:r>
+        <w:t>;</w:t>
+      </w:r>
+    </w:p>
+    <w:p>
+      <w:pPr>
+        <w:pStyle w:val="NoSpacing"/>
+      </w:pPr>
+      <w:r>
+        <w:t>};</w:t>
+      </w:r>
+    </w:p>
+    <w:p>
+      <w:pPr>
+        <w:pStyle w:val="NoSpacing"/>
+      </w:pPr>
+    </w:p>
+    <w:p>
+      <w:pPr>
+        <w:pStyle w:val="NoSpacing"/>
+      </w:pPr>
+      <w:r>
+        <w:t>type User = {</w:t>
+      </w:r>
+    </w:p>
+    <w:p>
+      <w:pPr>
+        <w:pStyle w:val="NoSpacing"/>
+      </w:pPr>
+      <w:r>
+        <w:t xml:space="preserve">  id: number;</w:t>
+      </w:r>
+    </w:p>
+    <w:p>
+      <w:pPr>
+        <w:pStyle w:val="NoSpacing"/>
+      </w:pPr>
+      <w:r>
+        <w:t xml:space="preserve">  name: string;</w:t>
+      </w:r>
+    </w:p>
+    <w:p>
+      <w:pPr>
+        <w:pStyle w:val="NoSpacing"/>
+      </w:pPr>
+      <w:r>
+        <w:t>};</w:t>
+      </w:r>
+    </w:p>
+    <w:p>
+      <w:pPr>
+        <w:pStyle w:val="NoSpacing"/>
+      </w:pPr>
+    </w:p>
+    <w:p>
+      <w:pPr>
+        <w:pStyle w:val="NoSpacing"/>
+      </w:pPr>
+      <w:r>
+        <w:t>type Product = {</w:t>
+      </w:r>
+    </w:p>
+    <w:p>
+      <w:pPr>
+        <w:pStyle w:val="NoSpacing"/>
+      </w:pPr>
+      <w:r>
+        <w:t xml:space="preserve">  id: number;</w:t>
+      </w:r>
+    </w:p>
+    <w:p>
+      <w:pPr>
+        <w:pStyle w:val="NoSpacing"/>
+      </w:pPr>
+      <w:r>
+        <w:t xml:space="preserve">  price: number;</w:t>
+      </w:r>
+    </w:p>
+    <w:p>
+      <w:pPr>
+        <w:pStyle w:val="NoSpacing"/>
+      </w:pPr>
+      <w:r>
+        <w:t>};</w:t>
+      </w:r>
+    </w:p>
+    <w:p>
+      <w:pPr>
+        <w:pStyle w:val="NoSpacing"/>
+      </w:pPr>
+    </w:p>
+    <w:p>
+      <w:pPr>
+        <w:pStyle w:val="NoSpacing"/>
+      </w:pPr>
+      <w:r>
+        <w:t xml:space="preserve">const </w:t>
+      </w:r>
+      <w:proofErr w:type="spellStart"/>
+      <w:r>
+        <w:t>userResponse</w:t>
+      </w:r>
+      <w:proofErr w:type="spellEnd"/>
+      <w:r>
+        <w:t xml:space="preserve">: </w:t>
+      </w:r>
+      <w:proofErr w:type="spellStart"/>
+      <w:r>
+        <w:t>ApiResponse</w:t>
+      </w:r>
+      <w:proofErr w:type="spellEnd"/>
+      <w:r>
+        <w:t>&lt;User&gt; = {</w:t>
+      </w:r>
+    </w:p>
+    <w:p>
+      <w:pPr>
+        <w:pStyle w:val="NoSpacing"/>
+      </w:pPr>
+      <w:r>
+        <w:t xml:space="preserve">  data: {</w:t>
+      </w:r>
+    </w:p>
+    <w:p>
+      <w:pPr>
+        <w:pStyle w:val="NoSpacing"/>
+      </w:pPr>
+      <w:r>
+        <w:t xml:space="preserve">    id: 1,</w:t>
+      </w:r>
+    </w:p>
+    <w:p>
+      <w:pPr>
+        <w:pStyle w:val="NoSpacing"/>
+      </w:pPr>
+      <w:r>
+        <w:t xml:space="preserve">    name: "Rahul",</w:t>
+      </w:r>
+    </w:p>
+    <w:p>
+      <w:pPr>
+        <w:pStyle w:val="NoSpacing"/>
+      </w:pPr>
+      <w:r>
+        <w:t xml:space="preserve">  },</w:t>
+      </w:r>
+    </w:p>
+    <w:p>
+      <w:pPr>
+        <w:pStyle w:val="NoSpacing"/>
+      </w:pPr>
+      <w:r>
+        <w:t xml:space="preserve">  message: "User fetched successfully",</w:t>
+      </w:r>
+    </w:p>
+    <w:p>
+      <w:pPr>
+        <w:pStyle w:val="NoSpacing"/>
+      </w:pPr>
+      <w:r>
+        <w:t xml:space="preserve">  success: true,</w:t>
+      </w:r>
+    </w:p>
+    <w:p>
+      <w:pPr>
+        <w:pStyle w:val="NoSpacing"/>
+      </w:pPr>
+      <w:r>
+        <w:t>};</w:t>
+      </w:r>
+    </w:p>
+    <w:p>
+      <w:pPr>
+        <w:pStyle w:val="NoSpacing"/>
+      </w:pPr>
+    </w:p>
+    <w:p>
+      <w:pPr>
+        <w:pStyle w:val="NoSpacing"/>
+      </w:pPr>
+      <w:r>
+        <w:t xml:space="preserve">const </w:t>
+      </w:r>
+      <w:proofErr w:type="spellStart"/>
+      <w:r>
+        <w:t>productResponse</w:t>
+      </w:r>
+      <w:proofErr w:type="spellEnd"/>
+      <w:r>
+        <w:t xml:space="preserve">: </w:t>
+      </w:r>
+      <w:proofErr w:type="spellStart"/>
+      <w:r>
+        <w:t>ApiResponse</w:t>
+      </w:r>
+      <w:proofErr w:type="spellEnd"/>
+      <w:r>
+        <w:t>&lt;</w:t>
+      </w:r>
+      <w:proofErr w:type="gramStart"/>
+      <w:r>
+        <w:t>Product[</w:t>
+      </w:r>
+      <w:proofErr w:type="gramEnd"/>
+      <w:r>
+        <w:t>]&gt; = {</w:t>
+      </w:r>
+    </w:p>
+    <w:p>
+      <w:pPr>
+        <w:pStyle w:val="NoSpacing"/>
+      </w:pPr>
+      <w:r>
+        <w:t xml:space="preserve">  data: [</w:t>
+      </w:r>
+    </w:p>
+    <w:p>
+      <w:pPr>
+        <w:pStyle w:val="NoSpacing"/>
+      </w:pPr>
+      <w:r>
+        <w:t xml:space="preserve">    </w:t>
+      </w:r>
+      <w:proofErr w:type="gramStart"/>
+      <w:r>
+        <w:t>{ id</w:t>
+      </w:r>
+      <w:proofErr w:type="gramEnd"/>
+      <w:r>
+        <w:t>: 101, price: 500 },</w:t>
+      </w:r>
+    </w:p>
+    <w:p>
+      <w:pPr>
+        <w:pStyle w:val="NoSpacing"/>
+      </w:pPr>
+      <w:r>
+        <w:t xml:space="preserve">    </w:t>
+      </w:r>
+      <w:proofErr w:type="gramStart"/>
+      <w:r>
+        <w:t>{ id</w:t>
+      </w:r>
+      <w:proofErr w:type="gramEnd"/>
+      <w:r>
+        <w:t>: 102, price: 900 },</w:t>
+      </w:r>
+    </w:p>
+    <w:p>
+      <w:pPr>
+        <w:pStyle w:val="NoSpacing"/>
+      </w:pPr>
+      <w:r>
+        <w:t xml:space="preserve">  ],</w:t>
+      </w:r>
+    </w:p>
+    <w:p>
+      <w:pPr>
+        <w:pStyle w:val="NoSpacing"/>
+      </w:pPr>
+      <w:r>
+        <w:t xml:space="preserve">  message: "Products fetched successfully",</w:t>
+      </w:r>
+    </w:p>
+    <w:p>
+      <w:pPr>
+        <w:pStyle w:val="NoSpacing"/>
+      </w:pPr>
+      <w:r>
+        <w:t xml:space="preserve">  success: true,</w:t>
+      </w:r>
+    </w:p>
+    <w:p>
+      <w:pPr>
+        <w:pStyle w:val="NoSpacing"/>
+      </w:pPr>
+      <w:r>
+        <w:t>};</w:t>
+      </w:r>
+    </w:p>
+    <w:p>
+      <w:pPr>
+        <w:pStyle w:val="NoSpacing"/>
+      </w:pPr>
+    </w:p>
+    <w:p>
+      <w:pPr>
+        <w:pStyle w:val="NoSpacing"/>
+      </w:pPr>
+      <w:r>
+        <w:t>Notice the difference:</w:t>
+      </w:r>
+    </w:p>
+    <w:p>
+      <w:pPr>
+        <w:pStyle w:val="NoSpacing"/>
+        <w:numPr>
+          <w:ilvl w:val="0"/>
+          <w:numId w:val="14"/>
+        </w:numPr>
+      </w:pPr>
+      <w:proofErr w:type="spellStart"/>
+      <w:r>
+        <w:t>ApiResponse</w:t>
+      </w:r>
+      <w:proofErr w:type="spellEnd"/>
+      <w:r>
+        <w:t>&lt;User&gt; means data contains one user.</w:t>
+      </w:r>
+    </w:p>
+    <w:p>
+      <w:pPr>
+        <w:pStyle w:val="NoSpacing"/>
+        <w:numPr>
+          <w:ilvl w:val="0"/>
+          <w:numId w:val="14"/>
+        </w:numPr>
+      </w:pPr>
+      <w:proofErr w:type="spellStart"/>
+      <w:r>
+        <w:t>ApiResponse</w:t>
+      </w:r>
+      <w:proofErr w:type="spellEnd"/>
+      <w:r>
+        <w:t>&lt;</w:t>
+      </w:r>
+      <w:proofErr w:type="gramStart"/>
+      <w:r>
+        <w:t>Product[</w:t>
+      </w:r>
+      <w:proofErr w:type="gramEnd"/>
+      <w:r>
+        <w:t>]&gt; means data contains an array of products.</w:t>
+      </w:r>
+    </w:p>
+    <w:p>
+      <w:pPr>
+        <w:pStyle w:val="NoSpacing"/>
+      </w:pPr>
+      <w:r>
+        <w:t>The response structure remains the same, but the type of data changes.</w:t>
+      </w:r>
+    </w:p>
+    <w:p>
+      <w:pPr>
+        <w:pStyle w:val="NoSpacing"/>
+      </w:pPr>
+    </w:p>
+    <w:p>
+      <w:pPr>
+        <w:pStyle w:val="NoSpacing"/>
+      </w:pPr>
+    </w:p>
+    <w:p>
+      <w:pPr>
+        <w:pStyle w:val="NoSpacing"/>
+      </w:pPr>
+    </w:p>
+    <w:p>
+      <w:pPr>
+        <w:pStyle w:val="NoSpacing"/>
+      </w:pPr>
+    </w:p>
+    <w:p>
+      <w:pPr>
+        <w:pStyle w:val="NoSpacing"/>
+      </w:pPr>
+    </w:p>
+    <w:p>
+      <w:pPr>
+        <w:pStyle w:val="NoSpacing"/>
+      </w:pPr>
+      <w:r>
+        <w:rPr>
+          <w:b/>
+        </w:rPr>
+        <w:lastRenderedPageBreak/>
+        <w:t>You can also create a generic API function:</w:t>
+      </w:r>
+    </w:p>
+    <w:p>
+      <w:pPr>
+        <w:pStyle w:val="NoSpacing"/>
+      </w:pPr>
+      <w:r>
+        <w:t xml:space="preserve">async function </w:t>
+      </w:r>
+      <w:proofErr w:type="spellStart"/>
+      <w:r>
+        <w:t>fetchData</w:t>
+      </w:r>
+      <w:proofErr w:type="spellEnd"/>
+      <w:r>
+        <w:t>&lt;T</w:t>
+      </w:r>
+      <w:proofErr w:type="gramStart"/>
+      <w:r>
+        <w:t>&gt;(</w:t>
+      </w:r>
+      <w:proofErr w:type="gramEnd"/>
+      <w:r>
+        <w:t>url: string): Promise&lt;T&gt; {</w:t>
+      </w:r>
+    </w:p>
+    <w:p>
+      <w:pPr>
+        <w:pStyle w:val="NoSpacing"/>
+      </w:pPr>
+      <w:r>
+        <w:t xml:space="preserve">  const response = await fetch(</w:t>
+      </w:r>
+      <w:proofErr w:type="spellStart"/>
+      <w:r>
+        <w:t>url</w:t>
+      </w:r>
+      <w:proofErr w:type="spellEnd"/>
+      <w:r>
+        <w:t>);</w:t>
+      </w:r>
+    </w:p>
+    <w:p>
+      <w:pPr>
+        <w:pStyle w:val="NoSpacing"/>
+      </w:pPr>
+    </w:p>
+    <w:p>
+      <w:pPr>
+        <w:pStyle w:val="NoSpacing"/>
+      </w:pPr>
+      <w:r>
+        <w:t xml:space="preserve">  if </w:t>
+      </w:r>
+      <w:proofErr w:type="gramStart"/>
+      <w:r>
+        <w:t>(!</w:t>
+      </w:r>
+      <w:proofErr w:type="spellStart"/>
+      <w:r>
+        <w:t>response</w:t>
+      </w:r>
+      <w:proofErr w:type="gramEnd"/>
+      <w:r>
+        <w:t>.ok</w:t>
+      </w:r>
+      <w:proofErr w:type="spellEnd"/>
+      <w:r>
+        <w:t>) {</w:t>
+      </w:r>
+    </w:p>
+    <w:p>
+      <w:pPr>
+        <w:pStyle w:val="NoSpacing"/>
+      </w:pPr>
+      <w:r>
+        <w:t xml:space="preserve">    throw new </w:t>
+      </w:r>
+      <w:proofErr w:type="gramStart"/>
+      <w:r>
+        <w:t>Error(</w:t>
+      </w:r>
+      <w:proofErr w:type="gramEnd"/>
+      <w:r>
+        <w:t>"API request failed");</w:t>
+      </w:r>
+    </w:p>
+    <w:p>
+      <w:pPr>
+        <w:pStyle w:val="NoSpacing"/>
+      </w:pPr>
+      <w:r>
+        <w:t xml:space="preserve">  }</w:t>
+      </w:r>
+    </w:p>
+    <w:p>
+      <w:pPr>
+        <w:pStyle w:val="NoSpacing"/>
+      </w:pPr>
+    </w:p>
+    <w:p>
+      <w:pPr>
+        <w:pStyle w:val="NoSpacing"/>
+      </w:pPr>
+      <w:r>
+        <w:t xml:space="preserve">  return </w:t>
+      </w:r>
+      <w:proofErr w:type="spellStart"/>
+      <w:proofErr w:type="gramStart"/>
+      <w:r>
+        <w:t>response.json</w:t>
+      </w:r>
+      <w:proofErr w:type="spellEnd"/>
+      <w:proofErr w:type="gramEnd"/>
+      <w:r>
+        <w:t>() as Promise&lt;T&gt;;</w:t>
+      </w:r>
+    </w:p>
+    <w:p>
+      <w:pPr>
+        <w:pStyle w:val="NoSpacing"/>
+      </w:pPr>
+      <w:r>
+        <w:t>}</w:t>
+      </w:r>
+    </w:p>
+    <w:p>
+      <w:pPr>
+        <w:pStyle w:val="NoSpacing"/>
+      </w:pPr>
+    </w:p>
+    <w:p>
+      <w:pPr>
+        <w:pStyle w:val="NoSpacing"/>
+      </w:pPr>
+      <w:r>
+        <w:rPr>
+          <w:b/>
+        </w:rPr>
+        <w:t>Usage:</w:t>
+      </w:r>
+    </w:p>
+    <w:p>
+      <w:pPr>
+        <w:pStyle w:val="NoSpacing"/>
+      </w:pPr>
+      <w:r>
+        <w:t xml:space="preserve">const user = await </w:t>
+      </w:r>
+      <w:proofErr w:type="spellStart"/>
+      <w:r>
+        <w:t>fetchData</w:t>
+      </w:r>
+      <w:proofErr w:type="spellEnd"/>
+      <w:r>
+        <w:t>&lt;User&gt;("/</w:t>
+      </w:r>
+      <w:proofErr w:type="spellStart"/>
+      <w:r>
+        <w:t>api</w:t>
+      </w:r>
+      <w:proofErr w:type="spellEnd"/>
+      <w:r>
+        <w:t>/users/1");</w:t>
+      </w:r>
+    </w:p>
+    <w:p>
+      <w:pPr>
+        <w:pStyle w:val="NoSpacing"/>
+      </w:pPr>
+      <w:r>
+        <w:t xml:space="preserve">const products = await </w:t>
+      </w:r>
+      <w:proofErr w:type="spellStart"/>
+      <w:r>
+        <w:t>fetchData</w:t>
+      </w:r>
+      <w:proofErr w:type="spellEnd"/>
+      <w:r>
+        <w:t>&lt;Product[]&gt;("/</w:t>
+      </w:r>
+      <w:proofErr w:type="spellStart"/>
+      <w:r>
+        <w:t>api</w:t>
+      </w:r>
+      <w:proofErr w:type="spellEnd"/>
+      <w:r>
+        <w:t>/products");</w:t>
+      </w:r>
+    </w:p>
+    <w:p>
+      <w:pPr>
+        <w:pStyle w:val="NoSpacing"/>
+      </w:pPr>
+    </w:p>
+    <w:p>
+      <w:pPr>
+        <w:pStyle w:val="NoSpacing"/>
+      </w:pPr>
+      <w:r>
+        <w:rPr>
+          <w:b/>
+        </w:rPr>
+        <w:t>One important detail</w:t>
+      </w:r>
+      <w:r>
+        <w:t xml:space="preserve">: </w:t>
+      </w:r>
+      <w:r>
+        <w:rPr>
+          <w:rStyle w:val="HTMLCode"/>
+          <w:rFonts w:ascii="Times New Roman" w:eastAsiaTheme="minorHAnsi" w:hAnsi="Times New Roman" w:cstheme="minorBidi"/>
+          <w:sz w:val="24"/>
+          <w:szCs w:val="22"/>
+        </w:rPr>
+        <w:t>as Promise&lt;T&gt;</w:t>
+      </w:r>
+      <w:r>
+        <w:t xml:space="preserve"> tells TypeScript to trust the declared type; it does not validate the actual JSON. In production applications, runtime validation is useful when API data cannot be trusted.</w:t>
+      </w:r>
+    </w:p>
+    <w:p>
+      <w:pPr>
+        <w:pStyle w:val="NoSpacing"/>
+      </w:pPr>
+    </w:p>
+    <w:p>
+      <w:pPr>
+        <w:pStyle w:val="NoSpacing"/>
+      </w:pPr>
+      <w:r>
+        <w:rPr>
+          <w:b/>
+        </w:rPr>
+        <w:t xml:space="preserve">Generic constraints using </w:t>
+      </w:r>
+      <w:r>
+        <w:rPr>
+          <w:rStyle w:val="HTMLCode"/>
+          <w:rFonts w:ascii="Times New Roman" w:eastAsiaTheme="minorHAnsi" w:hAnsi="Times New Roman" w:cstheme="minorBidi"/>
+          <w:b/>
+          <w:sz w:val="24"/>
+          <w:szCs w:val="22"/>
+        </w:rPr>
+        <w:t>extends</w:t>
+      </w:r>
+    </w:p>
+    <w:p>
+      <w:pPr>
+        <w:pStyle w:val="NoSpacing"/>
+      </w:pPr>
+      <w:r>
+        <w:t>Sometimes you want a generic to support different types, but every type must have a particular property.</w:t>
+      </w:r>
+    </w:p>
+    <w:p>
+      <w:pPr>
+        <w:pStyle w:val="NoSpacing"/>
+      </w:pPr>
+      <w:r>
+        <w:t xml:space="preserve">For example, every item in a list must have an </w:t>
+      </w:r>
+      <w:r>
+        <w:rPr>
+          <w:rStyle w:val="HTMLCode"/>
+          <w:rFonts w:ascii="Times New Roman" w:eastAsiaTheme="minorHAnsi" w:hAnsi="Times New Roman" w:cstheme="minorBidi"/>
+          <w:sz w:val="24"/>
+          <w:szCs w:val="22"/>
+        </w:rPr>
+        <w:t>id</w:t>
+      </w:r>
+      <w:r>
+        <w:t>.</w:t>
+      </w:r>
+    </w:p>
+    <w:p>
+      <w:pPr>
+        <w:pStyle w:val="NoSpacing"/>
+      </w:pPr>
+    </w:p>
+    <w:p>
+      <w:pPr>
+        <w:pStyle w:val="NoSpacing"/>
+      </w:pPr>
+      <w:r>
+        <w:t xml:space="preserve">type </w:t>
+      </w:r>
+      <w:proofErr w:type="spellStart"/>
+      <w:r>
+        <w:t>HasId</w:t>
+      </w:r>
+      <w:proofErr w:type="spellEnd"/>
+      <w:r>
+        <w:t xml:space="preserve"> = {</w:t>
+      </w:r>
+    </w:p>
+    <w:p>
+      <w:pPr>
+        <w:pStyle w:val="NoSpacing"/>
+      </w:pPr>
+      <w:r>
+        <w:t xml:space="preserve">  id: number;</w:t>
+      </w:r>
+    </w:p>
+    <w:p>
+      <w:pPr>
+        <w:pStyle w:val="NoSpacing"/>
+      </w:pPr>
+      <w:r>
+        <w:t>};</w:t>
+      </w:r>
+    </w:p>
+    <w:p>
+      <w:pPr>
+        <w:pStyle w:val="NoSpacing"/>
+      </w:pPr>
+    </w:p>
+    <w:p>
+      <w:pPr>
+        <w:pStyle w:val="NoSpacing"/>
+      </w:pPr>
+      <w:r>
+        <w:t xml:space="preserve">function </w:t>
+      </w:r>
+      <w:proofErr w:type="spellStart"/>
+      <w:r>
+        <w:t>getId</w:t>
+      </w:r>
+      <w:proofErr w:type="spellEnd"/>
+      <w:r>
+        <w:t xml:space="preserve">&lt;T extends </w:t>
+      </w:r>
+      <w:proofErr w:type="spellStart"/>
+      <w:r>
+        <w:t>HasId</w:t>
+      </w:r>
+      <w:proofErr w:type="spellEnd"/>
+      <w:proofErr w:type="gramStart"/>
+      <w:r>
+        <w:t>&gt;(</w:t>
+      </w:r>
+      <w:proofErr w:type="gramEnd"/>
+      <w:r>
+        <w:t>item: T): number {</w:t>
+      </w:r>
+    </w:p>
+    <w:p>
+      <w:pPr>
+        <w:pStyle w:val="NoSpacing"/>
+      </w:pPr>
+      <w:r>
+        <w:t xml:space="preserve">  return item.id;</w:t>
+      </w:r>
+    </w:p>
+    <w:p>
+      <w:pPr>
+        <w:pStyle w:val="NoSpacing"/>
+      </w:pPr>
+      <w:r>
+        <w:t>}</w:t>
+      </w:r>
+    </w:p>
+    <w:p>
+      <w:pPr>
+        <w:pStyle w:val="NoSpacing"/>
+      </w:pPr>
+    </w:p>
+    <w:p>
+      <w:pPr>
+        <w:pStyle w:val="NoSpacing"/>
+        <w:rPr>
+          <w:b/>
+        </w:rPr>
+      </w:pPr>
+      <w:r>
+        <w:rPr>
+          <w:b/>
+        </w:rPr>
+        <w:t>Usage:</w:t>
+      </w:r>
+    </w:p>
+    <w:p>
+      <w:pPr>
+        <w:pStyle w:val="NoSpacing"/>
+      </w:pPr>
+    </w:p>
+    <w:p>
+      <w:pPr>
+        <w:pStyle w:val="NoSpacing"/>
+      </w:pPr>
+      <w:proofErr w:type="spellStart"/>
+      <w:proofErr w:type="gramStart"/>
+      <w:r>
+        <w:t>getId</w:t>
+      </w:r>
+      <w:proofErr w:type="spellEnd"/>
+      <w:r>
+        <w:t>(</w:t>
+      </w:r>
+      <w:proofErr w:type="gramEnd"/>
+      <w:r>
+        <w:t>{ id: 1, name: "Laptop" }); // Valid</w:t>
+      </w:r>
+    </w:p>
+    <w:p>
+      <w:pPr>
+        <w:pStyle w:val="NoSpacing"/>
+      </w:pPr>
+    </w:p>
+    <w:p>
+      <w:pPr>
+        <w:pStyle w:val="NoSpacing"/>
+      </w:pPr>
+      <w:proofErr w:type="spellStart"/>
+      <w:proofErr w:type="gramStart"/>
+      <w:r>
+        <w:t>getId</w:t>
+      </w:r>
+      <w:proofErr w:type="spellEnd"/>
+      <w:r>
+        <w:t>(</w:t>
+      </w:r>
+      <w:proofErr w:type="gramEnd"/>
+      <w:r>
+        <w:t>{ id: 2, email: "test@example.com" }); // Valid</w:t>
+      </w:r>
+    </w:p>
+    <w:p>
+      <w:pPr>
+        <w:pStyle w:val="NoSpacing"/>
+      </w:pPr>
+    </w:p>
+    <w:p>
+      <w:pPr>
+        <w:pStyle w:val="NoSpacing"/>
+      </w:pPr>
+      <w:proofErr w:type="spellStart"/>
+      <w:proofErr w:type="gramStart"/>
+      <w:r>
+        <w:t>getId</w:t>
+      </w:r>
+      <w:proofErr w:type="spellEnd"/>
+      <w:r>
+        <w:t>(</w:t>
+      </w:r>
+      <w:proofErr w:type="gramEnd"/>
+      <w:r>
+        <w:t>{ name: "Laptop" }); // TypeScript error</w:t>
+      </w:r>
+    </w:p>
+    <w:p>
+      <w:pPr>
+        <w:pStyle w:val="NoSpacing"/>
+      </w:pPr>
+    </w:p>
+    <w:p>
+      <w:pPr>
+        <w:pStyle w:val="NoSpacing"/>
+      </w:pPr>
+      <w:r>
+        <w:t xml:space="preserve">Here, </w:t>
+      </w:r>
+      <w:r>
+        <w:rPr>
+          <w:rStyle w:val="HTMLCode"/>
+          <w:rFonts w:ascii="Times New Roman" w:eastAsiaTheme="minorHAnsi" w:hAnsi="Times New Roman" w:cstheme="minorBidi"/>
+          <w:sz w:val="24"/>
+          <w:szCs w:val="22"/>
+        </w:rPr>
+        <w:t xml:space="preserve">T extends </w:t>
+      </w:r>
+      <w:proofErr w:type="spellStart"/>
+      <w:r>
+        <w:rPr>
+          <w:rStyle w:val="HTMLCode"/>
+          <w:rFonts w:ascii="Times New Roman" w:eastAsiaTheme="minorHAnsi" w:hAnsi="Times New Roman" w:cstheme="minorBidi"/>
+          <w:sz w:val="24"/>
+          <w:szCs w:val="22"/>
+        </w:rPr>
+        <w:t>HasId</w:t>
+      </w:r>
+      <w:proofErr w:type="spellEnd"/>
+      <w:r>
+        <w:t xml:space="preserve"> means that </w:t>
+      </w:r>
+      <w:r>
+        <w:rPr>
+          <w:rStyle w:val="HTMLCode"/>
+          <w:rFonts w:ascii="Times New Roman" w:eastAsiaTheme="minorHAnsi" w:hAnsi="Times New Roman" w:cstheme="minorBidi"/>
+          <w:sz w:val="24"/>
+          <w:szCs w:val="22"/>
+        </w:rPr>
+        <w:t>T</w:t>
+      </w:r>
+      <w:r>
+        <w:t xml:space="preserve"> must contain at least the properties required by </w:t>
+      </w:r>
+      <w:proofErr w:type="spellStart"/>
+      <w:r>
+        <w:rPr>
+          <w:rStyle w:val="HTMLCode"/>
+          <w:rFonts w:ascii="Times New Roman" w:eastAsiaTheme="minorHAnsi" w:hAnsi="Times New Roman" w:cstheme="minorBidi"/>
+          <w:sz w:val="24"/>
+          <w:szCs w:val="22"/>
+        </w:rPr>
+        <w:t>HasId</w:t>
+      </w:r>
+      <w:proofErr w:type="spellEnd"/>
+      <w:r>
+        <w:t>.</w:t>
+      </w:r>
+    </w:p>
+    <w:p>
+      <w:pPr>
+        <w:pStyle w:val="NoSpacing"/>
+      </w:pPr>
+      <w:r>
+        <w:t xml:space="preserve">It doesn't mean that </w:t>
+      </w:r>
+      <w:r>
+        <w:rPr>
+          <w:rStyle w:val="HTMLCode"/>
+          <w:rFonts w:ascii="Times New Roman" w:eastAsiaTheme="minorHAnsi" w:hAnsi="Times New Roman" w:cstheme="minorBidi"/>
+          <w:sz w:val="24"/>
+          <w:szCs w:val="22"/>
+        </w:rPr>
+        <w:t>T</w:t>
+      </w:r>
+      <w:r>
+        <w:t xml:space="preserve"> must be exactly </w:t>
+      </w:r>
+      <w:proofErr w:type="spellStart"/>
+      <w:r>
+        <w:rPr>
+          <w:rStyle w:val="HTMLCode"/>
+          <w:rFonts w:ascii="Times New Roman" w:eastAsiaTheme="minorHAnsi" w:hAnsi="Times New Roman" w:cstheme="minorBidi"/>
+          <w:sz w:val="24"/>
+          <w:szCs w:val="22"/>
+        </w:rPr>
+        <w:t>HasId</w:t>
+      </w:r>
+      <w:proofErr w:type="spellEnd"/>
+      <w:r>
+        <w:t>. Additional properties are allowed.</w:t>
+      </w:r>
+    </w:p>
+    <w:p>
+      <w:pPr>
+        <w:pStyle w:val="NoSpacing"/>
+      </w:pPr>
+      <w:r>
+        <w:t>This is particularly useful when writing reusable table components, sorting functions, and data-processing utilities.</w:t>
+      </w:r>
+    </w:p>
+    <w:p>
+      <w:pPr>
+        <w:pStyle w:val="NoSpacing"/>
+      </w:pPr>
+    </w:p>
+    <w:p>
+      <w:pPr>
+        <w:pStyle w:val="NoSpacing"/>
+      </w:pPr>
+    </w:p>
+    <w:p>
+      <w:pPr>
+        <w:pStyle w:val="NoSpacing"/>
+      </w:pPr>
+    </w:p>
+    <w:p>
+      <w:pPr>
+        <w:pStyle w:val="NoSpacing"/>
+      </w:pPr>
+    </w:p>
+    <w:p>
+      <w:pPr>
+        <w:pStyle w:val="NoSpacing"/>
+      </w:pPr>
+    </w:p>
+    <w:p>
+      <w:pPr>
+        <w:pStyle w:val="NoSpacing"/>
+      </w:pPr>
+    </w:p>
+    <w:p>
+      <w:pPr>
+        <w:pStyle w:val="NoSpacing"/>
+        <w:rPr>
+          <w:b/>
+        </w:rPr>
+      </w:pPr>
+      <w:r>
+        <w:rPr>
+          <w:b/>
+        </w:rPr>
+        <w:lastRenderedPageBreak/>
+        <w:t>Using multiple generic parameters</w:t>
+      </w:r>
+    </w:p>
+    <w:p>
+      <w:pPr>
+        <w:pStyle w:val="NoSpacing"/>
+      </w:pPr>
+      <w:r>
+        <w:t>You are not limited to one generic parameter.</w:t>
+      </w:r>
+    </w:p>
+    <w:p>
+      <w:pPr>
+        <w:pStyle w:val="NoSpacing"/>
+      </w:pPr>
+    </w:p>
+    <w:p>
+      <w:pPr>
+        <w:pStyle w:val="NoSpacing"/>
+        <w:rPr>
+          <w:rStyle w:val="HTMLCode"/>
+          <w:rFonts w:ascii="Times New Roman" w:eastAsiaTheme="minorHAnsi" w:hAnsi="Times New Roman" w:cstheme="minorBidi"/>
+          <w:sz w:val="24"/>
+          <w:szCs w:val="22"/>
+        </w:rPr>
+      </w:pPr>
+      <w:r>
+        <w:rPr>
+          <w:rStyle w:val="HTMLCode"/>
+          <w:rFonts w:ascii="Times New Roman" w:eastAsiaTheme="minorHAnsi" w:hAnsi="Times New Roman" w:cstheme="minorBidi"/>
+          <w:sz w:val="24"/>
+          <w:szCs w:val="22"/>
+        </w:rPr>
+        <w:t>function pair&lt;T, U</w:t>
+      </w:r>
+      <w:proofErr w:type="gramStart"/>
+      <w:r>
+        <w:rPr>
+          <w:rStyle w:val="HTMLCode"/>
+          <w:rFonts w:ascii="Times New Roman" w:eastAsiaTheme="minorHAnsi" w:hAnsi="Times New Roman" w:cstheme="minorBidi"/>
+          <w:sz w:val="24"/>
+          <w:szCs w:val="22"/>
+        </w:rPr>
+        <w:t>&gt;(</w:t>
+      </w:r>
+      <w:proofErr w:type="gramEnd"/>
+      <w:r>
+        <w:rPr>
+          <w:rStyle w:val="HTMLCode"/>
+          <w:rFonts w:ascii="Times New Roman" w:eastAsiaTheme="minorHAnsi" w:hAnsi="Times New Roman" w:cstheme="minorBidi"/>
+          <w:sz w:val="24"/>
+          <w:szCs w:val="22"/>
+        </w:rPr>
+        <w:t>first: T, second: U) {</w:t>
+      </w:r>
+    </w:p>
+    <w:p>
+      <w:pPr>
+        <w:pStyle w:val="NoSpacing"/>
+        <w:rPr>
+          <w:rStyle w:val="HTMLCode"/>
+          <w:rFonts w:ascii="Times New Roman" w:eastAsiaTheme="minorHAnsi" w:hAnsi="Times New Roman" w:cstheme="minorBidi"/>
+          <w:sz w:val="24"/>
+          <w:szCs w:val="22"/>
+        </w:rPr>
+      </w:pPr>
+      <w:r>
+        <w:rPr>
+          <w:rStyle w:val="HTMLCode"/>
+          <w:rFonts w:ascii="Times New Roman" w:eastAsiaTheme="minorHAnsi" w:hAnsi="Times New Roman" w:cstheme="minorBidi"/>
+          <w:sz w:val="24"/>
+          <w:szCs w:val="22"/>
+        </w:rPr>
+        <w:t xml:space="preserve">  return </w:t>
+      </w:r>
+      <w:proofErr w:type="gramStart"/>
+      <w:r>
+        <w:rPr>
+          <w:rStyle w:val="HTMLCode"/>
+          <w:rFonts w:ascii="Times New Roman" w:eastAsiaTheme="minorHAnsi" w:hAnsi="Times New Roman" w:cstheme="minorBidi"/>
+          <w:sz w:val="24"/>
+          <w:szCs w:val="22"/>
+        </w:rPr>
+        <w:t>{ first</w:t>
+      </w:r>
+      <w:proofErr w:type="gramEnd"/>
+      <w:r>
+        <w:rPr>
+          <w:rStyle w:val="HTMLCode"/>
+          <w:rFonts w:ascii="Times New Roman" w:eastAsiaTheme="minorHAnsi" w:hAnsi="Times New Roman" w:cstheme="minorBidi"/>
+          <w:sz w:val="24"/>
+          <w:szCs w:val="22"/>
+        </w:rPr>
+        <w:t>, second };</w:t>
+      </w:r>
+    </w:p>
+    <w:p>
+      <w:pPr>
+        <w:pStyle w:val="NoSpacing"/>
+        <w:rPr>
+          <w:rStyle w:val="HTMLCode"/>
+          <w:rFonts w:ascii="Times New Roman" w:eastAsiaTheme="minorHAnsi" w:hAnsi="Times New Roman" w:cstheme="minorBidi"/>
+          <w:sz w:val="24"/>
+          <w:szCs w:val="22"/>
+        </w:rPr>
+      </w:pPr>
+      <w:r>
+        <w:rPr>
+          <w:rStyle w:val="HTMLCode"/>
+          <w:rFonts w:ascii="Times New Roman" w:eastAsiaTheme="minorHAnsi" w:hAnsi="Times New Roman" w:cstheme="minorBidi"/>
+          <w:sz w:val="24"/>
+          <w:szCs w:val="22"/>
+        </w:rPr>
+        <w:t>}</w:t>
+      </w:r>
+    </w:p>
+    <w:p>
+      <w:pPr>
+        <w:pStyle w:val="NoSpacing"/>
+        <w:rPr>
+          <w:rStyle w:val="HTMLCode"/>
+          <w:rFonts w:ascii="Times New Roman" w:eastAsiaTheme="minorHAnsi" w:hAnsi="Times New Roman" w:cstheme="minorBidi"/>
+          <w:sz w:val="24"/>
+          <w:szCs w:val="22"/>
+        </w:rPr>
+      </w:pPr>
+    </w:p>
+    <w:p>
+      <w:pPr>
+        <w:pStyle w:val="NoSpacing"/>
+        <w:rPr>
+          <w:rStyle w:val="HTMLCode"/>
+          <w:rFonts w:ascii="Times New Roman" w:eastAsiaTheme="minorHAnsi" w:hAnsi="Times New Roman" w:cstheme="minorBidi"/>
+          <w:sz w:val="24"/>
+          <w:szCs w:val="22"/>
+        </w:rPr>
+      </w:pPr>
+      <w:r>
+        <w:rPr>
+          <w:rStyle w:val="HTMLCode"/>
+          <w:rFonts w:ascii="Times New Roman" w:eastAsiaTheme="minorHAnsi" w:hAnsi="Times New Roman" w:cstheme="minorBidi"/>
+          <w:sz w:val="24"/>
+          <w:szCs w:val="22"/>
+        </w:rPr>
+        <w:t xml:space="preserve">const result = </w:t>
+      </w:r>
+      <w:proofErr w:type="gramStart"/>
+      <w:r>
+        <w:rPr>
+          <w:rStyle w:val="HTMLCode"/>
+          <w:rFonts w:ascii="Times New Roman" w:eastAsiaTheme="minorHAnsi" w:hAnsi="Times New Roman" w:cstheme="minorBidi"/>
+          <w:sz w:val="24"/>
+          <w:szCs w:val="22"/>
+        </w:rPr>
+        <w:t>pair(</w:t>
+      </w:r>
+      <w:proofErr w:type="gramEnd"/>
+      <w:r>
+        <w:rPr>
+          <w:rStyle w:val="HTMLCode"/>
+          <w:rFonts w:ascii="Times New Roman" w:eastAsiaTheme="minorHAnsi" w:hAnsi="Times New Roman" w:cstheme="minorBidi"/>
+          <w:sz w:val="24"/>
+          <w:szCs w:val="22"/>
+        </w:rPr>
+        <w:t>"React", 100);</w:t>
+      </w:r>
+    </w:p>
+    <w:p>
+      <w:pPr>
+        <w:pStyle w:val="NoSpacing"/>
+      </w:pPr>
+    </w:p>
+    <w:p>
+      <w:pPr>
+        <w:pStyle w:val="NoSpacing"/>
+      </w:pPr>
+      <w:r>
+        <w:t>TypeScript infers:</w:t>
+      </w:r>
+    </w:p>
+    <w:p>
+      <w:pPr>
+        <w:pStyle w:val="NoSpacing"/>
+        <w:rPr>
+          <w:rStyle w:val="HTMLCode"/>
+          <w:rFonts w:ascii="Times New Roman" w:eastAsiaTheme="minorHAnsi" w:hAnsi="Times New Roman" w:cstheme="minorBidi"/>
+          <w:sz w:val="24"/>
+          <w:szCs w:val="22"/>
+        </w:rPr>
+      </w:pPr>
+      <w:r>
+        <w:rPr>
+          <w:rStyle w:val="HTMLCode"/>
+          <w:rFonts w:ascii="Times New Roman" w:eastAsiaTheme="minorHAnsi" w:hAnsi="Times New Roman" w:cstheme="minorBidi"/>
+          <w:sz w:val="24"/>
+          <w:szCs w:val="22"/>
+        </w:rPr>
+        <w:t>{</w:t>
+      </w:r>
+    </w:p>
+    <w:p>
+      <w:pPr>
+        <w:pStyle w:val="NoSpacing"/>
+        <w:rPr>
+          <w:rStyle w:val="HTMLCode"/>
+          <w:rFonts w:ascii="Times New Roman" w:eastAsiaTheme="minorHAnsi" w:hAnsi="Times New Roman" w:cstheme="minorBidi"/>
+          <w:sz w:val="24"/>
+          <w:szCs w:val="22"/>
+        </w:rPr>
+      </w:pPr>
+      <w:r>
+        <w:rPr>
+          <w:rStyle w:val="HTMLCode"/>
+          <w:rFonts w:ascii="Times New Roman" w:eastAsiaTheme="minorHAnsi" w:hAnsi="Times New Roman" w:cstheme="minorBidi"/>
+          <w:sz w:val="24"/>
+          <w:szCs w:val="22"/>
+        </w:rPr>
+        <w:t xml:space="preserve">  first: string;</w:t>
+      </w:r>
+    </w:p>
+    <w:p>
+      <w:pPr>
+        <w:pStyle w:val="NoSpacing"/>
+        <w:rPr>
+          <w:rStyle w:val="HTMLCode"/>
+          <w:rFonts w:ascii="Times New Roman" w:eastAsiaTheme="minorHAnsi" w:hAnsi="Times New Roman" w:cstheme="minorBidi"/>
+          <w:sz w:val="24"/>
+          <w:szCs w:val="22"/>
+        </w:rPr>
+      </w:pPr>
+      <w:r>
+        <w:rPr>
+          <w:rStyle w:val="HTMLCode"/>
+          <w:rFonts w:ascii="Times New Roman" w:eastAsiaTheme="minorHAnsi" w:hAnsi="Times New Roman" w:cstheme="minorBidi"/>
+          <w:sz w:val="24"/>
+          <w:szCs w:val="22"/>
+        </w:rPr>
+        <w:t xml:space="preserve">  second: number;</w:t>
+      </w:r>
+    </w:p>
+    <w:p>
+      <w:pPr>
+        <w:pStyle w:val="NoSpacing"/>
+      </w:pPr>
+      <w:r>
+        <w:rPr>
+          <w:rStyle w:val="HTMLCode"/>
+          <w:rFonts w:ascii="Times New Roman" w:eastAsiaTheme="minorHAnsi" w:hAnsi="Times New Roman" w:cstheme="minorBidi"/>
+          <w:sz w:val="24"/>
+          <w:szCs w:val="22"/>
+        </w:rPr>
+        <w:t>}</w:t>
+      </w:r>
+    </w:p>
+    <w:p>
+      <w:pPr>
+        <w:pStyle w:val="NoSpacing"/>
+      </w:pPr>
+      <w:r>
+        <w:t xml:space="preserve">Here, </w:t>
+      </w:r>
+      <w:r>
+        <w:rPr>
+          <w:rStyle w:val="HTMLCode"/>
+          <w:rFonts w:ascii="Times New Roman" w:eastAsiaTheme="minorHAnsi" w:hAnsi="Times New Roman" w:cstheme="minorBidi"/>
+          <w:sz w:val="24"/>
+          <w:szCs w:val="22"/>
+        </w:rPr>
+        <w:t>T</w:t>
+      </w:r>
+      <w:r>
+        <w:t xml:space="preserve"> represents the first value's type, while </w:t>
+      </w:r>
+      <w:r>
+        <w:rPr>
+          <w:rStyle w:val="HTMLCode"/>
+          <w:rFonts w:ascii="Times New Roman" w:eastAsiaTheme="minorHAnsi" w:hAnsi="Times New Roman" w:cstheme="minorBidi"/>
+          <w:sz w:val="24"/>
+          <w:szCs w:val="22"/>
+        </w:rPr>
+        <w:t>U</w:t>
+      </w:r>
+      <w:r>
+        <w:t xml:space="preserve"> represents the second value's type.</w:t>
+      </w:r>
+    </w:p>
+    <w:p>
+      <w:pPr>
+        <w:pStyle w:val="NoSpacing"/>
+      </w:pPr>
+    </w:p>
+    <w:p>
+      <w:pPr>
+        <w:pStyle w:val="NoSpacing"/>
+        <w:rPr>
+          <w:b/>
+          <w:sz w:val="36"/>
+        </w:rPr>
+      </w:pPr>
+      <w:r>
+        <w:rPr>
+          <w:b/>
+        </w:rPr>
+        <w:t>What are Utility Types in TypeScript?</w:t>
+      </w:r>
+    </w:p>
+    <w:p>
+      <w:pPr>
+        <w:pStyle w:val="NoSpacing"/>
+      </w:pPr>
+      <w:r>
+        <w:t>Utility types are built-in TypeScript types that help you transform existing types into new types without rewriting the entire structure.</w:t>
+      </w:r>
+    </w:p>
+    <w:p>
+      <w:pPr>
+        <w:pStyle w:val="NoSpacing"/>
+      </w:pPr>
+    </w:p>
+    <w:p>
+      <w:pPr>
+        <w:pStyle w:val="NoSpacing"/>
+      </w:pPr>
+      <w:r>
+        <w:t>Suppose you have a user type:</w:t>
+      </w:r>
+    </w:p>
+    <w:p>
+      <w:pPr>
+        <w:pStyle w:val="NoSpacing"/>
+      </w:pPr>
+      <w:r>
+        <w:t>type User = {</w:t>
+      </w:r>
+    </w:p>
+    <w:p>
+      <w:pPr>
+        <w:pStyle w:val="NoSpacing"/>
+      </w:pPr>
+      <w:r>
+        <w:t xml:space="preserve">  id: number;</w:t>
+      </w:r>
+    </w:p>
+    <w:p>
+      <w:pPr>
+        <w:pStyle w:val="NoSpacing"/>
+      </w:pPr>
+      <w:r>
+        <w:t xml:space="preserve">  name: string;</w:t>
+      </w:r>
+    </w:p>
+    <w:p>
+      <w:pPr>
+        <w:pStyle w:val="NoSpacing"/>
+      </w:pPr>
+      <w:r>
+        <w:t xml:space="preserve">  email: string;</w:t>
+      </w:r>
+    </w:p>
+    <w:p>
+      <w:pPr>
+        <w:pStyle w:val="NoSpacing"/>
+      </w:pPr>
+      <w:r>
+        <w:t xml:space="preserve">  age: number;</w:t>
+      </w:r>
+    </w:p>
+    <w:p>
+      <w:pPr>
+        <w:pStyle w:val="NoSpacing"/>
+      </w:pPr>
+      <w:r>
+        <w:t>};</w:t>
+      </w:r>
+    </w:p>
+    <w:p>
+      <w:pPr>
+        <w:pStyle w:val="NoSpacing"/>
+      </w:pPr>
+    </w:p>
+    <w:p>
+      <w:pPr>
+        <w:pStyle w:val="NoSpacing"/>
+      </w:pPr>
+      <w:r>
+        <w:t>Now imagine your application needs:</w:t>
+      </w:r>
+    </w:p>
+    <w:p>
+      <w:pPr>
+        <w:pStyle w:val="NoSpacing"/>
+        <w:numPr>
+          <w:ilvl w:val="0"/>
+          <w:numId w:val="16"/>
+        </w:numPr>
+      </w:pPr>
+      <w:r>
+        <w:t>A form that requires only name and email.</w:t>
+      </w:r>
+    </w:p>
+    <w:p>
+      <w:pPr>
+        <w:pStyle w:val="NoSpacing"/>
+        <w:numPr>
+          <w:ilvl w:val="0"/>
+          <w:numId w:val="16"/>
+        </w:numPr>
+      </w:pPr>
+      <w:r>
+        <w:t>An update request where every property is optional.</w:t>
+      </w:r>
+    </w:p>
+    <w:p>
+      <w:pPr>
+        <w:pStyle w:val="NoSpacing"/>
+        <w:numPr>
+          <w:ilvl w:val="0"/>
+          <w:numId w:val="16"/>
+        </w:numPr>
+      </w:pPr>
+      <w:r>
+        <w:t>A view-only user object that cannot be modified.</w:t>
+      </w:r>
+    </w:p>
+    <w:p>
+      <w:pPr>
+        <w:pStyle w:val="NoSpacing"/>
+        <w:numPr>
+          <w:ilvl w:val="0"/>
+          <w:numId w:val="16"/>
+        </w:numPr>
+      </w:pPr>
+      <w:r>
+        <w:t>A user object that excludes the email property.</w:t>
+      </w:r>
+    </w:p>
+    <w:p>
+      <w:pPr>
+        <w:pStyle w:val="NoSpacing"/>
+      </w:pPr>
+      <w:r>
+        <w:t>You could manually define four types, but that would duplicate code.</w:t>
+      </w:r>
+    </w:p>
+    <w:p>
+      <w:pPr>
+        <w:pStyle w:val="NoSpacing"/>
+      </w:pPr>
+      <w:r>
+        <w:t>Utility types solve this problem by deriving new types from existing ones.</w:t>
+      </w:r>
+    </w:p>
+    <w:p>
+      <w:pPr>
+        <w:pStyle w:val="NoSpacing"/>
+      </w:pPr>
+    </w:p>
+    <w:p>
+      <w:pPr>
+        <w:pStyle w:val="NoSpacing"/>
+        <w:rPr>
+          <w:b/>
+        </w:rPr>
+      </w:pPr>
+      <w:r>
+        <w:rPr>
+          <w:b/>
+        </w:rPr>
+        <w:t>The original type is:</w:t>
+      </w:r>
+    </w:p>
+    <w:p>
+      <w:pPr>
+        <w:pStyle w:val="NoSpacing"/>
+        <w:rPr>
+          <w:rStyle w:val="HTMLCode"/>
+          <w:rFonts w:ascii="Times New Roman" w:eastAsiaTheme="minorHAnsi" w:hAnsi="Times New Roman" w:cstheme="minorBidi"/>
+          <w:sz w:val="24"/>
+          <w:szCs w:val="22"/>
+        </w:rPr>
+      </w:pPr>
+    </w:p>
+    <w:p>
+      <w:pPr>
+        <w:pStyle w:val="NoSpacing"/>
+        <w:rPr>
+          <w:rStyle w:val="HTMLCode"/>
+          <w:rFonts w:ascii="Times New Roman" w:eastAsiaTheme="minorHAnsi" w:hAnsi="Times New Roman" w:cstheme="minorBidi"/>
+          <w:sz w:val="24"/>
+          <w:szCs w:val="22"/>
+        </w:rPr>
+      </w:pPr>
+      <w:r>
+        <w:rPr>
+          <w:rStyle w:val="HTMLCode"/>
+          <w:rFonts w:ascii="Times New Roman" w:eastAsiaTheme="minorHAnsi" w:hAnsi="Times New Roman" w:cstheme="minorBidi"/>
+          <w:sz w:val="24"/>
+          <w:szCs w:val="22"/>
+        </w:rPr>
+        <w:t>type User = {</w:t>
+      </w:r>
+    </w:p>
+    <w:p>
+      <w:pPr>
+        <w:pStyle w:val="NoSpacing"/>
+        <w:rPr>
+          <w:rStyle w:val="HTMLCode"/>
+          <w:rFonts w:ascii="Times New Roman" w:eastAsiaTheme="minorHAnsi" w:hAnsi="Times New Roman" w:cstheme="minorBidi"/>
+          <w:sz w:val="24"/>
+          <w:szCs w:val="22"/>
+        </w:rPr>
+      </w:pPr>
+      <w:r>
+        <w:rPr>
+          <w:rStyle w:val="HTMLCode"/>
+          <w:rFonts w:ascii="Times New Roman" w:eastAsiaTheme="minorHAnsi" w:hAnsi="Times New Roman" w:cstheme="minorBidi"/>
+          <w:sz w:val="24"/>
+          <w:szCs w:val="22"/>
+        </w:rPr>
+        <w:t xml:space="preserve">  id: number;</w:t>
+      </w:r>
+    </w:p>
+    <w:p>
+      <w:pPr>
+        <w:pStyle w:val="NoSpacing"/>
+        <w:rPr>
+          <w:rStyle w:val="HTMLCode"/>
+          <w:rFonts w:ascii="Times New Roman" w:eastAsiaTheme="minorHAnsi" w:hAnsi="Times New Roman" w:cstheme="minorBidi"/>
+          <w:sz w:val="24"/>
+          <w:szCs w:val="22"/>
+        </w:rPr>
+      </w:pPr>
+      <w:r>
+        <w:rPr>
+          <w:rStyle w:val="HTMLCode"/>
+          <w:rFonts w:ascii="Times New Roman" w:eastAsiaTheme="minorHAnsi" w:hAnsi="Times New Roman" w:cstheme="minorBidi"/>
+          <w:sz w:val="24"/>
+          <w:szCs w:val="22"/>
+        </w:rPr>
+        <w:t xml:space="preserve">  name: string;</w:t>
+      </w:r>
+    </w:p>
+    <w:p>
+      <w:pPr>
+        <w:pStyle w:val="NoSpacing"/>
+        <w:rPr>
+          <w:rStyle w:val="HTMLCode"/>
+          <w:rFonts w:ascii="Times New Roman" w:eastAsiaTheme="minorHAnsi" w:hAnsi="Times New Roman" w:cstheme="minorBidi"/>
+          <w:sz w:val="24"/>
+          <w:szCs w:val="22"/>
+        </w:rPr>
+      </w:pPr>
+      <w:r>
+        <w:rPr>
+          <w:rStyle w:val="HTMLCode"/>
+          <w:rFonts w:ascii="Times New Roman" w:eastAsiaTheme="minorHAnsi" w:hAnsi="Times New Roman" w:cstheme="minorBidi"/>
+          <w:sz w:val="24"/>
+          <w:szCs w:val="22"/>
+        </w:rPr>
+        <w:t xml:space="preserve">  email: string;</w:t>
+      </w:r>
+    </w:p>
+    <w:p>
+      <w:pPr>
+        <w:pStyle w:val="NoSpacing"/>
+      </w:pPr>
+      <w:r>
+        <w:rPr>
+          <w:rStyle w:val="HTMLCode"/>
+          <w:rFonts w:ascii="Times New Roman" w:eastAsiaTheme="minorHAnsi" w:hAnsi="Times New Roman" w:cstheme="minorBidi"/>
+          <w:sz w:val="24"/>
+          <w:szCs w:val="22"/>
+        </w:rPr>
+        <w:t>};</w:t>
+      </w:r>
+    </w:p>
+    <w:p>
+      <w:pPr>
+        <w:pStyle w:val="NoSpacing"/>
+      </w:pPr>
+    </w:p>
+    <w:p>
+      <w:pPr>
+        <w:pStyle w:val="NoSpacing"/>
+        <w:rPr>
+          <w:b/>
+        </w:rPr>
+      </w:pPr>
+      <w:r>
+        <w:rPr>
+          <w:rStyle w:val="HTMLCode"/>
+          <w:rFonts w:ascii="Times New Roman" w:eastAsiaTheme="minorHAnsi" w:hAnsi="Times New Roman" w:cstheme="minorBidi"/>
+          <w:b/>
+          <w:sz w:val="24"/>
+          <w:szCs w:val="22"/>
+        </w:rPr>
+        <w:t>Partial&lt;T&gt;</w:t>
+      </w:r>
+      <w:r>
+        <w:rPr>
+          <w:b/>
+        </w:rPr>
+        <w:t xml:space="preserve"> — Make all properties optional</w:t>
+      </w:r>
+    </w:p>
+    <w:p>
+      <w:pPr>
+        <w:pStyle w:val="NoSpacing"/>
+      </w:pPr>
+      <w:r>
+        <w:t>Suppose your application has an edit-user form. The user might update only their name without updating their email or age.</w:t>
+      </w:r>
+    </w:p>
+    <w:p>
+      <w:pPr>
+        <w:pStyle w:val="NoSpacing"/>
+        <w:rPr>
+          <w:rStyle w:val="HTMLCode"/>
+          <w:rFonts w:ascii="Times New Roman" w:eastAsiaTheme="minorHAnsi" w:hAnsi="Times New Roman" w:cstheme="minorBidi"/>
+          <w:sz w:val="24"/>
+          <w:szCs w:val="22"/>
+        </w:rPr>
+      </w:pPr>
+      <w:r>
+        <w:rPr>
+          <w:rStyle w:val="HTMLCode"/>
+          <w:rFonts w:ascii="Times New Roman" w:eastAsiaTheme="minorHAnsi" w:hAnsi="Times New Roman" w:cstheme="minorBidi"/>
+          <w:sz w:val="24"/>
+          <w:szCs w:val="22"/>
+        </w:rPr>
+        <w:t>const update: Partial&lt;User&gt; = {</w:t>
+      </w:r>
+    </w:p>
+    <w:p>
+      <w:pPr>
+        <w:pStyle w:val="NoSpacing"/>
+        <w:rPr>
+          <w:rStyle w:val="HTMLCode"/>
+          <w:rFonts w:ascii="Times New Roman" w:eastAsiaTheme="minorHAnsi" w:hAnsi="Times New Roman" w:cstheme="minorBidi"/>
+          <w:sz w:val="24"/>
+          <w:szCs w:val="22"/>
+        </w:rPr>
+      </w:pPr>
+      <w:r>
+        <w:rPr>
+          <w:rStyle w:val="HTMLCode"/>
+          <w:rFonts w:ascii="Times New Roman" w:eastAsiaTheme="minorHAnsi" w:hAnsi="Times New Roman" w:cstheme="minorBidi"/>
+          <w:sz w:val="24"/>
+          <w:szCs w:val="22"/>
+        </w:rPr>
+        <w:t xml:space="preserve">  name: "Rahul",</w:t>
+      </w:r>
+    </w:p>
+    <w:p>
+      <w:pPr>
+        <w:pStyle w:val="NoSpacing"/>
+      </w:pPr>
+      <w:r>
+        <w:rPr>
+          <w:rStyle w:val="HTMLCode"/>
+          <w:rFonts w:ascii="Times New Roman" w:eastAsiaTheme="minorHAnsi" w:hAnsi="Times New Roman" w:cstheme="minorBidi"/>
+          <w:sz w:val="24"/>
+          <w:szCs w:val="22"/>
+        </w:rPr>
+        <w:t>};</w:t>
+      </w:r>
+    </w:p>
+    <w:p>
+      <w:pPr>
+        <w:pStyle w:val="NoSpacing"/>
+      </w:pPr>
+      <w:r>
+        <w:lastRenderedPageBreak/>
+        <w:t>This is valid because all properties become optional.</w:t>
+      </w:r>
+    </w:p>
+    <w:p>
+      <w:pPr>
+        <w:pStyle w:val="NoSpacing"/>
+      </w:pPr>
+    </w:p>
+    <w:p>
+      <w:pPr>
+        <w:pStyle w:val="NoSpacing"/>
+      </w:pPr>
+      <w:r>
+        <w:t>Conceptually, TypeScript transforms the type into:</w:t>
+      </w:r>
+    </w:p>
+    <w:p>
+      <w:pPr>
+        <w:pStyle w:val="NoSpacing"/>
+        <w:rPr>
+          <w:rStyle w:val="HTMLCode"/>
+          <w:rFonts w:ascii="Times New Roman" w:eastAsiaTheme="minorHAnsi" w:hAnsi="Times New Roman" w:cstheme="minorBidi"/>
+          <w:sz w:val="24"/>
+          <w:szCs w:val="22"/>
+        </w:rPr>
+      </w:pPr>
+      <w:r>
+        <w:rPr>
+          <w:rStyle w:val="HTMLCode"/>
+          <w:rFonts w:ascii="Times New Roman" w:eastAsiaTheme="minorHAnsi" w:hAnsi="Times New Roman" w:cstheme="minorBidi"/>
+          <w:sz w:val="24"/>
+          <w:szCs w:val="22"/>
+        </w:rPr>
+        <w:t xml:space="preserve">type </w:t>
+      </w:r>
+      <w:proofErr w:type="spellStart"/>
+      <w:r>
+        <w:rPr>
+          <w:rStyle w:val="HTMLCode"/>
+          <w:rFonts w:ascii="Times New Roman" w:eastAsiaTheme="minorHAnsi" w:hAnsi="Times New Roman" w:cstheme="minorBidi"/>
+          <w:sz w:val="24"/>
+          <w:szCs w:val="22"/>
+        </w:rPr>
+        <w:t>PartialUser</w:t>
+      </w:r>
+      <w:proofErr w:type="spellEnd"/>
+      <w:r>
+        <w:rPr>
+          <w:rStyle w:val="HTMLCode"/>
+          <w:rFonts w:ascii="Times New Roman" w:eastAsiaTheme="minorHAnsi" w:hAnsi="Times New Roman" w:cstheme="minorBidi"/>
+          <w:sz w:val="24"/>
+          <w:szCs w:val="22"/>
+        </w:rPr>
+        <w:t xml:space="preserve"> = {</w:t>
+      </w:r>
+    </w:p>
+    <w:p>
+      <w:pPr>
+        <w:pStyle w:val="NoSpacing"/>
+        <w:rPr>
+          <w:rStyle w:val="HTMLCode"/>
+          <w:rFonts w:ascii="Times New Roman" w:eastAsiaTheme="minorHAnsi" w:hAnsi="Times New Roman" w:cstheme="minorBidi"/>
+          <w:sz w:val="24"/>
+          <w:szCs w:val="22"/>
+        </w:rPr>
+      </w:pPr>
+      <w:r>
+        <w:rPr>
+          <w:rStyle w:val="HTMLCode"/>
+          <w:rFonts w:ascii="Times New Roman" w:eastAsiaTheme="minorHAnsi" w:hAnsi="Times New Roman" w:cstheme="minorBidi"/>
+          <w:sz w:val="24"/>
+          <w:szCs w:val="22"/>
+        </w:rPr>
+        <w:t xml:space="preserve">  </w:t>
+      </w:r>
+      <w:proofErr w:type="gramStart"/>
+      <w:r>
+        <w:rPr>
+          <w:rStyle w:val="HTMLCode"/>
+          <w:rFonts w:ascii="Times New Roman" w:eastAsiaTheme="minorHAnsi" w:hAnsi="Times New Roman" w:cstheme="minorBidi"/>
+          <w:sz w:val="24"/>
+          <w:szCs w:val="22"/>
+        </w:rPr>
+        <w:t>id?:</w:t>
+      </w:r>
+      <w:proofErr w:type="gramEnd"/>
+      <w:r>
+        <w:rPr>
+          <w:rStyle w:val="HTMLCode"/>
+          <w:rFonts w:ascii="Times New Roman" w:eastAsiaTheme="minorHAnsi" w:hAnsi="Times New Roman" w:cstheme="minorBidi"/>
+          <w:sz w:val="24"/>
+          <w:szCs w:val="22"/>
+        </w:rPr>
+        <w:t xml:space="preserve"> number;</w:t>
+      </w:r>
+    </w:p>
+    <w:p>
+      <w:pPr>
+        <w:pStyle w:val="NoSpacing"/>
+        <w:rPr>
+          <w:rStyle w:val="HTMLCode"/>
+          <w:rFonts w:ascii="Times New Roman" w:eastAsiaTheme="minorHAnsi" w:hAnsi="Times New Roman" w:cstheme="minorBidi"/>
+          <w:sz w:val="24"/>
+          <w:szCs w:val="22"/>
+        </w:rPr>
+      </w:pPr>
+      <w:r>
+        <w:rPr>
+          <w:rStyle w:val="HTMLCode"/>
+          <w:rFonts w:ascii="Times New Roman" w:eastAsiaTheme="minorHAnsi" w:hAnsi="Times New Roman" w:cstheme="minorBidi"/>
+          <w:sz w:val="24"/>
+          <w:szCs w:val="22"/>
+        </w:rPr>
+        <w:t xml:space="preserve">  </w:t>
+      </w:r>
+      <w:proofErr w:type="gramStart"/>
+      <w:r>
+        <w:rPr>
+          <w:rStyle w:val="HTMLCode"/>
+          <w:rFonts w:ascii="Times New Roman" w:eastAsiaTheme="minorHAnsi" w:hAnsi="Times New Roman" w:cstheme="minorBidi"/>
+          <w:sz w:val="24"/>
+          <w:szCs w:val="22"/>
+        </w:rPr>
+        <w:t>name?:</w:t>
+      </w:r>
+      <w:proofErr w:type="gramEnd"/>
+      <w:r>
+        <w:rPr>
+          <w:rStyle w:val="HTMLCode"/>
+          <w:rFonts w:ascii="Times New Roman" w:eastAsiaTheme="minorHAnsi" w:hAnsi="Times New Roman" w:cstheme="minorBidi"/>
+          <w:sz w:val="24"/>
+          <w:szCs w:val="22"/>
+        </w:rPr>
+        <w:t xml:space="preserve"> string;</w:t>
+      </w:r>
+    </w:p>
+    <w:p>
+      <w:pPr>
+        <w:pStyle w:val="NoSpacing"/>
+        <w:rPr>
+          <w:rStyle w:val="HTMLCode"/>
+          <w:rFonts w:ascii="Times New Roman" w:eastAsiaTheme="minorHAnsi" w:hAnsi="Times New Roman" w:cstheme="minorBidi"/>
+          <w:sz w:val="24"/>
+          <w:szCs w:val="22"/>
+        </w:rPr>
+      </w:pPr>
+      <w:r>
+        <w:rPr>
+          <w:rStyle w:val="HTMLCode"/>
+          <w:rFonts w:ascii="Times New Roman" w:eastAsiaTheme="minorHAnsi" w:hAnsi="Times New Roman" w:cstheme="minorBidi"/>
+          <w:sz w:val="24"/>
+          <w:szCs w:val="22"/>
+        </w:rPr>
+        <w:t xml:space="preserve">  </w:t>
+      </w:r>
+      <w:proofErr w:type="gramStart"/>
+      <w:r>
+        <w:rPr>
+          <w:rStyle w:val="HTMLCode"/>
+          <w:rFonts w:ascii="Times New Roman" w:eastAsiaTheme="minorHAnsi" w:hAnsi="Times New Roman" w:cstheme="minorBidi"/>
+          <w:sz w:val="24"/>
+          <w:szCs w:val="22"/>
+        </w:rPr>
+        <w:t>email?:</w:t>
+      </w:r>
+      <w:proofErr w:type="gramEnd"/>
+      <w:r>
+        <w:rPr>
+          <w:rStyle w:val="HTMLCode"/>
+          <w:rFonts w:ascii="Times New Roman" w:eastAsiaTheme="minorHAnsi" w:hAnsi="Times New Roman" w:cstheme="minorBidi"/>
+          <w:sz w:val="24"/>
+          <w:szCs w:val="22"/>
+        </w:rPr>
+        <w:t xml:space="preserve"> string;</w:t>
+      </w:r>
+    </w:p>
+    <w:p>
+      <w:pPr>
+        <w:pStyle w:val="NoSpacing"/>
+      </w:pPr>
+      <w:r>
+        <w:rPr>
+          <w:rStyle w:val="HTMLCode"/>
+          <w:rFonts w:ascii="Times New Roman" w:eastAsiaTheme="minorHAnsi" w:hAnsi="Times New Roman" w:cstheme="minorBidi"/>
+          <w:sz w:val="24"/>
+          <w:szCs w:val="22"/>
+        </w:rPr>
+        <w:t>};</w:t>
+      </w:r>
+    </w:p>
+    <w:p>
+      <w:pPr>
+        <w:pStyle w:val="NoSpacing"/>
+      </w:pPr>
+    </w:p>
+    <w:p>
+      <w:pPr>
+        <w:pStyle w:val="NoSpacing"/>
+        <w:rPr>
+          <w:b/>
+          <w:sz w:val="27"/>
+        </w:rPr>
+      </w:pPr>
+      <w:r>
+        <w:rPr>
+          <w:b/>
+        </w:rPr>
+        <w:t>Real-world React scenario</w:t>
+      </w:r>
+    </w:p>
+    <w:p>
+      <w:pPr>
+        <w:pStyle w:val="NoSpacing"/>
+      </w:pPr>
+    </w:p>
+    <w:p>
+      <w:pPr>
+        <w:pStyle w:val="NoSpacing"/>
+        <w:rPr>
+          <w:rStyle w:val="HTMLCode"/>
+          <w:rFonts w:ascii="Times New Roman" w:eastAsiaTheme="minorHAnsi" w:hAnsi="Times New Roman" w:cstheme="minorBidi"/>
+          <w:sz w:val="24"/>
+          <w:szCs w:val="22"/>
+        </w:rPr>
+      </w:pPr>
+      <w:r>
+        <w:rPr>
+          <w:rStyle w:val="HTMLCode"/>
+          <w:rFonts w:ascii="Times New Roman" w:eastAsiaTheme="minorHAnsi" w:hAnsi="Times New Roman" w:cstheme="minorBidi"/>
+          <w:sz w:val="24"/>
+          <w:szCs w:val="22"/>
+        </w:rPr>
+        <w:t>type User = {</w:t>
+      </w:r>
+    </w:p>
+    <w:p>
+      <w:pPr>
+        <w:pStyle w:val="NoSpacing"/>
+        <w:rPr>
+          <w:rStyle w:val="HTMLCode"/>
+          <w:rFonts w:ascii="Times New Roman" w:eastAsiaTheme="minorHAnsi" w:hAnsi="Times New Roman" w:cstheme="minorBidi"/>
+          <w:sz w:val="24"/>
+          <w:szCs w:val="22"/>
+        </w:rPr>
+      </w:pPr>
+      <w:r>
+        <w:rPr>
+          <w:rStyle w:val="HTMLCode"/>
+          <w:rFonts w:ascii="Times New Roman" w:eastAsiaTheme="minorHAnsi" w:hAnsi="Times New Roman" w:cstheme="minorBidi"/>
+          <w:sz w:val="24"/>
+          <w:szCs w:val="22"/>
+        </w:rPr>
+        <w:t xml:space="preserve">  id: number;</w:t>
+      </w:r>
+    </w:p>
+    <w:p>
+      <w:pPr>
+        <w:pStyle w:val="NoSpacing"/>
+        <w:rPr>
+          <w:rStyle w:val="HTMLCode"/>
+          <w:rFonts w:ascii="Times New Roman" w:eastAsiaTheme="minorHAnsi" w:hAnsi="Times New Roman" w:cstheme="minorBidi"/>
+          <w:sz w:val="24"/>
+          <w:szCs w:val="22"/>
+        </w:rPr>
+      </w:pPr>
+      <w:r>
+        <w:rPr>
+          <w:rStyle w:val="HTMLCode"/>
+          <w:rFonts w:ascii="Times New Roman" w:eastAsiaTheme="minorHAnsi" w:hAnsi="Times New Roman" w:cstheme="minorBidi"/>
+          <w:sz w:val="24"/>
+          <w:szCs w:val="22"/>
+        </w:rPr>
+        <w:t xml:space="preserve">  name: string;</w:t>
+      </w:r>
+    </w:p>
+    <w:p>
+      <w:pPr>
+        <w:pStyle w:val="NoSpacing"/>
+        <w:rPr>
+          <w:rStyle w:val="HTMLCode"/>
+          <w:rFonts w:ascii="Times New Roman" w:eastAsiaTheme="minorHAnsi" w:hAnsi="Times New Roman" w:cstheme="minorBidi"/>
+          <w:sz w:val="24"/>
+          <w:szCs w:val="22"/>
+        </w:rPr>
+      </w:pPr>
+      <w:r>
+        <w:rPr>
+          <w:rStyle w:val="HTMLCode"/>
+          <w:rFonts w:ascii="Times New Roman" w:eastAsiaTheme="minorHAnsi" w:hAnsi="Times New Roman" w:cstheme="minorBidi"/>
+          <w:sz w:val="24"/>
+          <w:szCs w:val="22"/>
+        </w:rPr>
+        <w:t xml:space="preserve">  email: string;</w:t>
+      </w:r>
+    </w:p>
+    <w:p>
+      <w:pPr>
+        <w:pStyle w:val="NoSpacing"/>
+        <w:rPr>
+          <w:rStyle w:val="HTMLCode"/>
+          <w:rFonts w:ascii="Times New Roman" w:eastAsiaTheme="minorHAnsi" w:hAnsi="Times New Roman" w:cstheme="minorBidi"/>
+          <w:sz w:val="24"/>
+          <w:szCs w:val="22"/>
+        </w:rPr>
+      </w:pPr>
+      <w:r>
+        <w:rPr>
+          <w:rStyle w:val="HTMLCode"/>
+          <w:rFonts w:ascii="Times New Roman" w:eastAsiaTheme="minorHAnsi" w:hAnsi="Times New Roman" w:cstheme="minorBidi"/>
+          <w:sz w:val="24"/>
+          <w:szCs w:val="22"/>
+        </w:rPr>
+        <w:t>};</w:t>
+      </w:r>
+    </w:p>
+    <w:p>
+      <w:pPr>
+        <w:pStyle w:val="NoSpacing"/>
+        <w:rPr>
+          <w:rStyle w:val="HTMLCode"/>
+          <w:rFonts w:ascii="Times New Roman" w:eastAsiaTheme="minorHAnsi" w:hAnsi="Times New Roman" w:cstheme="minorBidi"/>
+          <w:sz w:val="24"/>
+          <w:szCs w:val="22"/>
+        </w:rPr>
+      </w:pPr>
+    </w:p>
+    <w:p>
+      <w:pPr>
+        <w:pStyle w:val="NoSpacing"/>
+        <w:rPr>
+          <w:rStyle w:val="HTMLCode"/>
+          <w:rFonts w:ascii="Times New Roman" w:eastAsiaTheme="minorHAnsi" w:hAnsi="Times New Roman" w:cstheme="minorBidi"/>
+          <w:sz w:val="24"/>
+          <w:szCs w:val="22"/>
+        </w:rPr>
+      </w:pPr>
+      <w:r>
+        <w:rPr>
+          <w:rStyle w:val="HTMLCode"/>
+          <w:rFonts w:ascii="Times New Roman" w:eastAsiaTheme="minorHAnsi" w:hAnsi="Times New Roman" w:cstheme="minorBidi"/>
+          <w:sz w:val="24"/>
+          <w:szCs w:val="22"/>
+        </w:rPr>
+        <w:t xml:space="preserve">function </w:t>
+      </w:r>
+      <w:proofErr w:type="spellStart"/>
+      <w:proofErr w:type="gramStart"/>
+      <w:r>
+        <w:rPr>
+          <w:rStyle w:val="HTMLCode"/>
+          <w:rFonts w:ascii="Times New Roman" w:eastAsiaTheme="minorHAnsi" w:hAnsi="Times New Roman" w:cstheme="minorBidi"/>
+          <w:sz w:val="24"/>
+          <w:szCs w:val="22"/>
+        </w:rPr>
+        <w:t>updateUser</w:t>
+      </w:r>
+      <w:proofErr w:type="spellEnd"/>
+      <w:r>
+        <w:rPr>
+          <w:rStyle w:val="HTMLCode"/>
+          <w:rFonts w:ascii="Times New Roman" w:eastAsiaTheme="minorHAnsi" w:hAnsi="Times New Roman" w:cstheme="minorBidi"/>
+          <w:sz w:val="24"/>
+          <w:szCs w:val="22"/>
+        </w:rPr>
+        <w:t>(</w:t>
+      </w:r>
+      <w:proofErr w:type="gramEnd"/>
+    </w:p>
+    <w:p>
+      <w:pPr>
+        <w:pStyle w:val="NoSpacing"/>
+        <w:rPr>
+          <w:rStyle w:val="HTMLCode"/>
+          <w:rFonts w:ascii="Times New Roman" w:eastAsiaTheme="minorHAnsi" w:hAnsi="Times New Roman" w:cstheme="minorBidi"/>
+          <w:sz w:val="24"/>
+          <w:szCs w:val="22"/>
+        </w:rPr>
+      </w:pPr>
+      <w:r>
+        <w:rPr>
+          <w:rStyle w:val="HTMLCode"/>
+          <w:rFonts w:ascii="Times New Roman" w:eastAsiaTheme="minorHAnsi" w:hAnsi="Times New Roman" w:cstheme="minorBidi"/>
+          <w:sz w:val="24"/>
+          <w:szCs w:val="22"/>
+        </w:rPr>
+        <w:t xml:space="preserve">  id: number,</w:t>
+      </w:r>
+    </w:p>
+    <w:p>
+      <w:pPr>
+        <w:pStyle w:val="NoSpacing"/>
+        <w:rPr>
+          <w:rStyle w:val="HTMLCode"/>
+          <w:rFonts w:ascii="Times New Roman" w:eastAsiaTheme="minorHAnsi" w:hAnsi="Times New Roman" w:cstheme="minorBidi"/>
+          <w:sz w:val="24"/>
+          <w:szCs w:val="22"/>
+        </w:rPr>
+      </w:pPr>
+      <w:r>
+        <w:rPr>
+          <w:rStyle w:val="HTMLCode"/>
+          <w:rFonts w:ascii="Times New Roman" w:eastAsiaTheme="minorHAnsi" w:hAnsi="Times New Roman" w:cstheme="minorBidi"/>
+          <w:sz w:val="24"/>
+          <w:szCs w:val="22"/>
+        </w:rPr>
+        <w:t xml:space="preserve">  changes: Partial&lt;User&gt;</w:t>
+      </w:r>
+    </w:p>
+    <w:p>
+      <w:pPr>
+        <w:pStyle w:val="NoSpacing"/>
+        <w:rPr>
+          <w:rStyle w:val="HTMLCode"/>
+          <w:rFonts w:ascii="Times New Roman" w:eastAsiaTheme="minorHAnsi" w:hAnsi="Times New Roman" w:cstheme="minorBidi"/>
+          <w:sz w:val="24"/>
+          <w:szCs w:val="22"/>
+        </w:rPr>
+      </w:pPr>
+      <w:r>
+        <w:rPr>
+          <w:rStyle w:val="HTMLCode"/>
+          <w:rFonts w:ascii="Times New Roman" w:eastAsiaTheme="minorHAnsi" w:hAnsi="Times New Roman" w:cstheme="minorBidi"/>
+          <w:sz w:val="24"/>
+          <w:szCs w:val="22"/>
+        </w:rPr>
+        <w:t>) {</w:t>
+      </w:r>
+    </w:p>
+    <w:p>
+      <w:pPr>
+        <w:pStyle w:val="NoSpacing"/>
+        <w:rPr>
+          <w:rStyle w:val="HTMLCode"/>
+          <w:rFonts w:ascii="Times New Roman" w:eastAsiaTheme="minorHAnsi" w:hAnsi="Times New Roman" w:cstheme="minorBidi"/>
+          <w:sz w:val="24"/>
+          <w:szCs w:val="22"/>
+        </w:rPr>
+      </w:pPr>
+      <w:r>
+        <w:rPr>
+          <w:rStyle w:val="HTMLCode"/>
+          <w:rFonts w:ascii="Times New Roman" w:eastAsiaTheme="minorHAnsi" w:hAnsi="Times New Roman" w:cstheme="minorBidi"/>
+          <w:sz w:val="24"/>
+          <w:szCs w:val="22"/>
+        </w:rPr>
+        <w:t xml:space="preserve">  // Send only the changed fields to the API.</w:t>
+      </w:r>
+    </w:p>
+    <w:p>
+      <w:pPr>
+        <w:pStyle w:val="NoSpacing"/>
+        <w:rPr>
+          <w:rStyle w:val="HTMLCode"/>
+          <w:rFonts w:ascii="Times New Roman" w:eastAsiaTheme="minorHAnsi" w:hAnsi="Times New Roman" w:cstheme="minorBidi"/>
+          <w:sz w:val="24"/>
+          <w:szCs w:val="22"/>
+        </w:rPr>
+      </w:pPr>
+      <w:r>
+        <w:rPr>
+          <w:rStyle w:val="HTMLCode"/>
+          <w:rFonts w:ascii="Times New Roman" w:eastAsiaTheme="minorHAnsi" w:hAnsi="Times New Roman" w:cstheme="minorBidi"/>
+          <w:sz w:val="24"/>
+          <w:szCs w:val="22"/>
+        </w:rPr>
+        <w:t>}</w:t>
+      </w:r>
+    </w:p>
+    <w:p>
+      <w:pPr>
+        <w:pStyle w:val="NoSpacing"/>
+        <w:rPr>
+          <w:rStyle w:val="HTMLCode"/>
+          <w:rFonts w:ascii="Times New Roman" w:eastAsiaTheme="minorHAnsi" w:hAnsi="Times New Roman" w:cstheme="minorBidi"/>
+          <w:sz w:val="24"/>
+          <w:szCs w:val="22"/>
+        </w:rPr>
+      </w:pPr>
+    </w:p>
+    <w:p>
+      <w:pPr>
+        <w:pStyle w:val="NoSpacing"/>
+        <w:rPr>
+          <w:rStyle w:val="HTMLCode"/>
+          <w:rFonts w:ascii="Times New Roman" w:eastAsiaTheme="minorHAnsi" w:hAnsi="Times New Roman" w:cstheme="minorBidi"/>
+          <w:sz w:val="24"/>
+          <w:szCs w:val="22"/>
+        </w:rPr>
+      </w:pPr>
+      <w:proofErr w:type="spellStart"/>
+      <w:proofErr w:type="gramStart"/>
+      <w:r>
+        <w:rPr>
+          <w:rStyle w:val="HTMLCode"/>
+          <w:rFonts w:ascii="Times New Roman" w:eastAsiaTheme="minorHAnsi" w:hAnsi="Times New Roman" w:cstheme="minorBidi"/>
+          <w:sz w:val="24"/>
+          <w:szCs w:val="22"/>
+        </w:rPr>
+        <w:t>updateUser</w:t>
+      </w:r>
+      <w:proofErr w:type="spellEnd"/>
+      <w:r>
+        <w:rPr>
+          <w:rStyle w:val="HTMLCode"/>
+          <w:rFonts w:ascii="Times New Roman" w:eastAsiaTheme="minorHAnsi" w:hAnsi="Times New Roman" w:cstheme="minorBidi"/>
+          <w:sz w:val="24"/>
+          <w:szCs w:val="22"/>
+        </w:rPr>
+        <w:t>(</w:t>
+      </w:r>
+      <w:proofErr w:type="gramEnd"/>
+      <w:r>
+        <w:rPr>
+          <w:rStyle w:val="HTMLCode"/>
+          <w:rFonts w:ascii="Times New Roman" w:eastAsiaTheme="minorHAnsi" w:hAnsi="Times New Roman" w:cstheme="minorBidi"/>
+          <w:sz w:val="24"/>
+          <w:szCs w:val="22"/>
+        </w:rPr>
+        <w:t>1, { name: "Rahul" });</w:t>
+      </w:r>
+    </w:p>
+    <w:p>
+      <w:pPr>
+        <w:pStyle w:val="NoSpacing"/>
+      </w:pPr>
+      <w:proofErr w:type="spellStart"/>
+      <w:proofErr w:type="gramStart"/>
+      <w:r>
+        <w:rPr>
+          <w:rStyle w:val="HTMLCode"/>
+          <w:rFonts w:ascii="Times New Roman" w:eastAsiaTheme="minorHAnsi" w:hAnsi="Times New Roman" w:cstheme="minorBidi"/>
+          <w:sz w:val="24"/>
+          <w:szCs w:val="22"/>
+        </w:rPr>
+        <w:t>updateUser</w:t>
+      </w:r>
+      <w:proofErr w:type="spellEnd"/>
+      <w:r>
+        <w:rPr>
+          <w:rStyle w:val="HTMLCode"/>
+          <w:rFonts w:ascii="Times New Roman" w:eastAsiaTheme="minorHAnsi" w:hAnsi="Times New Roman" w:cstheme="minorBidi"/>
+          <w:sz w:val="24"/>
+          <w:szCs w:val="22"/>
+        </w:rPr>
+        <w:t>(</w:t>
+      </w:r>
+      <w:proofErr w:type="gramEnd"/>
+      <w:r>
+        <w:rPr>
+          <w:rStyle w:val="HTMLCode"/>
+          <w:rFonts w:ascii="Times New Roman" w:eastAsiaTheme="minorHAnsi" w:hAnsi="Times New Roman" w:cstheme="minorBidi"/>
+          <w:sz w:val="24"/>
+          <w:szCs w:val="22"/>
+        </w:rPr>
+        <w:t>1, { email: "rahul@example.com" });</w:t>
+      </w:r>
+    </w:p>
+    <w:p>
+      <w:pPr>
+        <w:pStyle w:val="NoSpacing"/>
+      </w:pPr>
+    </w:p>
+    <w:p>
+      <w:pPr>
+        <w:pStyle w:val="NoSpacing"/>
+        <w:rPr>
+          <w:b/>
+        </w:rPr>
+      </w:pPr>
+      <w:r>
+        <w:rPr>
+          <w:rStyle w:val="HTMLCode"/>
+          <w:rFonts w:ascii="Times New Roman" w:eastAsiaTheme="minorHAnsi" w:hAnsi="Times New Roman" w:cstheme="minorBidi"/>
+          <w:b/>
+          <w:sz w:val="24"/>
+          <w:szCs w:val="22"/>
+        </w:rPr>
+        <w:t>Required&lt;T&gt;</w:t>
+      </w:r>
+      <w:r>
+        <w:rPr>
+          <w:b/>
+        </w:rPr>
+        <w:t xml:space="preserve"> — Make all properties required</w:t>
+      </w:r>
+    </w:p>
+    <w:p>
+      <w:pPr>
+        <w:pStyle w:val="NoSpacing"/>
+      </w:pPr>
+      <w:r>
+        <w:t>Consider a type in which some fields are optional.</w:t>
+      </w:r>
+    </w:p>
+    <w:p>
+      <w:pPr>
+        <w:pStyle w:val="NoSpacing"/>
+      </w:pPr>
+    </w:p>
+    <w:p>
+      <w:pPr>
+        <w:pStyle w:val="NoSpacing"/>
+      </w:pPr>
+      <w:r>
+        <w:rPr>
+          <w:b/>
+        </w:rPr>
+        <w:t>Example</w:t>
+      </w:r>
+    </w:p>
+    <w:p>
+      <w:pPr>
+        <w:pStyle w:val="NoSpacing"/>
+        <w:rPr>
+          <w:rStyle w:val="HTMLCode"/>
+          <w:rFonts w:ascii="Times New Roman" w:eastAsiaTheme="minorHAnsi" w:hAnsi="Times New Roman" w:cstheme="minorBidi"/>
+          <w:sz w:val="24"/>
+          <w:szCs w:val="22"/>
+        </w:rPr>
+      </w:pPr>
+      <w:r>
+        <w:rPr>
+          <w:rStyle w:val="HTMLCode"/>
+          <w:rFonts w:ascii="Times New Roman" w:eastAsiaTheme="minorHAnsi" w:hAnsi="Times New Roman" w:cstheme="minorBidi"/>
+          <w:sz w:val="24"/>
+          <w:szCs w:val="22"/>
+        </w:rPr>
+        <w:t>const user: Required&lt;User&gt; = {</w:t>
+      </w:r>
+    </w:p>
+    <w:p>
+      <w:pPr>
+        <w:pStyle w:val="NoSpacing"/>
+        <w:rPr>
+          <w:rStyle w:val="HTMLCode"/>
+          <w:rFonts w:ascii="Times New Roman" w:eastAsiaTheme="minorHAnsi" w:hAnsi="Times New Roman" w:cstheme="minorBidi"/>
+          <w:sz w:val="24"/>
+          <w:szCs w:val="22"/>
+        </w:rPr>
+      </w:pPr>
+      <w:r>
+        <w:rPr>
+          <w:rStyle w:val="HTMLCode"/>
+          <w:rFonts w:ascii="Times New Roman" w:eastAsiaTheme="minorHAnsi" w:hAnsi="Times New Roman" w:cstheme="minorBidi"/>
+          <w:sz w:val="24"/>
+          <w:szCs w:val="22"/>
+        </w:rPr>
+        <w:t xml:space="preserve">  id: 1,</w:t>
+      </w:r>
+    </w:p>
+    <w:p>
+      <w:pPr>
+        <w:pStyle w:val="NoSpacing"/>
+        <w:rPr>
+          <w:rStyle w:val="HTMLCode"/>
+          <w:rFonts w:ascii="Times New Roman" w:eastAsiaTheme="minorHAnsi" w:hAnsi="Times New Roman" w:cstheme="minorBidi"/>
+          <w:sz w:val="24"/>
+          <w:szCs w:val="22"/>
+        </w:rPr>
+      </w:pPr>
+      <w:r>
+        <w:rPr>
+          <w:rStyle w:val="HTMLCode"/>
+          <w:rFonts w:ascii="Times New Roman" w:eastAsiaTheme="minorHAnsi" w:hAnsi="Times New Roman" w:cstheme="minorBidi"/>
+          <w:sz w:val="24"/>
+          <w:szCs w:val="22"/>
+        </w:rPr>
+        <w:t xml:space="preserve">  name: "Rahul",</w:t>
+      </w:r>
+    </w:p>
+    <w:p>
+      <w:pPr>
+        <w:pStyle w:val="NoSpacing"/>
+        <w:rPr>
+          <w:rStyle w:val="HTMLCode"/>
+          <w:rFonts w:ascii="Times New Roman" w:eastAsiaTheme="minorHAnsi" w:hAnsi="Times New Roman" w:cstheme="minorBidi"/>
+          <w:sz w:val="24"/>
+          <w:szCs w:val="22"/>
+        </w:rPr>
+      </w:pPr>
+      <w:r>
+        <w:rPr>
+          <w:rStyle w:val="HTMLCode"/>
+          <w:rFonts w:ascii="Times New Roman" w:eastAsiaTheme="minorHAnsi" w:hAnsi="Times New Roman" w:cstheme="minorBidi"/>
+          <w:sz w:val="24"/>
+          <w:szCs w:val="22"/>
+        </w:rPr>
+        <w:t xml:space="preserve">  email: "rahul@example.com",</w:t>
+      </w:r>
+    </w:p>
+    <w:p>
+      <w:pPr>
+        <w:pStyle w:val="NoSpacing"/>
+      </w:pPr>
+      <w:r>
+        <w:rPr>
+          <w:rStyle w:val="HTMLCode"/>
+          <w:rFonts w:ascii="Times New Roman" w:eastAsiaTheme="minorHAnsi" w:hAnsi="Times New Roman" w:cstheme="minorBidi"/>
+          <w:sz w:val="24"/>
+          <w:szCs w:val="22"/>
+        </w:rPr>
+        <w:t>};</w:t>
+      </w:r>
+    </w:p>
+    <w:p>
+      <w:pPr>
+        <w:pStyle w:val="NoSpacing"/>
+        <w:rPr>
+          <w:b/>
+        </w:rPr>
+      </w:pPr>
+    </w:p>
+    <w:p>
+      <w:pPr>
+        <w:pStyle w:val="NoSpacing"/>
+        <w:rPr>
+          <w:b/>
+        </w:rPr>
+      </w:pPr>
+      <w:r>
+        <w:rPr>
+          <w:rStyle w:val="HTMLCode"/>
+          <w:rFonts w:ascii="Times New Roman" w:eastAsiaTheme="minorHAnsi" w:hAnsi="Times New Roman" w:cstheme="minorBidi"/>
+          <w:b/>
+          <w:sz w:val="24"/>
+          <w:szCs w:val="22"/>
+        </w:rPr>
+        <w:t>Pick&lt;T, K&gt;</w:t>
+      </w:r>
+      <w:r>
+        <w:rPr>
+          <w:b/>
+        </w:rPr>
+        <w:t xml:space="preserve"> — Select specific properties</w:t>
+      </w:r>
+    </w:p>
+    <w:p>
+      <w:pPr>
+        <w:pStyle w:val="NoSpacing"/>
+      </w:pPr>
+      <w:r>
+        <w:t>Suppose you have a user object containing sensitive or unnecessary information.</w:t>
+      </w:r>
+    </w:p>
+    <w:p>
+      <w:pPr>
+        <w:pStyle w:val="NoSpacing"/>
+      </w:pPr>
+    </w:p>
+    <w:p>
+      <w:pPr>
+        <w:pStyle w:val="NoSpacing"/>
+        <w:rPr>
+          <w:b/>
+        </w:rPr>
+      </w:pPr>
+      <w:r>
+        <w:rPr>
+          <w:b/>
+        </w:rPr>
+        <w:t>Example</w:t>
+      </w:r>
+    </w:p>
+    <w:p>
+      <w:pPr>
+        <w:pStyle w:val="NoSpacing"/>
+      </w:pPr>
+      <w:r>
+        <w:t xml:space="preserve">type </w:t>
+      </w:r>
+      <w:proofErr w:type="spellStart"/>
+      <w:r>
+        <w:t>UserProfile</w:t>
+      </w:r>
+      <w:proofErr w:type="spellEnd"/>
+      <w:r>
+        <w:t xml:space="preserve"> = Pick&lt;User, "name" | "email"&gt;;</w:t>
+      </w:r>
+    </w:p>
+    <w:p>
+      <w:pPr>
+        <w:pStyle w:val="NoSpacing"/>
+      </w:pPr>
+    </w:p>
+    <w:p>
+      <w:pPr>
+        <w:pStyle w:val="NoSpacing"/>
+        <w:rPr>
+          <w:b/>
+        </w:rPr>
+      </w:pPr>
+      <w:proofErr w:type="spellStart"/>
+      <w:r>
+        <w:rPr>
+          <w:rStyle w:val="HTMLCode"/>
+          <w:rFonts w:ascii="Times New Roman" w:eastAsiaTheme="minorHAnsi" w:hAnsi="Times New Roman" w:cstheme="minorBidi"/>
+          <w:b/>
+          <w:sz w:val="24"/>
+          <w:szCs w:val="22"/>
+        </w:rPr>
+        <w:t>Readonly</w:t>
+      </w:r>
+      <w:proofErr w:type="spellEnd"/>
+      <w:r>
+        <w:rPr>
+          <w:rStyle w:val="HTMLCode"/>
+          <w:rFonts w:ascii="Times New Roman" w:eastAsiaTheme="minorHAnsi" w:hAnsi="Times New Roman" w:cstheme="minorBidi"/>
+          <w:b/>
+          <w:sz w:val="24"/>
+          <w:szCs w:val="22"/>
+        </w:rPr>
+        <w:t>&lt;T&gt;</w:t>
+      </w:r>
+      <w:r>
+        <w:rPr>
+          <w:b/>
+        </w:rPr>
+        <w:t xml:space="preserve"> — Prevent property reassignment</w:t>
+      </w:r>
+    </w:p>
+    <w:p>
+      <w:pPr>
+        <w:pStyle w:val="NoSpacing"/>
+      </w:pPr>
+      <w:r>
+        <w:t>Sometimes you want a component to receive data that it should not modify.</w:t>
+      </w:r>
+    </w:p>
+    <w:p>
+      <w:pPr>
+        <w:pStyle w:val="NoSpacing"/>
+      </w:pPr>
+    </w:p>
+    <w:p>
+      <w:pPr>
+        <w:pStyle w:val="NoSpacing"/>
+      </w:pPr>
+      <w:r>
+        <w:t>type User = {</w:t>
+      </w:r>
+    </w:p>
+    <w:p>
+      <w:pPr>
+        <w:pStyle w:val="NoSpacing"/>
+      </w:pPr>
+      <w:r>
+        <w:t xml:space="preserve">  id: number;</w:t>
+      </w:r>
+    </w:p>
+    <w:p>
+      <w:pPr>
+        <w:pStyle w:val="NoSpacing"/>
+      </w:pPr>
+      <w:r>
+        <w:t xml:space="preserve">  name: string;</w:t>
+      </w:r>
+    </w:p>
+    <w:p>
+      <w:pPr>
+        <w:pStyle w:val="NoSpacing"/>
+      </w:pPr>
+      <w:r>
+        <w:t>};</w:t>
+      </w:r>
+    </w:p>
+    <w:p>
+      <w:pPr>
+        <w:pStyle w:val="NoSpacing"/>
+      </w:pPr>
+    </w:p>
+    <w:p>
+      <w:pPr>
+        <w:pStyle w:val="NoSpacing"/>
+      </w:pPr>
+      <w:r>
+        <w:t xml:space="preserve">const user: </w:t>
+      </w:r>
+      <w:proofErr w:type="spellStart"/>
+      <w:r>
+        <w:t>Readonly</w:t>
+      </w:r>
+      <w:proofErr w:type="spellEnd"/>
+      <w:r>
+        <w:t>&lt;User&gt; = {</w:t>
+      </w:r>
+    </w:p>
+    <w:p>
+      <w:pPr>
+        <w:pStyle w:val="NoSpacing"/>
+      </w:pPr>
+      <w:r>
+        <w:t xml:space="preserve">  id: 1,</w:t>
+      </w:r>
+    </w:p>
+    <w:p>
+      <w:pPr>
+        <w:pStyle w:val="NoSpacing"/>
+      </w:pPr>
+      <w:r>
+        <w:t xml:space="preserve">  name: "Rahul",</w:t>
+      </w:r>
+    </w:p>
+    <w:p>
+      <w:pPr>
+        <w:pStyle w:val="NoSpacing"/>
+      </w:pPr>
+      <w:r>
+        <w:t>};</w:t>
+      </w:r>
+    </w:p>
+    <w:p>
+      <w:pPr>
+        <w:pStyle w:val="NoSpacing"/>
+      </w:pPr>
+    </w:p>
+    <w:p>
+      <w:pPr>
+        <w:pStyle w:val="NoSpacing"/>
+      </w:pPr>
+      <w:r>
+        <w:t>// TypeScript error</w:t>
+      </w:r>
+    </w:p>
+    <w:p>
+      <w:pPr>
+        <w:pStyle w:val="NoSpacing"/>
+      </w:pPr>
+      <w:r>
+        <w:t>user.name = "Priya";</w:t>
+      </w:r>
+    </w:p>
+    <w:p>
+      <w:pPr>
+        <w:pStyle w:val="NoSpacing"/>
+      </w:pPr>
+    </w:p>
+    <w:p>
+      <w:pPr>
+        <w:pStyle w:val="NoSpacing"/>
+        <w:rPr>
+          <w:b/>
+        </w:rPr>
+      </w:pPr>
+      <w:proofErr w:type="spellStart"/>
+      <w:r>
+        <w:rPr>
+          <w:rStyle w:val="HTMLCode"/>
+          <w:rFonts w:ascii="Times New Roman" w:eastAsiaTheme="minorHAnsi" w:hAnsi="Times New Roman" w:cstheme="minorBidi"/>
+          <w:b/>
+          <w:sz w:val="24"/>
+          <w:szCs w:val="22"/>
+        </w:rPr>
+        <w:t>Readonly</w:t>
+      </w:r>
+      <w:proofErr w:type="spellEnd"/>
+      <w:r>
+        <w:rPr>
+          <w:rStyle w:val="HTMLCode"/>
+          <w:rFonts w:ascii="Times New Roman" w:eastAsiaTheme="minorHAnsi" w:hAnsi="Times New Roman" w:cstheme="minorBidi"/>
+          <w:b/>
+          <w:sz w:val="24"/>
+          <w:szCs w:val="22"/>
+        </w:rPr>
+        <w:t>&lt;User&gt;</w:t>
+      </w:r>
+      <w:r>
+        <w:rPr>
+          <w:b/>
+        </w:rPr>
+        <w:t xml:space="preserve"> is conceptually equivalent to:</w:t>
+      </w:r>
+    </w:p>
+    <w:p>
+      <w:pPr>
+        <w:pStyle w:val="NoSpacing"/>
+        <w:rPr>
+          <w:rStyle w:val="HTMLCode"/>
+          <w:rFonts w:ascii="Times New Roman" w:eastAsiaTheme="minorHAnsi" w:hAnsi="Times New Roman" w:cstheme="minorBidi"/>
+          <w:sz w:val="24"/>
+          <w:szCs w:val="22"/>
+        </w:rPr>
+      </w:pPr>
+      <w:r>
+        <w:rPr>
+          <w:rStyle w:val="HTMLCode"/>
+          <w:rFonts w:ascii="Times New Roman" w:eastAsiaTheme="minorHAnsi" w:hAnsi="Times New Roman" w:cstheme="minorBidi"/>
+          <w:sz w:val="24"/>
+          <w:szCs w:val="22"/>
+        </w:rPr>
+        <w:t xml:space="preserve">type </w:t>
+      </w:r>
+      <w:proofErr w:type="spellStart"/>
+      <w:r>
+        <w:rPr>
+          <w:rStyle w:val="HTMLCode"/>
+          <w:rFonts w:ascii="Times New Roman" w:eastAsiaTheme="minorHAnsi" w:hAnsi="Times New Roman" w:cstheme="minorBidi"/>
+          <w:sz w:val="24"/>
+          <w:szCs w:val="22"/>
+        </w:rPr>
+        <w:t>ReadonlyUser</w:t>
+      </w:r>
+      <w:proofErr w:type="spellEnd"/>
+      <w:r>
+        <w:rPr>
+          <w:rStyle w:val="HTMLCode"/>
+          <w:rFonts w:ascii="Times New Roman" w:eastAsiaTheme="minorHAnsi" w:hAnsi="Times New Roman" w:cstheme="minorBidi"/>
+          <w:sz w:val="24"/>
+          <w:szCs w:val="22"/>
+        </w:rPr>
+        <w:t xml:space="preserve"> = {</w:t>
+      </w:r>
+    </w:p>
+    <w:p>
+      <w:pPr>
+        <w:pStyle w:val="NoSpacing"/>
+        <w:rPr>
+          <w:rStyle w:val="HTMLCode"/>
+          <w:rFonts w:ascii="Times New Roman" w:eastAsiaTheme="minorHAnsi" w:hAnsi="Times New Roman" w:cstheme="minorBidi"/>
+          <w:sz w:val="24"/>
+          <w:szCs w:val="22"/>
+        </w:rPr>
+      </w:pPr>
+      <w:r>
+        <w:rPr>
+          <w:rStyle w:val="HTMLCode"/>
+          <w:rFonts w:ascii="Times New Roman" w:eastAsiaTheme="minorHAnsi" w:hAnsi="Times New Roman" w:cstheme="minorBidi"/>
+          <w:sz w:val="24"/>
+          <w:szCs w:val="22"/>
+        </w:rPr>
+        <w:t xml:space="preserve">  </w:t>
+      </w:r>
+      <w:proofErr w:type="spellStart"/>
+      <w:r>
+        <w:rPr>
+          <w:rStyle w:val="HTMLCode"/>
+          <w:rFonts w:ascii="Times New Roman" w:eastAsiaTheme="minorHAnsi" w:hAnsi="Times New Roman" w:cstheme="minorBidi"/>
+          <w:sz w:val="24"/>
+          <w:szCs w:val="22"/>
+        </w:rPr>
+        <w:t>readonly</w:t>
+      </w:r>
+      <w:proofErr w:type="spellEnd"/>
+      <w:r>
+        <w:rPr>
+          <w:rStyle w:val="HTMLCode"/>
+          <w:rFonts w:ascii="Times New Roman" w:eastAsiaTheme="minorHAnsi" w:hAnsi="Times New Roman" w:cstheme="minorBidi"/>
+          <w:sz w:val="24"/>
+          <w:szCs w:val="22"/>
+        </w:rPr>
+        <w:t xml:space="preserve"> id: number;</w:t>
+      </w:r>
+    </w:p>
+    <w:p>
+      <w:pPr>
+        <w:pStyle w:val="NoSpacing"/>
+        <w:rPr>
+          <w:rStyle w:val="HTMLCode"/>
+          <w:rFonts w:ascii="Times New Roman" w:eastAsiaTheme="minorHAnsi" w:hAnsi="Times New Roman" w:cstheme="minorBidi"/>
+          <w:sz w:val="24"/>
+          <w:szCs w:val="22"/>
+        </w:rPr>
+      </w:pPr>
+      <w:r>
+        <w:rPr>
+          <w:rStyle w:val="HTMLCode"/>
+          <w:rFonts w:ascii="Times New Roman" w:eastAsiaTheme="minorHAnsi" w:hAnsi="Times New Roman" w:cstheme="minorBidi"/>
+          <w:sz w:val="24"/>
+          <w:szCs w:val="22"/>
+        </w:rPr>
+        <w:t xml:space="preserve">  </w:t>
+      </w:r>
+      <w:proofErr w:type="spellStart"/>
+      <w:r>
+        <w:rPr>
+          <w:rStyle w:val="HTMLCode"/>
+          <w:rFonts w:ascii="Times New Roman" w:eastAsiaTheme="minorHAnsi" w:hAnsi="Times New Roman" w:cstheme="minorBidi"/>
+          <w:sz w:val="24"/>
+          <w:szCs w:val="22"/>
+        </w:rPr>
+        <w:t>readonly</w:t>
+      </w:r>
+      <w:proofErr w:type="spellEnd"/>
+      <w:r>
+        <w:rPr>
+          <w:rStyle w:val="HTMLCode"/>
+          <w:rFonts w:ascii="Times New Roman" w:eastAsiaTheme="minorHAnsi" w:hAnsi="Times New Roman" w:cstheme="minorBidi"/>
+          <w:sz w:val="24"/>
+          <w:szCs w:val="22"/>
+        </w:rPr>
+        <w:t xml:space="preserve"> name: string;</w:t>
+      </w:r>
+    </w:p>
+    <w:p>
+      <w:pPr>
+        <w:pStyle w:val="NoSpacing"/>
+      </w:pPr>
+      <w:r>
+        <w:rPr>
+          <w:rStyle w:val="HTMLCode"/>
+          <w:rFonts w:ascii="Times New Roman" w:eastAsiaTheme="minorHAnsi" w:hAnsi="Times New Roman" w:cstheme="minorBidi"/>
+          <w:sz w:val="24"/>
+          <w:szCs w:val="22"/>
+        </w:rPr>
+        <w:t>};</w:t>
+      </w:r>
+    </w:p>
+    <w:p>
+      <w:pPr>
+        <w:pStyle w:val="NoSpacing"/>
+      </w:pPr>
+    </w:p>
+    <w:p>
+      <w:pPr>
+        <w:pStyle w:val="NoSpacing"/>
+        <w:rPr>
+          <w:b/>
+        </w:rPr>
+      </w:pPr>
+      <w:r>
+        <w:rPr>
+          <w:rStyle w:val="HTMLCode"/>
+          <w:rFonts w:ascii="Times New Roman" w:eastAsiaTheme="minorHAnsi" w:hAnsi="Times New Roman" w:cstheme="minorBidi"/>
+          <w:b/>
+          <w:sz w:val="24"/>
+          <w:szCs w:val="22"/>
+        </w:rPr>
+        <w:t>Record&lt;K, V&gt;</w:t>
+      </w:r>
+      <w:r>
+        <w:rPr>
+          <w:b/>
+        </w:rPr>
+        <w:t xml:space="preserve"> — Create an object with known key and value types</w:t>
+      </w:r>
+    </w:p>
+    <w:p>
+      <w:pPr>
+        <w:pStyle w:val="NoSpacing"/>
+      </w:pPr>
+      <w:r>
+        <w:t>Suppose your React application supports multiple user roles.</w:t>
+      </w:r>
+    </w:p>
+    <w:p>
+      <w:pPr>
+        <w:pStyle w:val="NoSpacing"/>
+        <w:rPr>
+          <w:rStyle w:val="HTMLCode"/>
+          <w:rFonts w:ascii="Times New Roman" w:eastAsiaTheme="minorHAnsi" w:hAnsi="Times New Roman" w:cstheme="minorBidi"/>
+          <w:sz w:val="24"/>
+          <w:szCs w:val="22"/>
+        </w:rPr>
+      </w:pPr>
+      <w:r>
+        <w:rPr>
+          <w:rStyle w:val="HTMLCode"/>
+          <w:rFonts w:ascii="Times New Roman" w:eastAsiaTheme="minorHAnsi" w:hAnsi="Times New Roman" w:cstheme="minorBidi"/>
+          <w:sz w:val="24"/>
+          <w:szCs w:val="22"/>
+        </w:rPr>
+        <w:t>type Role = "admin" | "user" | "guest";</w:t>
+      </w:r>
+    </w:p>
+    <w:p>
+      <w:pPr>
+        <w:pStyle w:val="NoSpacing"/>
+        <w:rPr>
+          <w:rStyle w:val="HTMLCode"/>
+          <w:rFonts w:ascii="Times New Roman" w:eastAsiaTheme="minorHAnsi" w:hAnsi="Times New Roman" w:cstheme="minorBidi"/>
+          <w:sz w:val="24"/>
+          <w:szCs w:val="22"/>
+        </w:rPr>
+      </w:pPr>
+    </w:p>
+    <w:p>
+      <w:pPr>
+        <w:pStyle w:val="NoSpacing"/>
+      </w:pPr>
+      <w:r>
+        <w:rPr>
+          <w:rStyle w:val="HTMLCode"/>
+          <w:rFonts w:ascii="Times New Roman" w:eastAsiaTheme="minorHAnsi" w:hAnsi="Times New Roman" w:cstheme="minorBidi"/>
+          <w:sz w:val="24"/>
+          <w:szCs w:val="22"/>
+        </w:rPr>
+        <w:t xml:space="preserve">type </w:t>
+      </w:r>
+      <w:proofErr w:type="spellStart"/>
+      <w:r>
+        <w:rPr>
+          <w:rStyle w:val="HTMLCode"/>
+          <w:rFonts w:ascii="Times New Roman" w:eastAsiaTheme="minorHAnsi" w:hAnsi="Times New Roman" w:cstheme="minorBidi"/>
+          <w:sz w:val="24"/>
+          <w:szCs w:val="22"/>
+        </w:rPr>
+        <w:t>RolePermissions</w:t>
+      </w:r>
+      <w:proofErr w:type="spellEnd"/>
+      <w:r>
+        <w:rPr>
+          <w:rStyle w:val="HTMLCode"/>
+          <w:rFonts w:ascii="Times New Roman" w:eastAsiaTheme="minorHAnsi" w:hAnsi="Times New Roman" w:cstheme="minorBidi"/>
+          <w:sz w:val="24"/>
+          <w:szCs w:val="22"/>
+        </w:rPr>
+        <w:t xml:space="preserve"> = Record&lt;Role, </w:t>
+      </w:r>
+      <w:proofErr w:type="gramStart"/>
+      <w:r>
+        <w:rPr>
+          <w:rStyle w:val="HTMLCode"/>
+          <w:rFonts w:ascii="Times New Roman" w:eastAsiaTheme="minorHAnsi" w:hAnsi="Times New Roman" w:cstheme="minorBidi"/>
+          <w:sz w:val="24"/>
+          <w:szCs w:val="22"/>
+        </w:rPr>
+        <w:t>string[</w:t>
+      </w:r>
+      <w:proofErr w:type="gramEnd"/>
+      <w:r>
+        <w:rPr>
+          <w:rStyle w:val="HTMLCode"/>
+          <w:rFonts w:ascii="Times New Roman" w:eastAsiaTheme="minorHAnsi" w:hAnsi="Times New Roman" w:cstheme="minorBidi"/>
+          <w:sz w:val="24"/>
+          <w:szCs w:val="22"/>
+        </w:rPr>
+        <w:t>]&gt;;</w:t>
+      </w:r>
+    </w:p>
+    <w:p>
+      <w:pPr>
+        <w:pStyle w:val="NoSpacing"/>
+      </w:pPr>
+    </w:p>
+    <w:p>
+      <w:pPr>
+        <w:pStyle w:val="NoSpacing"/>
+      </w:pPr>
+      <w:r>
+        <w:t>This creates an object type with all three role keys, each mapping to an array of strings.</w:t>
+      </w:r>
+    </w:p>
+    <w:p>
+      <w:pPr>
+        <w:pStyle w:val="NoSpacing"/>
+      </w:pPr>
+    </w:p>
+    <w:p>
+      <w:pPr>
+        <w:pStyle w:val="NoSpacing"/>
+        <w:rPr>
+          <w:b/>
+        </w:rPr>
+      </w:pPr>
+      <w:r>
+        <w:rPr>
+          <w:rStyle w:val="HTMLCode"/>
+          <w:rFonts w:ascii="Times New Roman" w:eastAsiaTheme="minorHAnsi" w:hAnsi="Times New Roman" w:cstheme="minorBidi"/>
+          <w:b/>
+          <w:sz w:val="24"/>
+          <w:szCs w:val="22"/>
+        </w:rPr>
+        <w:t>Exclude&lt;T, U&gt;</w:t>
+      </w:r>
+      <w:r>
+        <w:rPr>
+          <w:b/>
+        </w:rPr>
+        <w:t xml:space="preserve"> — Remove types from a union</w:t>
+      </w:r>
+    </w:p>
+    <w:p>
+      <w:pPr>
+        <w:pStyle w:val="NoSpacing"/>
+      </w:pPr>
+      <w:r>
+        <w:t>Utility types do not work only with object properties. Some work with unions of types.</w:t>
+      </w:r>
+    </w:p>
+    <w:p>
+      <w:pPr>
+        <w:pStyle w:val="NoSpacing"/>
+      </w:pPr>
+    </w:p>
+    <w:p>
+      <w:pPr>
+        <w:pStyle w:val="NoSpacing"/>
+        <w:rPr>
+          <w:b/>
+        </w:rPr>
+      </w:pPr>
+      <w:r>
+        <w:rPr>
+          <w:rStyle w:val="HTMLCode"/>
+          <w:rFonts w:ascii="Times New Roman" w:eastAsiaTheme="minorHAnsi" w:hAnsi="Times New Roman" w:cstheme="minorBidi"/>
+          <w:b/>
+          <w:sz w:val="24"/>
+          <w:szCs w:val="22"/>
+        </w:rPr>
+        <w:t>Extract&lt;T, U&gt;</w:t>
+      </w:r>
+      <w:r>
+        <w:rPr>
+          <w:b/>
+        </w:rPr>
+        <w:t xml:space="preserve"> — Keep only matching union types</w:t>
+      </w:r>
+    </w:p>
+    <w:p>
+      <w:pPr>
+        <w:pStyle w:val="NoSpacing"/>
+      </w:pPr>
+      <w:r>
+        <w:rPr>
+          <w:rStyle w:val="HTMLCode"/>
+          <w:rFonts w:ascii="Times New Roman" w:eastAsiaTheme="minorHAnsi" w:hAnsi="Times New Roman" w:cstheme="minorBidi"/>
+          <w:sz w:val="24"/>
+          <w:szCs w:val="22"/>
+        </w:rPr>
+        <w:t>Extract</w:t>
+      </w:r>
+      <w:r>
+        <w:t xml:space="preserve"> does the reverse of </w:t>
+      </w:r>
+      <w:r>
+        <w:rPr>
+          <w:rStyle w:val="HTMLCode"/>
+          <w:rFonts w:ascii="Times New Roman" w:eastAsiaTheme="minorHAnsi" w:hAnsi="Times New Roman" w:cstheme="minorBidi"/>
+          <w:sz w:val="24"/>
+          <w:szCs w:val="22"/>
+        </w:rPr>
+        <w:t>Exclude</w:t>
+      </w:r>
+      <w:r>
+        <w:t>: it keeps the members assignable to the specified type.</w:t>
+      </w:r>
+    </w:p>
+    <w:p>
+      <w:pPr>
+        <w:pStyle w:val="NoSpacing"/>
+      </w:pPr>
+    </w:p>
+    <w:p>
+      <w:pPr>
+        <w:pStyle w:val="NoSpacing"/>
+        <w:rPr>
+          <w:b/>
+        </w:rPr>
+      </w:pPr>
+      <w:proofErr w:type="spellStart"/>
+      <w:r>
+        <w:rPr>
+          <w:rStyle w:val="HTMLCode"/>
+          <w:rFonts w:ascii="Times New Roman" w:eastAsiaTheme="minorHAnsi" w:hAnsi="Times New Roman" w:cstheme="minorBidi"/>
+          <w:b/>
+          <w:sz w:val="24"/>
+          <w:szCs w:val="22"/>
+        </w:rPr>
+        <w:t>NonNullable</w:t>
+      </w:r>
+      <w:proofErr w:type="spellEnd"/>
+      <w:r>
+        <w:rPr>
+          <w:rStyle w:val="HTMLCode"/>
+          <w:rFonts w:ascii="Times New Roman" w:eastAsiaTheme="minorHAnsi" w:hAnsi="Times New Roman" w:cstheme="minorBidi"/>
+          <w:b/>
+          <w:sz w:val="24"/>
+          <w:szCs w:val="22"/>
+        </w:rPr>
+        <w:t>&lt;T&gt;</w:t>
+      </w:r>
+      <w:r>
+        <w:rPr>
+          <w:b/>
+        </w:rPr>
+        <w:t xml:space="preserve"> — Remove </w:t>
+      </w:r>
+      <w:r>
+        <w:rPr>
+          <w:rStyle w:val="HTMLCode"/>
+          <w:rFonts w:ascii="Times New Roman" w:eastAsiaTheme="minorHAnsi" w:hAnsi="Times New Roman" w:cstheme="minorBidi"/>
+          <w:b/>
+          <w:sz w:val="24"/>
+          <w:szCs w:val="22"/>
+        </w:rPr>
+        <w:t>null</w:t>
+      </w:r>
+      <w:r>
+        <w:rPr>
+          <w:b/>
+        </w:rPr>
+        <w:t xml:space="preserve"> and </w:t>
+      </w:r>
+      <w:r>
+        <w:rPr>
+          <w:rStyle w:val="HTMLCode"/>
+          <w:rFonts w:ascii="Times New Roman" w:eastAsiaTheme="minorHAnsi" w:hAnsi="Times New Roman" w:cstheme="minorBidi"/>
+          <w:b/>
+          <w:sz w:val="24"/>
+          <w:szCs w:val="22"/>
+        </w:rPr>
+        <w:t>undefined</w:t>
+      </w:r>
+    </w:p>
+    <w:p>
+      <w:pPr>
+        <w:pStyle w:val="NoSpacing"/>
+      </w:pPr>
+      <w:r>
+        <w:t xml:space="preserve">Consider a function that can return a string, </w:t>
+      </w:r>
+      <w:r>
+        <w:rPr>
+          <w:rStyle w:val="HTMLCode"/>
+          <w:rFonts w:ascii="Times New Roman" w:eastAsiaTheme="minorHAnsi" w:hAnsi="Times New Roman" w:cstheme="minorBidi"/>
+          <w:sz w:val="24"/>
+          <w:szCs w:val="22"/>
+        </w:rPr>
+        <w:t>null</w:t>
+      </w:r>
+      <w:r>
+        <w:t xml:space="preserve">, or </w:t>
+      </w:r>
+      <w:r>
+        <w:rPr>
+          <w:rStyle w:val="HTMLCode"/>
+          <w:rFonts w:ascii="Times New Roman" w:eastAsiaTheme="minorHAnsi" w:hAnsi="Times New Roman" w:cstheme="minorBidi"/>
+          <w:sz w:val="24"/>
+          <w:szCs w:val="22"/>
+        </w:rPr>
+        <w:t>undefined</w:t>
+      </w:r>
+      <w:r>
+        <w:t>.</w:t>
+      </w:r>
+    </w:p>
+    <w:p>
+      <w:pPr>
+        <w:pStyle w:val="NoSpacing"/>
+      </w:pPr>
+    </w:p>
+    <w:p>
+      <w:pPr>
+        <w:pStyle w:val="NoSpacing"/>
+        <w:rPr>
+          <w:b/>
+        </w:rPr>
+      </w:pPr>
+      <w:proofErr w:type="spellStart"/>
+      <w:r>
+        <w:rPr>
+          <w:rStyle w:val="HTMLCode"/>
+          <w:rFonts w:ascii="Times New Roman" w:eastAsiaTheme="minorHAnsi" w:hAnsi="Times New Roman" w:cstheme="minorBidi"/>
+          <w:b/>
+          <w:sz w:val="24"/>
+          <w:szCs w:val="22"/>
+        </w:rPr>
+        <w:t>ReturnType</w:t>
+      </w:r>
+      <w:proofErr w:type="spellEnd"/>
+      <w:r>
+        <w:rPr>
+          <w:rStyle w:val="HTMLCode"/>
+          <w:rFonts w:ascii="Times New Roman" w:eastAsiaTheme="minorHAnsi" w:hAnsi="Times New Roman" w:cstheme="minorBidi"/>
+          <w:b/>
+          <w:sz w:val="24"/>
+          <w:szCs w:val="22"/>
+        </w:rPr>
+        <w:t>&lt;T&gt;</w:t>
+      </w:r>
+      <w:r>
+        <w:rPr>
+          <w:b/>
+        </w:rPr>
+        <w:t xml:space="preserve"> — Get a function's return type</w:t>
+      </w:r>
+    </w:p>
+    <w:p>
+      <w:pPr>
+        <w:pStyle w:val="NoSpacing"/>
+      </w:pPr>
+      <w:r>
+        <w:t>Sometimes you want to reuse the return type of an existing function without manually defining it again.</w:t>
+      </w:r>
+    </w:p>
+    <w:p>
+      <w:pPr>
+        <w:pStyle w:val="NoSpacing"/>
+      </w:pPr>
+    </w:p>
+    <w:p>
+      <w:pPr>
+        <w:pStyle w:val="NoSpacing"/>
+        <w:rPr>
+          <w:b/>
+        </w:rPr>
+      </w:pPr>
+      <w:r>
+        <w:rPr>
+          <w:rStyle w:val="HTMLCode"/>
+          <w:rFonts w:ascii="Times New Roman" w:eastAsiaTheme="minorHAnsi" w:hAnsi="Times New Roman" w:cstheme="minorBidi"/>
+          <w:b/>
+          <w:sz w:val="24"/>
+          <w:szCs w:val="22"/>
+        </w:rPr>
+        <w:t>Parameters&lt;T&gt;</w:t>
+      </w:r>
+      <w:r>
+        <w:rPr>
+          <w:b/>
+        </w:rPr>
+        <w:t xml:space="preserve"> — Get a function's parameter types</w:t>
+      </w:r>
+    </w:p>
+    <w:p>
+      <w:pPr>
+        <w:pStyle w:val="NoSpacing"/>
+      </w:pPr>
+      <w:r>
+        <w:t>Suppose you already have a function:</w:t>
+      </w:r>
+    </w:p>
+    <w:p>
+      <w:pPr>
+        <w:pStyle w:val="NoSpacing"/>
+        <w:rPr>
+          <w:b/>
+        </w:rPr>
+      </w:pPr>
+    </w:p>
+    <w:p>
+      <w:pPr>
+        <w:pStyle w:val="NoSpacing"/>
+        <w:rPr>
+          <w:b/>
+        </w:rPr>
+      </w:pPr>
+      <w:r>
+        <w:rPr>
+          <w:rStyle w:val="HTMLCode"/>
+          <w:rFonts w:ascii="Times New Roman" w:eastAsiaTheme="minorHAnsi" w:hAnsi="Times New Roman" w:cstheme="minorBidi"/>
+          <w:b/>
+          <w:sz w:val="24"/>
+          <w:szCs w:val="22"/>
+        </w:rPr>
+        <w:t>Awaited&lt;T&gt;</w:t>
+      </w:r>
+      <w:r>
+        <w:rPr>
+          <w:b/>
+        </w:rPr>
+        <w:t xml:space="preserve"> — Extract the resolved type of a Promise</w:t>
+      </w:r>
+    </w:p>
+    <w:p>
+      <w:pPr>
+        <w:pStyle w:val="NoSpacing"/>
+      </w:pPr>
+      <w:r>
+        <w:t>React applications frequently use asynchronous API calls.</w:t>
+      </w:r>
+    </w:p>
+    <w:p>
+      <w:pPr>
+        <w:pStyle w:val="NoSpacing"/>
+      </w:pPr>
+    </w:p>
+    <w:p>
+      <w:pPr>
+        <w:pStyle w:val="NoSpacing"/>
+      </w:pPr>
+    </w:p>
+    <w:p>
+      <w:pPr>
+        <w:pStyle w:val="NoSpacing"/>
+      </w:pPr>
+    </w:p>
+    <w:p>
+      <w:pPr>
+        <w:pStyle w:val="NoSpacing"/>
+      </w:pPr>
+    </w:p>
+    <w:p>
+      <w:pPr>
+        <w:pStyle w:val="NoSpacing"/>
+      </w:pPr>
+    </w:p>
+    <w:p>
+      <w:pPr>
+        <w:pStyle w:val="NoSpacing"/>
+      </w:pPr>
+    </w:p>
+    <w:p>
+      <w:pPr>
+        <w:pStyle w:val="NoSpacing"/>
+      </w:pPr>
+    </w:p>
+    <w:p>
+      <w:pPr>
+        <w:pStyle w:val="NoSpacing"/>
+      </w:pPr>
+    </w:p>
+    <w:p>
+      <w:pPr>
+        <w:pStyle w:val="NoSpacing"/>
+      </w:pPr>
+    </w:p>
+    <w:p>
+      <w:pPr>
+        <w:pStyle w:val="NoSpacing"/>
+        <w:rPr>
+          <w:b/>
+        </w:rPr>
+      </w:pPr>
+      <w:r>
+        <w:rPr>
+          <w:b/>
+        </w:rPr>
+        <w:lastRenderedPageBreak/>
+        <w:t>Using utility types together</w:t>
+      </w:r>
+    </w:p>
+    <w:p>
+      <w:pPr>
+        <w:pStyle w:val="NoSpacing"/>
+      </w:pPr>
+      <w:r>
+        <w:t>In real applications, you will often combine multiple utility types.</w:t>
+      </w:r>
+    </w:p>
+    <w:p>
+      <w:pPr>
+        <w:pStyle w:val="NoSpacing"/>
+      </w:pPr>
+      <w:r>
+        <w:t>Consider a product-management application.</w:t>
+      </w:r>
+    </w:p>
+    <w:p>
+      <w:pPr>
+        <w:pStyle w:val="NoSpacing"/>
+        <w:rPr>
+          <w:rStyle w:val="HTMLCode"/>
+          <w:rFonts w:ascii="Times New Roman" w:eastAsiaTheme="minorHAnsi" w:hAnsi="Times New Roman" w:cstheme="minorBidi"/>
+          <w:sz w:val="24"/>
+          <w:szCs w:val="22"/>
+        </w:rPr>
+      </w:pPr>
+      <w:r>
+        <w:rPr>
+          <w:rStyle w:val="HTMLCode"/>
+          <w:rFonts w:ascii="Times New Roman" w:eastAsiaTheme="minorHAnsi" w:hAnsi="Times New Roman" w:cstheme="minorBidi"/>
+          <w:sz w:val="24"/>
+          <w:szCs w:val="22"/>
+        </w:rPr>
+        <w:t>type Product = {</w:t>
+      </w:r>
+    </w:p>
+    <w:p>
+      <w:pPr>
+        <w:pStyle w:val="NoSpacing"/>
+        <w:rPr>
+          <w:rStyle w:val="HTMLCode"/>
+          <w:rFonts w:ascii="Times New Roman" w:eastAsiaTheme="minorHAnsi" w:hAnsi="Times New Roman" w:cstheme="minorBidi"/>
+          <w:sz w:val="24"/>
+          <w:szCs w:val="22"/>
+        </w:rPr>
+      </w:pPr>
+      <w:r>
+        <w:rPr>
+          <w:rStyle w:val="HTMLCode"/>
+          <w:rFonts w:ascii="Times New Roman" w:eastAsiaTheme="minorHAnsi" w:hAnsi="Times New Roman" w:cstheme="minorBidi"/>
+          <w:sz w:val="24"/>
+          <w:szCs w:val="22"/>
+        </w:rPr>
+        <w:t xml:space="preserve">  id: number;</w:t>
+      </w:r>
+    </w:p>
+    <w:p>
+      <w:pPr>
+        <w:pStyle w:val="NoSpacing"/>
+        <w:rPr>
+          <w:rStyle w:val="HTMLCode"/>
+          <w:rFonts w:ascii="Times New Roman" w:eastAsiaTheme="minorHAnsi" w:hAnsi="Times New Roman" w:cstheme="minorBidi"/>
+          <w:sz w:val="24"/>
+          <w:szCs w:val="22"/>
+        </w:rPr>
+      </w:pPr>
+      <w:r>
+        <w:rPr>
+          <w:rStyle w:val="HTMLCode"/>
+          <w:rFonts w:ascii="Times New Roman" w:eastAsiaTheme="minorHAnsi" w:hAnsi="Times New Roman" w:cstheme="minorBidi"/>
+          <w:sz w:val="24"/>
+          <w:szCs w:val="22"/>
+        </w:rPr>
+        <w:t xml:space="preserve">  name: string;</w:t>
+      </w:r>
+    </w:p>
+    <w:p>
+      <w:pPr>
+        <w:pStyle w:val="NoSpacing"/>
+        <w:rPr>
+          <w:rStyle w:val="HTMLCode"/>
+          <w:rFonts w:ascii="Times New Roman" w:eastAsiaTheme="minorHAnsi" w:hAnsi="Times New Roman" w:cstheme="minorBidi"/>
+          <w:sz w:val="24"/>
+          <w:szCs w:val="22"/>
+        </w:rPr>
+      </w:pPr>
+      <w:r>
+        <w:rPr>
+          <w:rStyle w:val="HTMLCode"/>
+          <w:rFonts w:ascii="Times New Roman" w:eastAsiaTheme="minorHAnsi" w:hAnsi="Times New Roman" w:cstheme="minorBidi"/>
+          <w:sz w:val="24"/>
+          <w:szCs w:val="22"/>
+        </w:rPr>
+        <w:t xml:space="preserve">  price: number;</w:t>
+      </w:r>
+    </w:p>
+    <w:p>
+      <w:pPr>
+        <w:pStyle w:val="NoSpacing"/>
+        <w:rPr>
+          <w:rStyle w:val="HTMLCode"/>
+          <w:rFonts w:ascii="Times New Roman" w:eastAsiaTheme="minorHAnsi" w:hAnsi="Times New Roman" w:cstheme="minorBidi"/>
+          <w:sz w:val="24"/>
+          <w:szCs w:val="22"/>
+        </w:rPr>
+      </w:pPr>
+      <w:r>
+        <w:rPr>
+          <w:rStyle w:val="HTMLCode"/>
+          <w:rFonts w:ascii="Times New Roman" w:eastAsiaTheme="minorHAnsi" w:hAnsi="Times New Roman" w:cstheme="minorBidi"/>
+          <w:sz w:val="24"/>
+          <w:szCs w:val="22"/>
+        </w:rPr>
+        <w:t xml:space="preserve">  </w:t>
+      </w:r>
+      <w:proofErr w:type="gramStart"/>
+      <w:r>
+        <w:rPr>
+          <w:rStyle w:val="HTMLCode"/>
+          <w:rFonts w:ascii="Times New Roman" w:eastAsiaTheme="minorHAnsi" w:hAnsi="Times New Roman" w:cstheme="minorBidi"/>
+          <w:sz w:val="24"/>
+          <w:szCs w:val="22"/>
+        </w:rPr>
+        <w:t>description?:</w:t>
+      </w:r>
+      <w:proofErr w:type="gramEnd"/>
+      <w:r>
+        <w:rPr>
+          <w:rStyle w:val="HTMLCode"/>
+          <w:rFonts w:ascii="Times New Roman" w:eastAsiaTheme="minorHAnsi" w:hAnsi="Times New Roman" w:cstheme="minorBidi"/>
+          <w:sz w:val="24"/>
+          <w:szCs w:val="22"/>
+        </w:rPr>
+        <w:t xml:space="preserve"> string;</w:t>
+      </w:r>
+    </w:p>
+    <w:p>
+      <w:pPr>
+        <w:pStyle w:val="NoSpacing"/>
+        <w:rPr>
+          <w:rStyle w:val="HTMLCode"/>
+          <w:rFonts w:ascii="Times New Roman" w:eastAsiaTheme="minorHAnsi" w:hAnsi="Times New Roman" w:cstheme="minorBidi"/>
+          <w:sz w:val="24"/>
+          <w:szCs w:val="22"/>
+        </w:rPr>
+      </w:pPr>
+      <w:r>
+        <w:rPr>
+          <w:rStyle w:val="HTMLCode"/>
+          <w:rFonts w:ascii="Times New Roman" w:eastAsiaTheme="minorHAnsi" w:hAnsi="Times New Roman" w:cstheme="minorBidi"/>
+          <w:sz w:val="24"/>
+          <w:szCs w:val="22"/>
+        </w:rPr>
+        <w:t xml:space="preserve">  </w:t>
+      </w:r>
+      <w:proofErr w:type="spellStart"/>
+      <w:r>
+        <w:rPr>
+          <w:rStyle w:val="HTMLCode"/>
+          <w:rFonts w:ascii="Times New Roman" w:eastAsiaTheme="minorHAnsi" w:hAnsi="Times New Roman" w:cstheme="minorBidi"/>
+          <w:sz w:val="24"/>
+          <w:szCs w:val="22"/>
+        </w:rPr>
+        <w:t>internalCode</w:t>
+      </w:r>
+      <w:proofErr w:type="spellEnd"/>
+      <w:r>
+        <w:rPr>
+          <w:rStyle w:val="HTMLCode"/>
+          <w:rFonts w:ascii="Times New Roman" w:eastAsiaTheme="minorHAnsi" w:hAnsi="Times New Roman" w:cstheme="minorBidi"/>
+          <w:sz w:val="24"/>
+          <w:szCs w:val="22"/>
+        </w:rPr>
+        <w:t>: string;</w:t>
+      </w:r>
+    </w:p>
+    <w:p>
+      <w:pPr>
+        <w:pStyle w:val="NoSpacing"/>
+        <w:rPr>
+          <w:rStyle w:val="HTMLCode"/>
+          <w:rFonts w:ascii="Times New Roman" w:eastAsiaTheme="minorHAnsi" w:hAnsi="Times New Roman" w:cstheme="minorBidi"/>
+          <w:sz w:val="24"/>
+          <w:szCs w:val="22"/>
+        </w:rPr>
+      </w:pPr>
+      <w:r>
+        <w:rPr>
+          <w:rStyle w:val="HTMLCode"/>
+          <w:rFonts w:ascii="Times New Roman" w:eastAsiaTheme="minorHAnsi" w:hAnsi="Times New Roman" w:cstheme="minorBidi"/>
+          <w:sz w:val="24"/>
+          <w:szCs w:val="22"/>
+        </w:rPr>
+        <w:t>};</w:t>
+      </w:r>
+    </w:p>
+    <w:p>
+      <w:pPr>
+        <w:pStyle w:val="NoSpacing"/>
+      </w:pPr>
+    </w:p>
+    <w:p>
+      <w:pPr>
+        <w:pStyle w:val="NoSpacing"/>
+      </w:pPr>
+      <w:r>
+        <w:t>You want:</w:t>
+      </w:r>
+    </w:p>
+    <w:p>
+      <w:pPr>
+        <w:pStyle w:val="NoSpacing"/>
+        <w:numPr>
+          <w:ilvl w:val="0"/>
+          <w:numId w:val="18"/>
+        </w:numPr>
+      </w:pPr>
+      <w:r>
+        <w:t>A product form containing only the name and price.</w:t>
+      </w:r>
+    </w:p>
+    <w:p>
+      <w:pPr>
+        <w:pStyle w:val="NoSpacing"/>
+        <w:numPr>
+          <w:ilvl w:val="0"/>
+          <w:numId w:val="18"/>
+        </w:numPr>
+      </w:pPr>
+      <w:r>
+        <w:t>An update type where all fields are optional.</w:t>
+      </w:r>
+    </w:p>
+    <w:p>
+      <w:pPr>
+        <w:pStyle w:val="NoSpacing"/>
+        <w:numPr>
+          <w:ilvl w:val="0"/>
+          <w:numId w:val="18"/>
+        </w:numPr>
+      </w:pPr>
+      <w:r>
+        <w:t>A public product type without the internal code.</w:t>
+      </w:r>
+    </w:p>
+    <w:p>
+      <w:pPr>
+        <w:pStyle w:val="NoSpacing"/>
+        <w:rPr>
+          <w:rStyle w:val="HTMLCode"/>
+          <w:rFonts w:ascii="Times New Roman" w:eastAsiaTheme="minorHAnsi" w:hAnsi="Times New Roman" w:cstheme="minorBidi"/>
+          <w:sz w:val="24"/>
+          <w:szCs w:val="22"/>
+        </w:rPr>
+      </w:pPr>
+    </w:p>
+    <w:p>
+      <w:pPr>
+        <w:pStyle w:val="NoSpacing"/>
+        <w:rPr>
+          <w:rStyle w:val="HTMLCode"/>
+          <w:rFonts w:ascii="Times New Roman" w:eastAsiaTheme="minorHAnsi" w:hAnsi="Times New Roman" w:cstheme="minorBidi"/>
+          <w:sz w:val="24"/>
+          <w:szCs w:val="22"/>
+        </w:rPr>
+      </w:pPr>
+      <w:r>
+        <w:rPr>
+          <w:rStyle w:val="HTMLCode"/>
+          <w:rFonts w:ascii="Times New Roman" w:eastAsiaTheme="minorHAnsi" w:hAnsi="Times New Roman" w:cstheme="minorBidi"/>
+          <w:sz w:val="24"/>
+          <w:szCs w:val="22"/>
+        </w:rPr>
+        <w:t xml:space="preserve">type </w:t>
+      </w:r>
+      <w:proofErr w:type="spellStart"/>
+      <w:r>
+        <w:rPr>
+          <w:rStyle w:val="HTMLCode"/>
+          <w:rFonts w:ascii="Times New Roman" w:eastAsiaTheme="minorHAnsi" w:hAnsi="Times New Roman" w:cstheme="minorBidi"/>
+          <w:sz w:val="24"/>
+          <w:szCs w:val="22"/>
+        </w:rPr>
+        <w:t>ProductForm</w:t>
+      </w:r>
+      <w:proofErr w:type="spellEnd"/>
+      <w:r>
+        <w:rPr>
+          <w:rStyle w:val="HTMLCode"/>
+          <w:rFonts w:ascii="Times New Roman" w:eastAsiaTheme="minorHAnsi" w:hAnsi="Times New Roman" w:cstheme="minorBidi"/>
+          <w:sz w:val="24"/>
+          <w:szCs w:val="22"/>
+        </w:rPr>
+        <w:t xml:space="preserve"> = Pick&lt;Product, "name" | "price"&gt;;</w:t>
+      </w:r>
+    </w:p>
+    <w:p>
+      <w:pPr>
+        <w:pStyle w:val="NoSpacing"/>
+        <w:rPr>
+          <w:rStyle w:val="HTMLCode"/>
+          <w:rFonts w:ascii="Times New Roman" w:eastAsiaTheme="minorHAnsi" w:hAnsi="Times New Roman" w:cstheme="minorBidi"/>
+          <w:sz w:val="24"/>
+          <w:szCs w:val="22"/>
+        </w:rPr>
+      </w:pPr>
+    </w:p>
+    <w:p>
+      <w:pPr>
+        <w:pStyle w:val="NoSpacing"/>
+        <w:rPr>
+          <w:rStyle w:val="HTMLCode"/>
+          <w:rFonts w:ascii="Times New Roman" w:eastAsiaTheme="minorHAnsi" w:hAnsi="Times New Roman" w:cstheme="minorBidi"/>
+          <w:sz w:val="24"/>
+          <w:szCs w:val="22"/>
+        </w:rPr>
+      </w:pPr>
+      <w:r>
+        <w:rPr>
+          <w:rStyle w:val="HTMLCode"/>
+          <w:rFonts w:ascii="Times New Roman" w:eastAsiaTheme="minorHAnsi" w:hAnsi="Times New Roman" w:cstheme="minorBidi"/>
+          <w:sz w:val="24"/>
+          <w:szCs w:val="22"/>
+        </w:rPr>
+        <w:t xml:space="preserve">type </w:t>
+      </w:r>
+      <w:proofErr w:type="spellStart"/>
+      <w:r>
+        <w:rPr>
+          <w:rStyle w:val="HTMLCode"/>
+          <w:rFonts w:ascii="Times New Roman" w:eastAsiaTheme="minorHAnsi" w:hAnsi="Times New Roman" w:cstheme="minorBidi"/>
+          <w:sz w:val="24"/>
+          <w:szCs w:val="22"/>
+        </w:rPr>
+        <w:t>ProductUpdate</w:t>
+      </w:r>
+      <w:proofErr w:type="spellEnd"/>
+      <w:r>
+        <w:rPr>
+          <w:rStyle w:val="HTMLCode"/>
+          <w:rFonts w:ascii="Times New Roman" w:eastAsiaTheme="minorHAnsi" w:hAnsi="Times New Roman" w:cstheme="minorBidi"/>
+          <w:sz w:val="24"/>
+          <w:szCs w:val="22"/>
+        </w:rPr>
+        <w:t xml:space="preserve"> = Partial&lt;Product&gt;;</w:t>
+      </w:r>
+    </w:p>
+    <w:p>
+      <w:pPr>
+        <w:pStyle w:val="NoSpacing"/>
+        <w:rPr>
+          <w:rStyle w:val="HTMLCode"/>
+          <w:rFonts w:ascii="Times New Roman" w:eastAsiaTheme="minorHAnsi" w:hAnsi="Times New Roman" w:cstheme="minorBidi"/>
+          <w:sz w:val="24"/>
+          <w:szCs w:val="22"/>
+        </w:rPr>
+      </w:pPr>
+    </w:p>
+    <w:p>
+      <w:pPr>
+        <w:pStyle w:val="NoSpacing"/>
+      </w:pPr>
+      <w:r>
+        <w:rPr>
+          <w:rStyle w:val="HTMLCode"/>
+          <w:rFonts w:ascii="Times New Roman" w:eastAsiaTheme="minorHAnsi" w:hAnsi="Times New Roman" w:cstheme="minorBidi"/>
+          <w:sz w:val="24"/>
+          <w:szCs w:val="22"/>
+        </w:rPr>
+        <w:t xml:space="preserve">type </w:t>
+      </w:r>
+      <w:proofErr w:type="spellStart"/>
+      <w:r>
+        <w:rPr>
+          <w:rStyle w:val="HTMLCode"/>
+          <w:rFonts w:ascii="Times New Roman" w:eastAsiaTheme="minorHAnsi" w:hAnsi="Times New Roman" w:cstheme="minorBidi"/>
+          <w:sz w:val="24"/>
+          <w:szCs w:val="22"/>
+        </w:rPr>
+        <w:t>PublicProduct</w:t>
+      </w:r>
+      <w:proofErr w:type="spellEnd"/>
+      <w:r>
+        <w:rPr>
+          <w:rStyle w:val="HTMLCode"/>
+          <w:rFonts w:ascii="Times New Roman" w:eastAsiaTheme="minorHAnsi" w:hAnsi="Times New Roman" w:cstheme="minorBidi"/>
+          <w:sz w:val="24"/>
+          <w:szCs w:val="22"/>
+        </w:rPr>
+        <w:t xml:space="preserve"> = Omit&lt;Product, "</w:t>
+      </w:r>
+      <w:proofErr w:type="spellStart"/>
+      <w:r>
+        <w:rPr>
+          <w:rStyle w:val="HTMLCode"/>
+          <w:rFonts w:ascii="Times New Roman" w:eastAsiaTheme="minorHAnsi" w:hAnsi="Times New Roman" w:cstheme="minorBidi"/>
+          <w:sz w:val="24"/>
+          <w:szCs w:val="22"/>
+        </w:rPr>
+        <w:t>internalCode</w:t>
+      </w:r>
+      <w:proofErr w:type="spellEnd"/>
+      <w:r>
+        <w:rPr>
+          <w:rStyle w:val="HTMLCode"/>
+          <w:rFonts w:ascii="Times New Roman" w:eastAsiaTheme="minorHAnsi" w:hAnsi="Times New Roman" w:cstheme="minorBidi"/>
+          <w:sz w:val="24"/>
+          <w:szCs w:val="22"/>
+        </w:rPr>
+        <w:t>"&gt;;</w:t>
+      </w:r>
+    </w:p>
+    <w:p>
+      <w:pPr>
+        <w:pStyle w:val="NoSpacing"/>
+      </w:pPr>
+      <w:r>
+        <w:t>You can use these types directly in React components:</w:t>
+      </w:r>
+    </w:p>
+    <w:p>
+      <w:pPr>
+        <w:pStyle w:val="NoSpacing"/>
+        <w:rPr>
+          <w:rStyle w:val="HTMLCode"/>
+          <w:rFonts w:ascii="Times New Roman" w:eastAsiaTheme="minorHAnsi" w:hAnsi="Times New Roman" w:cstheme="minorBidi"/>
+          <w:sz w:val="24"/>
+          <w:szCs w:val="22"/>
+        </w:rPr>
+      </w:pPr>
+      <w:r>
+        <w:rPr>
+          <w:rStyle w:val="HTMLCode"/>
+          <w:rFonts w:ascii="Times New Roman" w:eastAsiaTheme="minorHAnsi" w:hAnsi="Times New Roman" w:cstheme="minorBidi"/>
+          <w:sz w:val="24"/>
+          <w:szCs w:val="22"/>
+        </w:rPr>
+        <w:t xml:space="preserve">function </w:t>
+      </w:r>
+      <w:proofErr w:type="spellStart"/>
+      <w:proofErr w:type="gramStart"/>
+      <w:r>
+        <w:rPr>
+          <w:rStyle w:val="HTMLCode"/>
+          <w:rFonts w:ascii="Times New Roman" w:eastAsiaTheme="minorHAnsi" w:hAnsi="Times New Roman" w:cstheme="minorBidi"/>
+          <w:sz w:val="24"/>
+          <w:szCs w:val="22"/>
+        </w:rPr>
+        <w:t>ProductFormComponent</w:t>
+      </w:r>
+      <w:proofErr w:type="spellEnd"/>
+      <w:r>
+        <w:rPr>
+          <w:rStyle w:val="HTMLCode"/>
+          <w:rFonts w:ascii="Times New Roman" w:eastAsiaTheme="minorHAnsi" w:hAnsi="Times New Roman" w:cstheme="minorBidi"/>
+          <w:sz w:val="24"/>
+          <w:szCs w:val="22"/>
+        </w:rPr>
+        <w:t>(</w:t>
+      </w:r>
+      <w:proofErr w:type="gramEnd"/>
+      <w:r>
+        <w:rPr>
+          <w:rStyle w:val="HTMLCode"/>
+          <w:rFonts w:ascii="Times New Roman" w:eastAsiaTheme="minorHAnsi" w:hAnsi="Times New Roman" w:cstheme="minorBidi"/>
+          <w:sz w:val="24"/>
+          <w:szCs w:val="22"/>
+        </w:rPr>
+        <w:t>{</w:t>
+      </w:r>
+    </w:p>
+    <w:p>
+      <w:pPr>
+        <w:pStyle w:val="NoSpacing"/>
+        <w:rPr>
+          <w:rStyle w:val="HTMLCode"/>
+          <w:rFonts w:ascii="Times New Roman" w:eastAsiaTheme="minorHAnsi" w:hAnsi="Times New Roman" w:cstheme="minorBidi"/>
+          <w:sz w:val="24"/>
+          <w:szCs w:val="22"/>
+        </w:rPr>
+      </w:pPr>
+      <w:r>
+        <w:rPr>
+          <w:rStyle w:val="HTMLCode"/>
+          <w:rFonts w:ascii="Times New Roman" w:eastAsiaTheme="minorHAnsi" w:hAnsi="Times New Roman" w:cstheme="minorBidi"/>
+          <w:sz w:val="24"/>
+          <w:szCs w:val="22"/>
+        </w:rPr>
+        <w:t xml:space="preserve">  </w:t>
+      </w:r>
+      <w:proofErr w:type="spellStart"/>
+      <w:r>
+        <w:rPr>
+          <w:rStyle w:val="HTMLCode"/>
+          <w:rFonts w:ascii="Times New Roman" w:eastAsiaTheme="minorHAnsi" w:hAnsi="Times New Roman" w:cstheme="minorBidi"/>
+          <w:sz w:val="24"/>
+          <w:szCs w:val="22"/>
+        </w:rPr>
+        <w:t>initialValues</w:t>
+      </w:r>
+      <w:proofErr w:type="spellEnd"/>
+      <w:r>
+        <w:rPr>
+          <w:rStyle w:val="HTMLCode"/>
+          <w:rFonts w:ascii="Times New Roman" w:eastAsiaTheme="minorHAnsi" w:hAnsi="Times New Roman" w:cstheme="minorBidi"/>
+          <w:sz w:val="24"/>
+          <w:szCs w:val="22"/>
+        </w:rPr>
+        <w:t>,</w:t>
+      </w:r>
+    </w:p>
+    <w:p>
+      <w:pPr>
+        <w:pStyle w:val="NoSpacing"/>
+        <w:rPr>
+          <w:rStyle w:val="HTMLCode"/>
+          <w:rFonts w:ascii="Times New Roman" w:eastAsiaTheme="minorHAnsi" w:hAnsi="Times New Roman" w:cstheme="minorBidi"/>
+          <w:sz w:val="24"/>
+          <w:szCs w:val="22"/>
+        </w:rPr>
+      </w:pPr>
+      <w:r>
+        <w:rPr>
+          <w:rStyle w:val="HTMLCode"/>
+          <w:rFonts w:ascii="Times New Roman" w:eastAsiaTheme="minorHAnsi" w:hAnsi="Times New Roman" w:cstheme="minorBidi"/>
+          <w:sz w:val="24"/>
+          <w:szCs w:val="22"/>
+        </w:rPr>
+        <w:t>}: {</w:t>
+      </w:r>
+    </w:p>
+    <w:p>
+      <w:pPr>
+        <w:pStyle w:val="NoSpacing"/>
+        <w:rPr>
+          <w:rStyle w:val="HTMLCode"/>
+          <w:rFonts w:ascii="Times New Roman" w:eastAsiaTheme="minorHAnsi" w:hAnsi="Times New Roman" w:cstheme="minorBidi"/>
+          <w:sz w:val="24"/>
+          <w:szCs w:val="22"/>
+        </w:rPr>
+      </w:pPr>
+      <w:r>
+        <w:rPr>
+          <w:rStyle w:val="HTMLCode"/>
+          <w:rFonts w:ascii="Times New Roman" w:eastAsiaTheme="minorHAnsi" w:hAnsi="Times New Roman" w:cstheme="minorBidi"/>
+          <w:sz w:val="24"/>
+          <w:szCs w:val="22"/>
+        </w:rPr>
+        <w:t xml:space="preserve">  </w:t>
+      </w:r>
+      <w:proofErr w:type="spellStart"/>
+      <w:r>
+        <w:rPr>
+          <w:rStyle w:val="HTMLCode"/>
+          <w:rFonts w:ascii="Times New Roman" w:eastAsiaTheme="minorHAnsi" w:hAnsi="Times New Roman" w:cstheme="minorBidi"/>
+          <w:sz w:val="24"/>
+          <w:szCs w:val="22"/>
+        </w:rPr>
+        <w:t>initialValues</w:t>
+      </w:r>
+      <w:proofErr w:type="spellEnd"/>
+      <w:r>
+        <w:rPr>
+          <w:rStyle w:val="HTMLCode"/>
+          <w:rFonts w:ascii="Times New Roman" w:eastAsiaTheme="minorHAnsi" w:hAnsi="Times New Roman" w:cstheme="minorBidi"/>
+          <w:sz w:val="24"/>
+          <w:szCs w:val="22"/>
+        </w:rPr>
+        <w:t xml:space="preserve">: </w:t>
+      </w:r>
+      <w:proofErr w:type="spellStart"/>
+      <w:r>
+        <w:rPr>
+          <w:rStyle w:val="HTMLCode"/>
+          <w:rFonts w:ascii="Times New Roman" w:eastAsiaTheme="minorHAnsi" w:hAnsi="Times New Roman" w:cstheme="minorBidi"/>
+          <w:sz w:val="24"/>
+          <w:szCs w:val="22"/>
+        </w:rPr>
+        <w:t>ProductForm</w:t>
+      </w:r>
+      <w:proofErr w:type="spellEnd"/>
+      <w:r>
+        <w:rPr>
+          <w:rStyle w:val="HTMLCode"/>
+          <w:rFonts w:ascii="Times New Roman" w:eastAsiaTheme="minorHAnsi" w:hAnsi="Times New Roman" w:cstheme="minorBidi"/>
+          <w:sz w:val="24"/>
+          <w:szCs w:val="22"/>
+        </w:rPr>
+        <w:t>;</w:t>
+      </w:r>
+    </w:p>
+    <w:p>
+      <w:pPr>
+        <w:pStyle w:val="NoSpacing"/>
+        <w:rPr>
+          <w:rStyle w:val="HTMLCode"/>
+          <w:rFonts w:ascii="Times New Roman" w:eastAsiaTheme="minorHAnsi" w:hAnsi="Times New Roman" w:cstheme="minorBidi"/>
+          <w:sz w:val="24"/>
+          <w:szCs w:val="22"/>
+        </w:rPr>
+      </w:pPr>
+      <w:r>
+        <w:rPr>
+          <w:rStyle w:val="HTMLCode"/>
+          <w:rFonts w:ascii="Times New Roman" w:eastAsiaTheme="minorHAnsi" w:hAnsi="Times New Roman" w:cstheme="minorBidi"/>
+          <w:sz w:val="24"/>
+          <w:szCs w:val="22"/>
+        </w:rPr>
+        <w:t>}) {</w:t>
+      </w:r>
+    </w:p>
+    <w:p>
+      <w:pPr>
+        <w:pStyle w:val="NoSpacing"/>
+        <w:rPr>
+          <w:rStyle w:val="HTMLCode"/>
+          <w:rFonts w:ascii="Times New Roman" w:eastAsiaTheme="minorHAnsi" w:hAnsi="Times New Roman" w:cstheme="minorBidi"/>
+          <w:sz w:val="24"/>
+          <w:szCs w:val="22"/>
+        </w:rPr>
+      </w:pPr>
+      <w:r>
+        <w:rPr>
+          <w:rStyle w:val="HTMLCode"/>
+          <w:rFonts w:ascii="Times New Roman" w:eastAsiaTheme="minorHAnsi" w:hAnsi="Times New Roman" w:cstheme="minorBidi"/>
+          <w:sz w:val="24"/>
+          <w:szCs w:val="22"/>
+        </w:rPr>
+        <w:t xml:space="preserve">  return (</w:t>
+      </w:r>
+    </w:p>
+    <w:p>
+      <w:pPr>
+        <w:pStyle w:val="NoSpacing"/>
+        <w:rPr>
+          <w:rStyle w:val="HTMLCode"/>
+          <w:rFonts w:ascii="Times New Roman" w:eastAsiaTheme="minorHAnsi" w:hAnsi="Times New Roman" w:cstheme="minorBidi"/>
+          <w:sz w:val="24"/>
+          <w:szCs w:val="22"/>
+        </w:rPr>
+      </w:pPr>
+      <w:r>
+        <w:rPr>
+          <w:rStyle w:val="HTMLCode"/>
+          <w:rFonts w:ascii="Times New Roman" w:eastAsiaTheme="minorHAnsi" w:hAnsi="Times New Roman" w:cstheme="minorBidi"/>
+          <w:sz w:val="24"/>
+          <w:szCs w:val="22"/>
+        </w:rPr>
+        <w:t xml:space="preserve">    &lt;div&gt;</w:t>
+      </w:r>
+    </w:p>
+    <w:p>
+      <w:pPr>
+        <w:pStyle w:val="NoSpacing"/>
+        <w:rPr>
+          <w:rStyle w:val="HTMLCode"/>
+          <w:rFonts w:ascii="Times New Roman" w:eastAsiaTheme="minorHAnsi" w:hAnsi="Times New Roman" w:cstheme="minorBidi"/>
+          <w:sz w:val="24"/>
+          <w:szCs w:val="22"/>
+        </w:rPr>
+      </w:pPr>
+      <w:r>
+        <w:rPr>
+          <w:rStyle w:val="HTMLCode"/>
+          <w:rFonts w:ascii="Times New Roman" w:eastAsiaTheme="minorHAnsi" w:hAnsi="Times New Roman" w:cstheme="minorBidi"/>
+          <w:sz w:val="24"/>
+          <w:szCs w:val="22"/>
+        </w:rPr>
+        <w:t xml:space="preserve">      &lt;h2&gt;{</w:t>
+      </w:r>
+      <w:proofErr w:type="gramStart"/>
+      <w:r>
+        <w:rPr>
+          <w:rStyle w:val="HTMLCode"/>
+          <w:rFonts w:ascii="Times New Roman" w:eastAsiaTheme="minorHAnsi" w:hAnsi="Times New Roman" w:cstheme="minorBidi"/>
+          <w:sz w:val="24"/>
+          <w:szCs w:val="22"/>
+        </w:rPr>
+        <w:t>initialValues.name}&lt;</w:t>
+      </w:r>
+      <w:proofErr w:type="gramEnd"/>
+      <w:r>
+        <w:rPr>
+          <w:rStyle w:val="HTMLCode"/>
+          <w:rFonts w:ascii="Times New Roman" w:eastAsiaTheme="minorHAnsi" w:hAnsi="Times New Roman" w:cstheme="minorBidi"/>
+          <w:sz w:val="24"/>
+          <w:szCs w:val="22"/>
+        </w:rPr>
+        <w:t>/h2&gt;</w:t>
+      </w:r>
+    </w:p>
+    <w:p>
+      <w:pPr>
+        <w:pStyle w:val="NoSpacing"/>
+        <w:rPr>
+          <w:rStyle w:val="HTMLCode"/>
+          <w:rFonts w:ascii="Times New Roman" w:eastAsiaTheme="minorHAnsi" w:hAnsi="Times New Roman" w:cstheme="minorBidi"/>
+          <w:sz w:val="24"/>
+          <w:szCs w:val="22"/>
+        </w:rPr>
+      </w:pPr>
+      <w:r>
+        <w:rPr>
+          <w:rStyle w:val="HTMLCode"/>
+          <w:rFonts w:ascii="Times New Roman" w:eastAsiaTheme="minorHAnsi" w:hAnsi="Times New Roman" w:cstheme="minorBidi"/>
+          <w:sz w:val="24"/>
+          <w:szCs w:val="22"/>
+        </w:rPr>
+        <w:t xml:space="preserve">      &lt;p&gt;₹{</w:t>
+      </w:r>
+      <w:proofErr w:type="spellStart"/>
+      <w:proofErr w:type="gramStart"/>
+      <w:r>
+        <w:rPr>
+          <w:rStyle w:val="HTMLCode"/>
+          <w:rFonts w:ascii="Times New Roman" w:eastAsiaTheme="minorHAnsi" w:hAnsi="Times New Roman" w:cstheme="minorBidi"/>
+          <w:sz w:val="24"/>
+          <w:szCs w:val="22"/>
+        </w:rPr>
+        <w:t>initialValues.price</w:t>
+      </w:r>
+      <w:proofErr w:type="spellEnd"/>
+      <w:r>
+        <w:rPr>
+          <w:rStyle w:val="HTMLCode"/>
+          <w:rFonts w:ascii="Times New Roman" w:eastAsiaTheme="minorHAnsi" w:hAnsi="Times New Roman" w:cstheme="minorBidi"/>
+          <w:sz w:val="24"/>
+          <w:szCs w:val="22"/>
+        </w:rPr>
+        <w:t>}&lt;</w:t>
+      </w:r>
+      <w:proofErr w:type="gramEnd"/>
+      <w:r>
+        <w:rPr>
+          <w:rStyle w:val="HTMLCode"/>
+          <w:rFonts w:ascii="Times New Roman" w:eastAsiaTheme="minorHAnsi" w:hAnsi="Times New Roman" w:cstheme="minorBidi"/>
+          <w:sz w:val="24"/>
+          <w:szCs w:val="22"/>
+        </w:rPr>
+        <w:t>/p&gt;</w:t>
+      </w:r>
+    </w:p>
+    <w:p>
+      <w:pPr>
+        <w:pStyle w:val="NoSpacing"/>
+        <w:rPr>
+          <w:rStyle w:val="HTMLCode"/>
+          <w:rFonts w:ascii="Times New Roman" w:eastAsiaTheme="minorHAnsi" w:hAnsi="Times New Roman" w:cstheme="minorBidi"/>
+          <w:sz w:val="24"/>
+          <w:szCs w:val="22"/>
+        </w:rPr>
+      </w:pPr>
+      <w:r>
+        <w:rPr>
+          <w:rStyle w:val="HTMLCode"/>
+          <w:rFonts w:ascii="Times New Roman" w:eastAsiaTheme="minorHAnsi" w:hAnsi="Times New Roman" w:cstheme="minorBidi"/>
+          <w:sz w:val="24"/>
+          <w:szCs w:val="22"/>
+        </w:rPr>
+        <w:t xml:space="preserve">    &lt;/div&gt;</w:t>
+      </w:r>
+    </w:p>
+    <w:p>
+      <w:pPr>
+        <w:pStyle w:val="NoSpacing"/>
+        <w:rPr>
+          <w:rStyle w:val="HTMLCode"/>
+          <w:rFonts w:ascii="Times New Roman" w:eastAsiaTheme="minorHAnsi" w:hAnsi="Times New Roman" w:cstheme="minorBidi"/>
+          <w:sz w:val="24"/>
+          <w:szCs w:val="22"/>
+        </w:rPr>
+      </w:pPr>
+      <w:r>
+        <w:rPr>
+          <w:rStyle w:val="HTMLCode"/>
+          <w:rFonts w:ascii="Times New Roman" w:eastAsiaTheme="minorHAnsi" w:hAnsi="Times New Roman" w:cstheme="minorBidi"/>
+          <w:sz w:val="24"/>
+          <w:szCs w:val="22"/>
+        </w:rPr>
+        <w:t xml:space="preserve">  );</w:t>
+      </w:r>
+    </w:p>
+    <w:p>
+      <w:pPr>
+        <w:pStyle w:val="NoSpacing"/>
+      </w:pPr>
+      <w:r>
+        <w:rPr>
+          <w:rStyle w:val="HTMLCode"/>
+          <w:rFonts w:ascii="Times New Roman" w:eastAsiaTheme="minorHAnsi" w:hAnsi="Times New Roman" w:cstheme="minorBidi"/>
+          <w:sz w:val="24"/>
+          <w:szCs w:val="22"/>
+        </w:rPr>
+        <w:t>}</w:t>
+      </w:r>
+    </w:p>
+    <w:p>
+      <w:pPr>
+        <w:pStyle w:val="NoSpacing"/>
+      </w:pPr>
+      <w:r>
+        <w:t>Each type serves a different purpose while deriving from the same source of truth.</w:t>
+      </w:r>
+    </w:p>
+    <w:p>
+      <w:pPr>
+        <w:pStyle w:val="NoSpacing"/>
+      </w:pPr>
+    </w:p>
+    <w:p>
+      <w:pPr>
+        <w:pStyle w:val="NoSpacing"/>
+      </w:pPr>
+      <w:r>
+        <w:t>Generics vs Utility Types</w:t>
+      </w:r>
+    </w:p>
+    <w:tbl>
+      <w:tblPr>
+        <w:tblW w:w="0" w:type="auto"/>
+        <w:tblCellSpacing w:w="15" w:type="dxa"/>
+        <w:tblCellMar>
+          <w:top w:w="15" w:type="dxa"/>
+          <w:left w:w="15" w:type="dxa"/>
+          <w:bottom w:w="15" w:type="dxa"/>
+          <w:right w:w="15" w:type="dxa"/>
+        </w:tblCellMar>
+        <w:tblLook w:val="04A0" w:firstRow="1" w:lastRow="0" w:firstColumn="1" w:lastColumn="0" w:noHBand="0" w:noVBand="1"/>
+      </w:tblPr>
+      <w:tblGrid>
+        <w:gridCol w:w="1829"/>
+        <w:gridCol w:w="3986"/>
+        <w:gridCol w:w="3211"/>
+      </w:tblGrid>
+      <w:tr>
+        <w:trPr>
+          <w:tblCellSpacing w:w="15" w:type="dxa"/>
+        </w:trPr>
+        <w:tc>
+          <w:tcPr>
+            <w:tcW w:w="0" w:type="auto"/>
+            <w:vAlign w:val="center"/>
+            <w:hideMark/>
+          </w:tcPr>
+          <w:p>
+            <w:pPr>
+              <w:pStyle w:val="NoSpacing"/>
+            </w:pPr>
+            <w:r>
+              <w:t>Aspect</w:t>
+            </w:r>
+          </w:p>
+        </w:tc>
+        <w:tc>
+          <w:tcPr>
+            <w:tcW w:w="0" w:type="auto"/>
+            <w:vAlign w:val="center"/>
+            <w:hideMark/>
+          </w:tcPr>
+          <w:p>
+            <w:pPr>
+              <w:pStyle w:val="NoSpacing"/>
+            </w:pPr>
+            <w:r>
+              <w:t>Generics</w:t>
+            </w:r>
+          </w:p>
+        </w:tc>
+        <w:tc>
+          <w:tcPr>
+            <w:tcW w:w="0" w:type="auto"/>
+            <w:vAlign w:val="center"/>
+            <w:hideMark/>
+          </w:tcPr>
+          <w:p>
+            <w:pPr>
+              <w:pStyle w:val="NoSpacing"/>
+            </w:pPr>
+            <w:r>
+              <w:t>Utility types</w:t>
+            </w:r>
+          </w:p>
+        </w:tc>
+      </w:tr>
+      <w:tr>
+        <w:trPr>
+          <w:tblCellSpacing w:w="15" w:type="dxa"/>
+        </w:trPr>
+        <w:tc>
+          <w:tcPr>
+            <w:tcW w:w="0" w:type="auto"/>
+            <w:vAlign w:val="center"/>
+            <w:hideMark/>
+          </w:tcPr>
+          <w:p>
+            <w:pPr>
+              <w:pStyle w:val="NoSpacing"/>
+            </w:pPr>
+            <w:r>
+              <w:t>Purpose</w:t>
+            </w:r>
+          </w:p>
+        </w:tc>
+        <w:tc>
+          <w:tcPr>
+            <w:tcW w:w="0" w:type="auto"/>
+            <w:vAlign w:val="center"/>
+            <w:hideMark/>
+          </w:tcPr>
+          <w:p>
+            <w:pPr>
+              <w:pStyle w:val="NoSpacing"/>
+            </w:pPr>
+            <w:r>
+              <w:t>Create reusable code for different types</w:t>
+            </w:r>
+          </w:p>
+        </w:tc>
+        <w:tc>
+          <w:tcPr>
+            <w:tcW w:w="0" w:type="auto"/>
+            <w:vAlign w:val="center"/>
+            <w:hideMark/>
+          </w:tcPr>
+          <w:p>
+            <w:pPr>
+              <w:pStyle w:val="NoSpacing"/>
+            </w:pPr>
+            <w:r>
+              <w:t>Transform existing types</w:t>
+            </w:r>
+          </w:p>
+        </w:tc>
+      </w:tr>
+      <w:tr>
+        <w:trPr>
+          <w:tblCellSpacing w:w="15" w:type="dxa"/>
+        </w:trPr>
+        <w:tc>
+          <w:tcPr>
+            <w:tcW w:w="0" w:type="auto"/>
+            <w:vAlign w:val="center"/>
+            <w:hideMark/>
+          </w:tcPr>
+          <w:p>
+            <w:pPr>
+              <w:pStyle w:val="NoSpacing"/>
+            </w:pPr>
+            <w:r>
+              <w:t>Example</w:t>
+            </w:r>
+          </w:p>
+        </w:tc>
+        <w:tc>
+          <w:tcPr>
+            <w:tcW w:w="0" w:type="auto"/>
+            <w:vAlign w:val="center"/>
+            <w:hideMark/>
+          </w:tcPr>
+          <w:p>
+            <w:pPr>
+              <w:pStyle w:val="NoSpacing"/>
+            </w:pPr>
+            <w:r>
+              <w:t>function identity&lt;T</w:t>
+            </w:r>
+            <w:proofErr w:type="gramStart"/>
+            <w:r>
+              <w:t>&gt;(</w:t>
+            </w:r>
+            <w:proofErr w:type="gramEnd"/>
+            <w:r>
+              <w:t>value: T)</w:t>
+            </w:r>
+          </w:p>
+        </w:tc>
+        <w:tc>
+          <w:tcPr>
+            <w:tcW w:w="0" w:type="auto"/>
+            <w:vAlign w:val="center"/>
+            <w:hideMark/>
+          </w:tcPr>
+          <w:p>
+            <w:pPr>
+              <w:pStyle w:val="NoSpacing"/>
+            </w:pPr>
+            <w:r>
+              <w:t>Partial&lt;User&gt;</w:t>
+            </w:r>
+          </w:p>
+        </w:tc>
+      </w:tr>
+      <w:tr>
+        <w:trPr>
+          <w:tblCellSpacing w:w="15" w:type="dxa"/>
+        </w:trPr>
+        <w:tc>
+          <w:tcPr>
+            <w:tcW w:w="0" w:type="auto"/>
+            <w:vAlign w:val="center"/>
+            <w:hideMark/>
+          </w:tcPr>
+          <w:p>
+            <w:pPr>
+              <w:pStyle w:val="NoSpacing"/>
+            </w:pPr>
+            <w:r>
+              <w:t>Main benefit</w:t>
+            </w:r>
+          </w:p>
+        </w:tc>
+        <w:tc>
+          <w:tcPr>
+            <w:tcW w:w="0" w:type="auto"/>
+            <w:vAlign w:val="center"/>
+            <w:hideMark/>
+          </w:tcPr>
+          <w:p>
+            <w:pPr>
+              <w:pStyle w:val="NoSpacing"/>
+            </w:pPr>
+            <w:r>
+              <w:t>Preserve type relationships</w:t>
+            </w:r>
+          </w:p>
+        </w:tc>
+        <w:tc>
+          <w:tcPr>
+            <w:tcW w:w="0" w:type="auto"/>
+            <w:vAlign w:val="center"/>
+            <w:hideMark/>
+          </w:tcPr>
+          <w:p>
+            <w:pPr>
+              <w:pStyle w:val="NoSpacing"/>
+            </w:pPr>
+            <w:r>
+              <w:t>Reduce duplicated type definitions</w:t>
+            </w:r>
+          </w:p>
+        </w:tc>
+      </w:tr>
+      <w:tr>
+        <w:trPr>
+          <w:tblCellSpacing w:w="15" w:type="dxa"/>
+        </w:trPr>
+        <w:tc>
+          <w:tcPr>
+            <w:tcW w:w="0" w:type="auto"/>
+            <w:vAlign w:val="center"/>
+            <w:hideMark/>
+          </w:tcPr>
+          <w:p>
+            <w:pPr>
+              <w:pStyle w:val="NoSpacing"/>
+            </w:pPr>
+            <w:r>
+              <w:t>Used in React</w:t>
+            </w:r>
+          </w:p>
+        </w:tc>
+        <w:tc>
+          <w:tcPr>
+            <w:tcW w:w="0" w:type="auto"/>
+            <w:vAlign w:val="center"/>
+            <w:hideMark/>
+          </w:tcPr>
+          <w:p>
+            <w:pPr>
+              <w:pStyle w:val="NoSpacing"/>
+            </w:pPr>
+            <w:r>
+              <w:t>Components, hooks, API functions</w:t>
+            </w:r>
+          </w:p>
+        </w:tc>
+        <w:tc>
+          <w:tcPr>
+            <w:tcW w:w="0" w:type="auto"/>
+            <w:vAlign w:val="center"/>
+            <w:hideMark/>
+          </w:tcPr>
+          <w:p>
+            <w:pPr>
+              <w:pStyle w:val="NoSpacing"/>
+            </w:pPr>
+            <w:r>
+              <w:t>Props, forms, state models</w:t>
+            </w:r>
+          </w:p>
+        </w:tc>
+      </w:tr>
+      <w:tr>
+        <w:trPr>
+          <w:tblCellSpacing w:w="15" w:type="dxa"/>
+        </w:trPr>
+        <w:tc>
+          <w:tcPr>
+            <w:tcW w:w="0" w:type="auto"/>
+            <w:vAlign w:val="center"/>
+            <w:hideMark/>
+          </w:tcPr>
+          <w:p>
+            <w:pPr>
+              <w:pStyle w:val="NoSpacing"/>
+            </w:pPr>
+            <w:r>
+              <w:t>Custom definitions</w:t>
+            </w:r>
+          </w:p>
+        </w:tc>
+        <w:tc>
+          <w:tcPr>
+            <w:tcW w:w="0" w:type="auto"/>
+            <w:vAlign w:val="center"/>
+            <w:hideMark/>
+          </w:tcPr>
+          <w:p>
+            <w:pPr>
+              <w:pStyle w:val="NoSpacing"/>
+            </w:pPr>
+            <w:r>
+              <w:t>You define type parameters and constraints</w:t>
+            </w:r>
+          </w:p>
+        </w:tc>
+        <w:tc>
+          <w:tcPr>
+            <w:tcW w:w="0" w:type="auto"/>
+            <w:vAlign w:val="center"/>
+            <w:hideMark/>
+          </w:tcPr>
+          <w:p>
+            <w:pPr>
+              <w:pStyle w:val="NoSpacing"/>
+            </w:pPr>
+            <w:r>
+              <w:t>Usually built into TypeScript</w:t>
+            </w:r>
+          </w:p>
+        </w:tc>
+      </w:tr>
+      <w:tr>
+        <w:trPr>
+          <w:tblCellSpacing w:w="15" w:type="dxa"/>
+        </w:trPr>
+        <w:tc>
+          <w:tcPr>
+            <w:tcW w:w="0" w:type="auto"/>
+            <w:vAlign w:val="center"/>
+            <w:hideMark/>
+          </w:tcPr>
+          <w:p>
+            <w:pPr>
+              <w:pStyle w:val="NoSpacing"/>
+            </w:pPr>
+            <w:r>
+              <w:t>Can be combined?</w:t>
+            </w:r>
+          </w:p>
+        </w:tc>
+        <w:tc>
+          <w:tcPr>
+            <w:tcW w:w="0" w:type="auto"/>
+            <w:vAlign w:val="center"/>
+            <w:hideMark/>
+          </w:tcPr>
+          <w:p>
+            <w:pPr>
+              <w:pStyle w:val="NoSpacing"/>
+            </w:pPr>
+            <w:r>
+              <w:t>Yes</w:t>
+            </w:r>
+          </w:p>
+        </w:tc>
+        <w:tc>
+          <w:tcPr>
+            <w:tcW w:w="0" w:type="auto"/>
+            <w:vAlign w:val="center"/>
+            <w:hideMark/>
+          </w:tcPr>
+          <w:p>
+            <w:pPr>
+              <w:pStyle w:val="NoSpacing"/>
+            </w:pPr>
+            <w:r>
+              <w:t>Yes</w:t>
+            </w:r>
+          </w:p>
+        </w:tc>
+      </w:tr>
+    </w:tbl>
+    <w:p>
+      <w:pPr>
+        <w:pStyle w:val="NoSpacing"/>
+      </w:pPr>
+      <w:r>
+        <w:t>A generic can even use a utility type:</w:t>
+      </w:r>
       <w:bookmarkStart w:id="0" w:name="_GoBack"/>
       <w:bookmarkEnd w:id="0"/>
-    </w:p>
-    <w:p>
-      <w:pPr>
-        <w:pStyle w:val="NoSpacing"/>
-      </w:pPr>
-      <w:r>
-        <w:t>You can build a reusable list component that renders any type of item.</w:t>
-      </w:r>
-    </w:p>
-    <w:p>
-      <w:pPr>
-        <w:pStyle w:val="NoSpacing"/>
-      </w:pPr>
     </w:p>
     <w:sectPr>
       <w:pgSz w:w="11906" w:h="16838"/>
@@ -8575,6 +14450,119 @@
 <file path=word/numbering.xml><?xml version="1.0" encoding="utf-8"?>
 <w:numbering xmlns:wpc="http://schemas.microsoft.com/office/word/2010/wordprocessingCanvas" xmlns:cx="http://schemas.microsoft.com/office/drawing/2014/chartex" xmlns:cx1="http://schemas.microsoft.com/office/drawing/2015/9/8/chartex" xmlns:cx2="http://schemas.microsoft.com/office/drawing/2015/10/21/chartex" xmlns:cx3="http://schemas.microsoft.com/office/drawing/2016/5/9/chartex" xmlns:cx4="http://schemas.microsoft.com/office/drawing/2016/5/10/chartex" xmlns:cx5="http://schemas.microsoft.com/office/drawing/2016/5/11/chartex" xmlns:cx6="http://schemas.microsoft.com/office/drawing/2016/5/12/chartex" xmlns:cx7="http://schemas.microsoft.com/office/drawing/2016/5/13/chartex" xmlns:cx8="http://schemas.microsoft.com/office/drawing/2016/5/14/chartex" xmlns:mc="http://schemas.openxmlformats.org/markup-compatibility/2006" xmlns:aink="http://schemas.microsoft.com/office/drawing/2016/ink" xmlns:am3d="http://schemas.microsoft.com/office/drawing/2017/model3d" xmlns:o="urn:schemas-microsoft-com:office:office" xmlns:r="http://schemas.openxmlformats.org/officeDocument/2006/relationships" xmlns:m="http://schemas.openxmlformats.org/officeDocument/2006/math" xmlns:v="urn:schemas-microsoft-com:vml" xmlns:wp14="http://schemas.microsoft.com/office/word/2010/wordprocessingDrawing" xmlns:wp="http://schemas.openxmlformats.org/drawingml/2006/wordprocessingDrawing" xmlns:w10="urn:schemas-microsoft-com:office:word" xmlns:w="http://schemas.openxmlformats.org/wordprocessingml/2006/main" xmlns:w14="http://schemas.microsoft.com/office/word/2010/wordml" xmlns:w15="http://schemas.microsoft.com/office/word/2012/wordml" xmlns:w16cid="http://schemas.microsoft.com/office/word/2016/wordml/cid" xmlns:w16se="http://schemas.microsoft.com/office/word/2015/wordml/symex" xmlns:wpg="http://schemas.microsoft.com/office/word/2010/wordprocessingGroup" xmlns:wpi="http://schemas.microsoft.com/office/word/2010/wordprocessingInk" xmlns:wne="http://schemas.microsoft.com/office/word/2006/wordml" xmlns:wps="http://schemas.microsoft.com/office/word/2010/wordprocessingShape" mc:Ignorable="w14 w15 w16se w16cid wp14">
   <w:abstractNum w:abstractNumId="0" w15:restartNumberingAfterBreak="0">
+    <w:nsid w:val="01E42899"/>
+    <w:multiLevelType w:val="hybridMultilevel"/>
+    <w:tmpl w:val="404ACAF2"/>
+    <w:lvl w:ilvl="0" w:tplc="40090001">
+      <w:start w:val="1"/>
+      <w:numFmt w:val="bullet"/>
+      <w:lvlText w:val=""/>
+      <w:lvlJc w:val="left"/>
+      <w:pPr>
+        <w:ind w:left="720" w:hanging="360"/>
+      </w:pPr>
+      <w:rPr>
+        <w:rFonts w:ascii="Symbol" w:hAnsi="Symbol" w:hint="default"/>
+      </w:rPr>
+    </w:lvl>
+    <w:lvl w:ilvl="1" w:tplc="40090003" w:tentative="1">
+      <w:start w:val="1"/>
+      <w:numFmt w:val="bullet"/>
+      <w:lvlText w:val="o"/>
+      <w:lvlJc w:val="left"/>
+      <w:pPr>
+        <w:ind w:left="1440" w:hanging="360"/>
+      </w:pPr>
+      <w:rPr>
+        <w:rFonts w:ascii="Courier New" w:hAnsi="Courier New" w:cs="Courier New" w:hint="default"/>
+      </w:rPr>
+    </w:lvl>
+    <w:lvl w:ilvl="2" w:tplc="40090005" w:tentative="1">
+      <w:start w:val="1"/>
+      <w:numFmt w:val="bullet"/>
+      <w:lvlText w:val=""/>
+      <w:lvlJc w:val="left"/>
+      <w:pPr>
+        <w:ind w:left="2160" w:hanging="360"/>
+      </w:pPr>
+      <w:rPr>
+        <w:rFonts w:ascii="Wingdings" w:hAnsi="Wingdings" w:hint="default"/>
+      </w:rPr>
+    </w:lvl>
+    <w:lvl w:ilvl="3" w:tplc="40090001" w:tentative="1">
+      <w:start w:val="1"/>
+      <w:numFmt w:val="bullet"/>
+      <w:lvlText w:val=""/>
+      <w:lvlJc w:val="left"/>
+      <w:pPr>
+        <w:ind w:left="2880" w:hanging="360"/>
+      </w:pPr>
+      <w:rPr>
+        <w:rFonts w:ascii="Symbol" w:hAnsi="Symbol" w:hint="default"/>
+      </w:rPr>
+    </w:lvl>
+    <w:lvl w:ilvl="4" w:tplc="40090003" w:tentative="1">
+      <w:start w:val="1"/>
+      <w:numFmt w:val="bullet"/>
+      <w:lvlText w:val="o"/>
+      <w:lvlJc w:val="left"/>
+      <w:pPr>
+        <w:ind w:left="3600" w:hanging="360"/>
+      </w:pPr>
+      <w:rPr>
+        <w:rFonts w:ascii="Courier New" w:hAnsi="Courier New" w:cs="Courier New" w:hint="default"/>
+      </w:rPr>
+    </w:lvl>
+    <w:lvl w:ilvl="5" w:tplc="40090005" w:tentative="1">
+      <w:start w:val="1"/>
+      <w:numFmt w:val="bullet"/>
+      <w:lvlText w:val=""/>
+      <w:lvlJc w:val="left"/>
+      <w:pPr>
+        <w:ind w:left="4320" w:hanging="360"/>
+      </w:pPr>
+      <w:rPr>
+        <w:rFonts w:ascii="Wingdings" w:hAnsi="Wingdings" w:hint="default"/>
+      </w:rPr>
+    </w:lvl>
+    <w:lvl w:ilvl="6" w:tplc="40090001" w:tentative="1">
+      <w:start w:val="1"/>
+      <w:numFmt w:val="bullet"/>
+      <w:lvlText w:val=""/>
+      <w:lvlJc w:val="left"/>
+      <w:pPr>
+        <w:ind w:left="5040" w:hanging="360"/>
+      </w:pPr>
+      <w:rPr>
+        <w:rFonts w:ascii="Symbol" w:hAnsi="Symbol" w:hint="default"/>
+      </w:rPr>
+    </w:lvl>
+    <w:lvl w:ilvl="7" w:tplc="40090003" w:tentative="1">
+      <w:start w:val="1"/>
+      <w:numFmt w:val="bullet"/>
+      <w:lvlText w:val="o"/>
+      <w:lvlJc w:val="left"/>
+      <w:pPr>
+        <w:ind w:left="5760" w:hanging="360"/>
+      </w:pPr>
+      <w:rPr>
+        <w:rFonts w:ascii="Courier New" w:hAnsi="Courier New" w:cs="Courier New" w:hint="default"/>
+      </w:rPr>
+    </w:lvl>
+    <w:lvl w:ilvl="8" w:tplc="40090005" w:tentative="1">
+      <w:start w:val="1"/>
+      <w:numFmt w:val="bullet"/>
+      <w:lvlText w:val=""/>
+      <w:lvlJc w:val="left"/>
+      <w:pPr>
+        <w:ind w:left="6480" w:hanging="360"/>
+      </w:pPr>
+      <w:rPr>
+        <w:rFonts w:ascii="Wingdings" w:hAnsi="Wingdings" w:hint="default"/>
+      </w:rPr>
+    </w:lvl>
+  </w:abstractNum>
+  <w:abstractNum w:abstractNumId="1" w15:restartNumberingAfterBreak="0">
     <w:nsid w:val="069D5892"/>
     <w:multiLevelType w:val="multilevel"/>
     <w:tmpl w:val="2426411A"/>
@@ -8723,10 +14711,10 @@
       </w:rPr>
     </w:lvl>
   </w:abstractNum>
-  <w:abstractNum w:abstractNumId="1" w15:restartNumberingAfterBreak="0">
-    <w:nsid w:val="30F863F7"/>
+  <w:abstractNum w:abstractNumId="2" w15:restartNumberingAfterBreak="0">
+    <w:nsid w:val="0A5040A9"/>
     <w:multiLevelType w:val="multilevel"/>
-    <w:tmpl w:val="99F86FE2"/>
+    <w:tmpl w:val="C7907116"/>
     <w:lvl w:ilvl="0">
       <w:start w:val="1"/>
       <w:numFmt w:val="bullet"/>
@@ -8872,10 +14860,123 @@
       </w:rPr>
     </w:lvl>
   </w:abstractNum>
-  <w:abstractNum w:abstractNumId="2" w15:restartNumberingAfterBreak="0">
-    <w:nsid w:val="31037A2C"/>
+  <w:abstractNum w:abstractNumId="3" w15:restartNumberingAfterBreak="0">
+    <w:nsid w:val="1F9B46C2"/>
+    <w:multiLevelType w:val="multilevel"/>
+    <w:tmpl w:val="677C5E80"/>
+    <w:lvl w:ilvl="0">
+      <w:start w:val="1"/>
+      <w:numFmt w:val="decimal"/>
+      <w:lvlText w:val="%1."/>
+      <w:lvlJc w:val="left"/>
+      <w:pPr>
+        <w:tabs>
+          <w:tab w:val="num" w:pos="720"/>
+        </w:tabs>
+        <w:ind w:left="720" w:hanging="360"/>
+      </w:pPr>
+    </w:lvl>
+    <w:lvl w:ilvl="1" w:tentative="1">
+      <w:start w:val="1"/>
+      <w:numFmt w:val="decimal"/>
+      <w:lvlText w:val="%2."/>
+      <w:lvlJc w:val="left"/>
+      <w:pPr>
+        <w:tabs>
+          <w:tab w:val="num" w:pos="1440"/>
+        </w:tabs>
+        <w:ind w:left="1440" w:hanging="360"/>
+      </w:pPr>
+    </w:lvl>
+    <w:lvl w:ilvl="2" w:tentative="1">
+      <w:start w:val="1"/>
+      <w:numFmt w:val="decimal"/>
+      <w:lvlText w:val="%3."/>
+      <w:lvlJc w:val="left"/>
+      <w:pPr>
+        <w:tabs>
+          <w:tab w:val="num" w:pos="2160"/>
+        </w:tabs>
+        <w:ind w:left="2160" w:hanging="360"/>
+      </w:pPr>
+    </w:lvl>
+    <w:lvl w:ilvl="3" w:tentative="1">
+      <w:start w:val="1"/>
+      <w:numFmt w:val="decimal"/>
+      <w:lvlText w:val="%4."/>
+      <w:lvlJc w:val="left"/>
+      <w:pPr>
+        <w:tabs>
+          <w:tab w:val="num" w:pos="2880"/>
+        </w:tabs>
+        <w:ind w:left="2880" w:hanging="360"/>
+      </w:pPr>
+    </w:lvl>
+    <w:lvl w:ilvl="4" w:tentative="1">
+      <w:start w:val="1"/>
+      <w:numFmt w:val="decimal"/>
+      <w:lvlText w:val="%5."/>
+      <w:lvlJc w:val="left"/>
+      <w:pPr>
+        <w:tabs>
+          <w:tab w:val="num" w:pos="3600"/>
+        </w:tabs>
+        <w:ind w:left="3600" w:hanging="360"/>
+      </w:pPr>
+    </w:lvl>
+    <w:lvl w:ilvl="5" w:tentative="1">
+      <w:start w:val="1"/>
+      <w:numFmt w:val="decimal"/>
+      <w:lvlText w:val="%6."/>
+      <w:lvlJc w:val="left"/>
+      <w:pPr>
+        <w:tabs>
+          <w:tab w:val="num" w:pos="4320"/>
+        </w:tabs>
+        <w:ind w:left="4320" w:hanging="360"/>
+      </w:pPr>
+    </w:lvl>
+    <w:lvl w:ilvl="6" w:tentative="1">
+      <w:start w:val="1"/>
+      <w:numFmt w:val="decimal"/>
+      <w:lvlText w:val="%7."/>
+      <w:lvlJc w:val="left"/>
+      <w:pPr>
+        <w:tabs>
+          <w:tab w:val="num" w:pos="5040"/>
+        </w:tabs>
+        <w:ind w:left="5040" w:hanging="360"/>
+      </w:pPr>
+    </w:lvl>
+    <w:lvl w:ilvl="7" w:tentative="1">
+      <w:start w:val="1"/>
+      <w:numFmt w:val="decimal"/>
+      <w:lvlText w:val="%8."/>
+      <w:lvlJc w:val="left"/>
+      <w:pPr>
+        <w:tabs>
+          <w:tab w:val="num" w:pos="5760"/>
+        </w:tabs>
+        <w:ind w:left="5760" w:hanging="360"/>
+      </w:pPr>
+    </w:lvl>
+    <w:lvl w:ilvl="8" w:tentative="1">
+      <w:start w:val="1"/>
+      <w:numFmt w:val="decimal"/>
+      <w:lvlText w:val="%9."/>
+      <w:lvlJc w:val="left"/>
+      <w:pPr>
+        <w:tabs>
+          <w:tab w:val="num" w:pos="6480"/>
+        </w:tabs>
+        <w:ind w:left="6480" w:hanging="360"/>
+      </w:pPr>
+    </w:lvl>
+  </w:abstractNum>
+  <w:abstractNum w:abstractNumId="4" w15:restartNumberingAfterBreak="0">
+    <w:nsid w:val="2514266A"/>
     <w:multiLevelType w:val="hybridMultilevel"/>
-    <w:tmpl w:val="7BE808EA"/>
+    <w:tmpl w:val="EB3025D4"/>
     <w:lvl w:ilvl="0" w:tplc="40090001">
       <w:start w:val="1"/>
       <w:numFmt w:val="bullet"/>
@@ -8985,236 +15086,10 @@
       </w:rPr>
     </w:lvl>
   </w:abstractNum>
-  <w:abstractNum w:abstractNumId="3" w15:restartNumberingAfterBreak="0">
-    <w:nsid w:val="49E174A7"/>
-    <w:multiLevelType w:val="hybridMultilevel"/>
-    <w:tmpl w:val="F39EB1E2"/>
-    <w:lvl w:ilvl="0" w:tplc="40090001">
-      <w:start w:val="1"/>
-      <w:numFmt w:val="bullet"/>
-      <w:lvlText w:val=""/>
-      <w:lvlJc w:val="left"/>
-      <w:pPr>
-        <w:ind w:left="720" w:hanging="360"/>
-      </w:pPr>
-      <w:rPr>
-        <w:rFonts w:ascii="Symbol" w:hAnsi="Symbol" w:hint="default"/>
-      </w:rPr>
-    </w:lvl>
-    <w:lvl w:ilvl="1" w:tplc="40090003" w:tentative="1">
-      <w:start w:val="1"/>
-      <w:numFmt w:val="bullet"/>
-      <w:lvlText w:val="o"/>
-      <w:lvlJc w:val="left"/>
-      <w:pPr>
-        <w:ind w:left="1440" w:hanging="360"/>
-      </w:pPr>
-      <w:rPr>
-        <w:rFonts w:ascii="Courier New" w:hAnsi="Courier New" w:cs="Courier New" w:hint="default"/>
-      </w:rPr>
-    </w:lvl>
-    <w:lvl w:ilvl="2" w:tplc="40090005" w:tentative="1">
-      <w:start w:val="1"/>
-      <w:numFmt w:val="bullet"/>
-      <w:lvlText w:val=""/>
-      <w:lvlJc w:val="left"/>
-      <w:pPr>
-        <w:ind w:left="2160" w:hanging="360"/>
-      </w:pPr>
-      <w:rPr>
-        <w:rFonts w:ascii="Wingdings" w:hAnsi="Wingdings" w:hint="default"/>
-      </w:rPr>
-    </w:lvl>
-    <w:lvl w:ilvl="3" w:tplc="40090001" w:tentative="1">
-      <w:start w:val="1"/>
-      <w:numFmt w:val="bullet"/>
-      <w:lvlText w:val=""/>
-      <w:lvlJc w:val="left"/>
-      <w:pPr>
-        <w:ind w:left="2880" w:hanging="360"/>
-      </w:pPr>
-      <w:rPr>
-        <w:rFonts w:ascii="Symbol" w:hAnsi="Symbol" w:hint="default"/>
-      </w:rPr>
-    </w:lvl>
-    <w:lvl w:ilvl="4" w:tplc="40090003" w:tentative="1">
-      <w:start w:val="1"/>
-      <w:numFmt w:val="bullet"/>
-      <w:lvlText w:val="o"/>
-      <w:lvlJc w:val="left"/>
-      <w:pPr>
-        <w:ind w:left="3600" w:hanging="360"/>
-      </w:pPr>
-      <w:rPr>
-        <w:rFonts w:ascii="Courier New" w:hAnsi="Courier New" w:cs="Courier New" w:hint="default"/>
-      </w:rPr>
-    </w:lvl>
-    <w:lvl w:ilvl="5" w:tplc="40090005" w:tentative="1">
-      <w:start w:val="1"/>
-      <w:numFmt w:val="bullet"/>
-      <w:lvlText w:val=""/>
-      <w:lvlJc w:val="left"/>
-      <w:pPr>
-        <w:ind w:left="4320" w:hanging="360"/>
-      </w:pPr>
-      <w:rPr>
-        <w:rFonts w:ascii="Wingdings" w:hAnsi="Wingdings" w:hint="default"/>
-      </w:rPr>
-    </w:lvl>
-    <w:lvl w:ilvl="6" w:tplc="40090001" w:tentative="1">
-      <w:start w:val="1"/>
-      <w:numFmt w:val="bullet"/>
-      <w:lvlText w:val=""/>
-      <w:lvlJc w:val="left"/>
-      <w:pPr>
-        <w:ind w:left="5040" w:hanging="360"/>
-      </w:pPr>
-      <w:rPr>
-        <w:rFonts w:ascii="Symbol" w:hAnsi="Symbol" w:hint="default"/>
-      </w:rPr>
-    </w:lvl>
-    <w:lvl w:ilvl="7" w:tplc="40090003" w:tentative="1">
-      <w:start w:val="1"/>
-      <w:numFmt w:val="bullet"/>
-      <w:lvlText w:val="o"/>
-      <w:lvlJc w:val="left"/>
-      <w:pPr>
-        <w:ind w:left="5760" w:hanging="360"/>
-      </w:pPr>
-      <w:rPr>
-        <w:rFonts w:ascii="Courier New" w:hAnsi="Courier New" w:cs="Courier New" w:hint="default"/>
-      </w:rPr>
-    </w:lvl>
-    <w:lvl w:ilvl="8" w:tplc="40090005" w:tentative="1">
-      <w:start w:val="1"/>
-      <w:numFmt w:val="bullet"/>
-      <w:lvlText w:val=""/>
-      <w:lvlJc w:val="left"/>
-      <w:pPr>
-        <w:ind w:left="6480" w:hanging="360"/>
-      </w:pPr>
-      <w:rPr>
-        <w:rFonts w:ascii="Wingdings" w:hAnsi="Wingdings" w:hint="default"/>
-      </w:rPr>
-    </w:lvl>
-  </w:abstractNum>
-  <w:abstractNum w:abstractNumId="4" w15:restartNumberingAfterBreak="0">
-    <w:nsid w:val="4AC24967"/>
-    <w:multiLevelType w:val="hybridMultilevel"/>
-    <w:tmpl w:val="553A2B84"/>
-    <w:lvl w:ilvl="0" w:tplc="40090001">
-      <w:start w:val="1"/>
-      <w:numFmt w:val="bullet"/>
-      <w:lvlText w:val=""/>
-      <w:lvlJc w:val="left"/>
-      <w:pPr>
-        <w:ind w:left="720" w:hanging="360"/>
-      </w:pPr>
-      <w:rPr>
-        <w:rFonts w:ascii="Symbol" w:hAnsi="Symbol" w:hint="default"/>
-      </w:rPr>
-    </w:lvl>
-    <w:lvl w:ilvl="1" w:tplc="40090003" w:tentative="1">
-      <w:start w:val="1"/>
-      <w:numFmt w:val="bullet"/>
-      <w:lvlText w:val="o"/>
-      <w:lvlJc w:val="left"/>
-      <w:pPr>
-        <w:ind w:left="1440" w:hanging="360"/>
-      </w:pPr>
-      <w:rPr>
-        <w:rFonts w:ascii="Courier New" w:hAnsi="Courier New" w:cs="Courier New" w:hint="default"/>
-      </w:rPr>
-    </w:lvl>
-    <w:lvl w:ilvl="2" w:tplc="40090005" w:tentative="1">
-      <w:start w:val="1"/>
-      <w:numFmt w:val="bullet"/>
-      <w:lvlText w:val=""/>
-      <w:lvlJc w:val="left"/>
-      <w:pPr>
-        <w:ind w:left="2160" w:hanging="360"/>
-      </w:pPr>
-      <w:rPr>
-        <w:rFonts w:ascii="Wingdings" w:hAnsi="Wingdings" w:hint="default"/>
-      </w:rPr>
-    </w:lvl>
-    <w:lvl w:ilvl="3" w:tplc="40090001" w:tentative="1">
-      <w:start w:val="1"/>
-      <w:numFmt w:val="bullet"/>
-      <w:lvlText w:val=""/>
-      <w:lvlJc w:val="left"/>
-      <w:pPr>
-        <w:ind w:left="2880" w:hanging="360"/>
-      </w:pPr>
-      <w:rPr>
-        <w:rFonts w:ascii="Symbol" w:hAnsi="Symbol" w:hint="default"/>
-      </w:rPr>
-    </w:lvl>
-    <w:lvl w:ilvl="4" w:tplc="40090003" w:tentative="1">
-      <w:start w:val="1"/>
-      <w:numFmt w:val="bullet"/>
-      <w:lvlText w:val="o"/>
-      <w:lvlJc w:val="left"/>
-      <w:pPr>
-        <w:ind w:left="3600" w:hanging="360"/>
-      </w:pPr>
-      <w:rPr>
-        <w:rFonts w:ascii="Courier New" w:hAnsi="Courier New" w:cs="Courier New" w:hint="default"/>
-      </w:rPr>
-    </w:lvl>
-    <w:lvl w:ilvl="5" w:tplc="40090005" w:tentative="1">
-      <w:start w:val="1"/>
-      <w:numFmt w:val="bullet"/>
-      <w:lvlText w:val=""/>
-      <w:lvlJc w:val="left"/>
-      <w:pPr>
-        <w:ind w:left="4320" w:hanging="360"/>
-      </w:pPr>
-      <w:rPr>
-        <w:rFonts w:ascii="Wingdings" w:hAnsi="Wingdings" w:hint="default"/>
-      </w:rPr>
-    </w:lvl>
-    <w:lvl w:ilvl="6" w:tplc="40090001" w:tentative="1">
-      <w:start w:val="1"/>
-      <w:numFmt w:val="bullet"/>
-      <w:lvlText w:val=""/>
-      <w:lvlJc w:val="left"/>
-      <w:pPr>
-        <w:ind w:left="5040" w:hanging="360"/>
-      </w:pPr>
-      <w:rPr>
-        <w:rFonts w:ascii="Symbol" w:hAnsi="Symbol" w:hint="default"/>
-      </w:rPr>
-    </w:lvl>
-    <w:lvl w:ilvl="7" w:tplc="40090003" w:tentative="1">
-      <w:start w:val="1"/>
-      <w:numFmt w:val="bullet"/>
-      <w:lvlText w:val="o"/>
-      <w:lvlJc w:val="left"/>
-      <w:pPr>
-        <w:ind w:left="5760" w:hanging="360"/>
-      </w:pPr>
-      <w:rPr>
-        <w:rFonts w:ascii="Courier New" w:hAnsi="Courier New" w:cs="Courier New" w:hint="default"/>
-      </w:rPr>
-    </w:lvl>
-    <w:lvl w:ilvl="8" w:tplc="40090005" w:tentative="1">
-      <w:start w:val="1"/>
-      <w:numFmt w:val="bullet"/>
-      <w:lvlText w:val=""/>
-      <w:lvlJc w:val="left"/>
-      <w:pPr>
-        <w:ind w:left="6480" w:hanging="360"/>
-      </w:pPr>
-      <w:rPr>
-        <w:rFonts w:ascii="Wingdings" w:hAnsi="Wingdings" w:hint="default"/>
-      </w:rPr>
-    </w:lvl>
-  </w:abstractNum>
   <w:abstractNum w:abstractNumId="5" w15:restartNumberingAfterBreak="0">
-    <w:nsid w:val="59E1649B"/>
+    <w:nsid w:val="2ECC08C1"/>
     <w:multiLevelType w:val="multilevel"/>
-    <w:tmpl w:val="BA24A16A"/>
+    <w:tmpl w:val="19C4D440"/>
     <w:lvl w:ilvl="0">
       <w:start w:val="1"/>
       <w:numFmt w:val="bullet"/>
@@ -9361,9 +15236,9 @@
     </w:lvl>
   </w:abstractNum>
   <w:abstractNum w:abstractNumId="6" w15:restartNumberingAfterBreak="0">
-    <w:nsid w:val="611B0C9B"/>
+    <w:nsid w:val="30F863F7"/>
     <w:multiLevelType w:val="multilevel"/>
-    <w:tmpl w:val="78085952"/>
+    <w:tmpl w:val="99F86FE2"/>
     <w:lvl w:ilvl="0">
       <w:start w:val="1"/>
       <w:numFmt w:val="bullet"/>
@@ -9509,26 +15384,1446 @@
       </w:rPr>
     </w:lvl>
   </w:abstractNum>
+  <w:abstractNum w:abstractNumId="7" w15:restartNumberingAfterBreak="0">
+    <w:nsid w:val="31037A2C"/>
+    <w:multiLevelType w:val="hybridMultilevel"/>
+    <w:tmpl w:val="7BE808EA"/>
+    <w:lvl w:ilvl="0" w:tplc="40090001">
+      <w:start w:val="1"/>
+      <w:numFmt w:val="bullet"/>
+      <w:lvlText w:val=""/>
+      <w:lvlJc w:val="left"/>
+      <w:pPr>
+        <w:ind w:left="720" w:hanging="360"/>
+      </w:pPr>
+      <w:rPr>
+        <w:rFonts w:ascii="Symbol" w:hAnsi="Symbol" w:hint="default"/>
+      </w:rPr>
+    </w:lvl>
+    <w:lvl w:ilvl="1" w:tplc="40090003" w:tentative="1">
+      <w:start w:val="1"/>
+      <w:numFmt w:val="bullet"/>
+      <w:lvlText w:val="o"/>
+      <w:lvlJc w:val="left"/>
+      <w:pPr>
+        <w:ind w:left="1440" w:hanging="360"/>
+      </w:pPr>
+      <w:rPr>
+        <w:rFonts w:ascii="Courier New" w:hAnsi="Courier New" w:cs="Courier New" w:hint="default"/>
+      </w:rPr>
+    </w:lvl>
+    <w:lvl w:ilvl="2" w:tplc="40090005" w:tentative="1">
+      <w:start w:val="1"/>
+      <w:numFmt w:val="bullet"/>
+      <w:lvlText w:val=""/>
+      <w:lvlJc w:val="left"/>
+      <w:pPr>
+        <w:ind w:left="2160" w:hanging="360"/>
+      </w:pPr>
+      <w:rPr>
+        <w:rFonts w:ascii="Wingdings" w:hAnsi="Wingdings" w:hint="default"/>
+      </w:rPr>
+    </w:lvl>
+    <w:lvl w:ilvl="3" w:tplc="40090001" w:tentative="1">
+      <w:start w:val="1"/>
+      <w:numFmt w:val="bullet"/>
+      <w:lvlText w:val=""/>
+      <w:lvlJc w:val="left"/>
+      <w:pPr>
+        <w:ind w:left="2880" w:hanging="360"/>
+      </w:pPr>
+      <w:rPr>
+        <w:rFonts w:ascii="Symbol" w:hAnsi="Symbol" w:hint="default"/>
+      </w:rPr>
+    </w:lvl>
+    <w:lvl w:ilvl="4" w:tplc="40090003" w:tentative="1">
+      <w:start w:val="1"/>
+      <w:numFmt w:val="bullet"/>
+      <w:lvlText w:val="o"/>
+      <w:lvlJc w:val="left"/>
+      <w:pPr>
+        <w:ind w:left="3600" w:hanging="360"/>
+      </w:pPr>
+      <w:rPr>
+        <w:rFonts w:ascii="Courier New" w:hAnsi="Courier New" w:cs="Courier New" w:hint="default"/>
+      </w:rPr>
+    </w:lvl>
+    <w:lvl w:ilvl="5" w:tplc="40090005" w:tentative="1">
+      <w:start w:val="1"/>
+      <w:numFmt w:val="bullet"/>
+      <w:lvlText w:val=""/>
+      <w:lvlJc w:val="left"/>
+      <w:pPr>
+        <w:ind w:left="4320" w:hanging="360"/>
+      </w:pPr>
+      <w:rPr>
+        <w:rFonts w:ascii="Wingdings" w:hAnsi="Wingdings" w:hint="default"/>
+      </w:rPr>
+    </w:lvl>
+    <w:lvl w:ilvl="6" w:tplc="40090001" w:tentative="1">
+      <w:start w:val="1"/>
+      <w:numFmt w:val="bullet"/>
+      <w:lvlText w:val=""/>
+      <w:lvlJc w:val="left"/>
+      <w:pPr>
+        <w:ind w:left="5040" w:hanging="360"/>
+      </w:pPr>
+      <w:rPr>
+        <w:rFonts w:ascii="Symbol" w:hAnsi="Symbol" w:hint="default"/>
+      </w:rPr>
+    </w:lvl>
+    <w:lvl w:ilvl="7" w:tplc="40090003" w:tentative="1">
+      <w:start w:val="1"/>
+      <w:numFmt w:val="bullet"/>
+      <w:lvlText w:val="o"/>
+      <w:lvlJc w:val="left"/>
+      <w:pPr>
+        <w:ind w:left="5760" w:hanging="360"/>
+      </w:pPr>
+      <w:rPr>
+        <w:rFonts w:ascii="Courier New" w:hAnsi="Courier New" w:cs="Courier New" w:hint="default"/>
+      </w:rPr>
+    </w:lvl>
+    <w:lvl w:ilvl="8" w:tplc="40090005" w:tentative="1">
+      <w:start w:val="1"/>
+      <w:numFmt w:val="bullet"/>
+      <w:lvlText w:val=""/>
+      <w:lvlJc w:val="left"/>
+      <w:pPr>
+        <w:ind w:left="6480" w:hanging="360"/>
+      </w:pPr>
+      <w:rPr>
+        <w:rFonts w:ascii="Wingdings" w:hAnsi="Wingdings" w:hint="default"/>
+      </w:rPr>
+    </w:lvl>
+  </w:abstractNum>
+  <w:abstractNum w:abstractNumId="8" w15:restartNumberingAfterBreak="0">
+    <w:nsid w:val="36C71EFF"/>
+    <w:multiLevelType w:val="multilevel"/>
+    <w:tmpl w:val="A4087582"/>
+    <w:lvl w:ilvl="0">
+      <w:start w:val="1"/>
+      <w:numFmt w:val="bullet"/>
+      <w:lvlText w:val=""/>
+      <w:lvlJc w:val="left"/>
+      <w:pPr>
+        <w:tabs>
+          <w:tab w:val="num" w:pos="720"/>
+        </w:tabs>
+        <w:ind w:left="720" w:hanging="360"/>
+      </w:pPr>
+      <w:rPr>
+        <w:rFonts w:ascii="Symbol" w:hAnsi="Symbol" w:hint="default"/>
+        <w:sz w:val="20"/>
+      </w:rPr>
+    </w:lvl>
+    <w:lvl w:ilvl="1" w:tentative="1">
+      <w:start w:val="1"/>
+      <w:numFmt w:val="bullet"/>
+      <w:lvlText w:val="o"/>
+      <w:lvlJc w:val="left"/>
+      <w:pPr>
+        <w:tabs>
+          <w:tab w:val="num" w:pos="1440"/>
+        </w:tabs>
+        <w:ind w:left="1440" w:hanging="360"/>
+      </w:pPr>
+      <w:rPr>
+        <w:rFonts w:ascii="Courier New" w:hAnsi="Courier New" w:hint="default"/>
+        <w:sz w:val="20"/>
+      </w:rPr>
+    </w:lvl>
+    <w:lvl w:ilvl="2" w:tentative="1">
+      <w:start w:val="1"/>
+      <w:numFmt w:val="bullet"/>
+      <w:lvlText w:val=""/>
+      <w:lvlJc w:val="left"/>
+      <w:pPr>
+        <w:tabs>
+          <w:tab w:val="num" w:pos="2160"/>
+        </w:tabs>
+        <w:ind w:left="2160" w:hanging="360"/>
+      </w:pPr>
+      <w:rPr>
+        <w:rFonts w:ascii="Wingdings" w:hAnsi="Wingdings" w:hint="default"/>
+        <w:sz w:val="20"/>
+      </w:rPr>
+    </w:lvl>
+    <w:lvl w:ilvl="3" w:tentative="1">
+      <w:start w:val="1"/>
+      <w:numFmt w:val="bullet"/>
+      <w:lvlText w:val=""/>
+      <w:lvlJc w:val="left"/>
+      <w:pPr>
+        <w:tabs>
+          <w:tab w:val="num" w:pos="2880"/>
+        </w:tabs>
+        <w:ind w:left="2880" w:hanging="360"/>
+      </w:pPr>
+      <w:rPr>
+        <w:rFonts w:ascii="Wingdings" w:hAnsi="Wingdings" w:hint="default"/>
+        <w:sz w:val="20"/>
+      </w:rPr>
+    </w:lvl>
+    <w:lvl w:ilvl="4" w:tentative="1">
+      <w:start w:val="1"/>
+      <w:numFmt w:val="bullet"/>
+      <w:lvlText w:val=""/>
+      <w:lvlJc w:val="left"/>
+      <w:pPr>
+        <w:tabs>
+          <w:tab w:val="num" w:pos="3600"/>
+        </w:tabs>
+        <w:ind w:left="3600" w:hanging="360"/>
+      </w:pPr>
+      <w:rPr>
+        <w:rFonts w:ascii="Wingdings" w:hAnsi="Wingdings" w:hint="default"/>
+        <w:sz w:val="20"/>
+      </w:rPr>
+    </w:lvl>
+    <w:lvl w:ilvl="5" w:tentative="1">
+      <w:start w:val="1"/>
+      <w:numFmt w:val="bullet"/>
+      <w:lvlText w:val=""/>
+      <w:lvlJc w:val="left"/>
+      <w:pPr>
+        <w:tabs>
+          <w:tab w:val="num" w:pos="4320"/>
+        </w:tabs>
+        <w:ind w:left="4320" w:hanging="360"/>
+      </w:pPr>
+      <w:rPr>
+        <w:rFonts w:ascii="Wingdings" w:hAnsi="Wingdings" w:hint="default"/>
+        <w:sz w:val="20"/>
+      </w:rPr>
+    </w:lvl>
+    <w:lvl w:ilvl="6" w:tentative="1">
+      <w:start w:val="1"/>
+      <w:numFmt w:val="bullet"/>
+      <w:lvlText w:val=""/>
+      <w:lvlJc w:val="left"/>
+      <w:pPr>
+        <w:tabs>
+          <w:tab w:val="num" w:pos="5040"/>
+        </w:tabs>
+        <w:ind w:left="5040" w:hanging="360"/>
+      </w:pPr>
+      <w:rPr>
+        <w:rFonts w:ascii="Wingdings" w:hAnsi="Wingdings" w:hint="default"/>
+        <w:sz w:val="20"/>
+      </w:rPr>
+    </w:lvl>
+    <w:lvl w:ilvl="7" w:tentative="1">
+      <w:start w:val="1"/>
+      <w:numFmt w:val="bullet"/>
+      <w:lvlText w:val=""/>
+      <w:lvlJc w:val="left"/>
+      <w:pPr>
+        <w:tabs>
+          <w:tab w:val="num" w:pos="5760"/>
+        </w:tabs>
+        <w:ind w:left="5760" w:hanging="360"/>
+      </w:pPr>
+      <w:rPr>
+        <w:rFonts w:ascii="Wingdings" w:hAnsi="Wingdings" w:hint="default"/>
+        <w:sz w:val="20"/>
+      </w:rPr>
+    </w:lvl>
+    <w:lvl w:ilvl="8" w:tentative="1">
+      <w:start w:val="1"/>
+      <w:numFmt w:val="bullet"/>
+      <w:lvlText w:val=""/>
+      <w:lvlJc w:val="left"/>
+      <w:pPr>
+        <w:tabs>
+          <w:tab w:val="num" w:pos="6480"/>
+        </w:tabs>
+        <w:ind w:left="6480" w:hanging="360"/>
+      </w:pPr>
+      <w:rPr>
+        <w:rFonts w:ascii="Wingdings" w:hAnsi="Wingdings" w:hint="default"/>
+        <w:sz w:val="20"/>
+      </w:rPr>
+    </w:lvl>
+  </w:abstractNum>
+  <w:abstractNum w:abstractNumId="9" w15:restartNumberingAfterBreak="0">
+    <w:nsid w:val="461E247C"/>
+    <w:multiLevelType w:val="hybridMultilevel"/>
+    <w:tmpl w:val="C2B65814"/>
+    <w:lvl w:ilvl="0" w:tplc="40090001">
+      <w:start w:val="1"/>
+      <w:numFmt w:val="bullet"/>
+      <w:lvlText w:val=""/>
+      <w:lvlJc w:val="left"/>
+      <w:pPr>
+        <w:ind w:left="720" w:hanging="360"/>
+      </w:pPr>
+      <w:rPr>
+        <w:rFonts w:ascii="Symbol" w:hAnsi="Symbol" w:hint="default"/>
+      </w:rPr>
+    </w:lvl>
+    <w:lvl w:ilvl="1" w:tplc="40090003" w:tentative="1">
+      <w:start w:val="1"/>
+      <w:numFmt w:val="bullet"/>
+      <w:lvlText w:val="o"/>
+      <w:lvlJc w:val="left"/>
+      <w:pPr>
+        <w:ind w:left="1440" w:hanging="360"/>
+      </w:pPr>
+      <w:rPr>
+        <w:rFonts w:ascii="Courier New" w:hAnsi="Courier New" w:cs="Courier New" w:hint="default"/>
+      </w:rPr>
+    </w:lvl>
+    <w:lvl w:ilvl="2" w:tplc="40090005" w:tentative="1">
+      <w:start w:val="1"/>
+      <w:numFmt w:val="bullet"/>
+      <w:lvlText w:val=""/>
+      <w:lvlJc w:val="left"/>
+      <w:pPr>
+        <w:ind w:left="2160" w:hanging="360"/>
+      </w:pPr>
+      <w:rPr>
+        <w:rFonts w:ascii="Wingdings" w:hAnsi="Wingdings" w:hint="default"/>
+      </w:rPr>
+    </w:lvl>
+    <w:lvl w:ilvl="3" w:tplc="40090001" w:tentative="1">
+      <w:start w:val="1"/>
+      <w:numFmt w:val="bullet"/>
+      <w:lvlText w:val=""/>
+      <w:lvlJc w:val="left"/>
+      <w:pPr>
+        <w:ind w:left="2880" w:hanging="360"/>
+      </w:pPr>
+      <w:rPr>
+        <w:rFonts w:ascii="Symbol" w:hAnsi="Symbol" w:hint="default"/>
+      </w:rPr>
+    </w:lvl>
+    <w:lvl w:ilvl="4" w:tplc="40090003" w:tentative="1">
+      <w:start w:val="1"/>
+      <w:numFmt w:val="bullet"/>
+      <w:lvlText w:val="o"/>
+      <w:lvlJc w:val="left"/>
+      <w:pPr>
+        <w:ind w:left="3600" w:hanging="360"/>
+      </w:pPr>
+      <w:rPr>
+        <w:rFonts w:ascii="Courier New" w:hAnsi="Courier New" w:cs="Courier New" w:hint="default"/>
+      </w:rPr>
+    </w:lvl>
+    <w:lvl w:ilvl="5" w:tplc="40090005" w:tentative="1">
+      <w:start w:val="1"/>
+      <w:numFmt w:val="bullet"/>
+      <w:lvlText w:val=""/>
+      <w:lvlJc w:val="left"/>
+      <w:pPr>
+        <w:ind w:left="4320" w:hanging="360"/>
+      </w:pPr>
+      <w:rPr>
+        <w:rFonts w:ascii="Wingdings" w:hAnsi="Wingdings" w:hint="default"/>
+      </w:rPr>
+    </w:lvl>
+    <w:lvl w:ilvl="6" w:tplc="40090001" w:tentative="1">
+      <w:start w:val="1"/>
+      <w:numFmt w:val="bullet"/>
+      <w:lvlText w:val=""/>
+      <w:lvlJc w:val="left"/>
+      <w:pPr>
+        <w:ind w:left="5040" w:hanging="360"/>
+      </w:pPr>
+      <w:rPr>
+        <w:rFonts w:ascii="Symbol" w:hAnsi="Symbol" w:hint="default"/>
+      </w:rPr>
+    </w:lvl>
+    <w:lvl w:ilvl="7" w:tplc="40090003" w:tentative="1">
+      <w:start w:val="1"/>
+      <w:numFmt w:val="bullet"/>
+      <w:lvlText w:val="o"/>
+      <w:lvlJc w:val="left"/>
+      <w:pPr>
+        <w:ind w:left="5760" w:hanging="360"/>
+      </w:pPr>
+      <w:rPr>
+        <w:rFonts w:ascii="Courier New" w:hAnsi="Courier New" w:cs="Courier New" w:hint="default"/>
+      </w:rPr>
+    </w:lvl>
+    <w:lvl w:ilvl="8" w:tplc="40090005" w:tentative="1">
+      <w:start w:val="1"/>
+      <w:numFmt w:val="bullet"/>
+      <w:lvlText w:val=""/>
+      <w:lvlJc w:val="left"/>
+      <w:pPr>
+        <w:ind w:left="6480" w:hanging="360"/>
+      </w:pPr>
+      <w:rPr>
+        <w:rFonts w:ascii="Wingdings" w:hAnsi="Wingdings" w:hint="default"/>
+      </w:rPr>
+    </w:lvl>
+  </w:abstractNum>
+  <w:abstractNum w:abstractNumId="10" w15:restartNumberingAfterBreak="0">
+    <w:nsid w:val="49E174A7"/>
+    <w:multiLevelType w:val="hybridMultilevel"/>
+    <w:tmpl w:val="F39EB1E2"/>
+    <w:lvl w:ilvl="0" w:tplc="40090001">
+      <w:start w:val="1"/>
+      <w:numFmt w:val="bullet"/>
+      <w:lvlText w:val=""/>
+      <w:lvlJc w:val="left"/>
+      <w:pPr>
+        <w:ind w:left="720" w:hanging="360"/>
+      </w:pPr>
+      <w:rPr>
+        <w:rFonts w:ascii="Symbol" w:hAnsi="Symbol" w:hint="default"/>
+      </w:rPr>
+    </w:lvl>
+    <w:lvl w:ilvl="1" w:tplc="40090003" w:tentative="1">
+      <w:start w:val="1"/>
+      <w:numFmt w:val="bullet"/>
+      <w:lvlText w:val="o"/>
+      <w:lvlJc w:val="left"/>
+      <w:pPr>
+        <w:ind w:left="1440" w:hanging="360"/>
+      </w:pPr>
+      <w:rPr>
+        <w:rFonts w:ascii="Courier New" w:hAnsi="Courier New" w:cs="Courier New" w:hint="default"/>
+      </w:rPr>
+    </w:lvl>
+    <w:lvl w:ilvl="2" w:tplc="40090005" w:tentative="1">
+      <w:start w:val="1"/>
+      <w:numFmt w:val="bullet"/>
+      <w:lvlText w:val=""/>
+      <w:lvlJc w:val="left"/>
+      <w:pPr>
+        <w:ind w:left="2160" w:hanging="360"/>
+      </w:pPr>
+      <w:rPr>
+        <w:rFonts w:ascii="Wingdings" w:hAnsi="Wingdings" w:hint="default"/>
+      </w:rPr>
+    </w:lvl>
+    <w:lvl w:ilvl="3" w:tplc="40090001" w:tentative="1">
+      <w:start w:val="1"/>
+      <w:numFmt w:val="bullet"/>
+      <w:lvlText w:val=""/>
+      <w:lvlJc w:val="left"/>
+      <w:pPr>
+        <w:ind w:left="2880" w:hanging="360"/>
+      </w:pPr>
+      <w:rPr>
+        <w:rFonts w:ascii="Symbol" w:hAnsi="Symbol" w:hint="default"/>
+      </w:rPr>
+    </w:lvl>
+    <w:lvl w:ilvl="4" w:tplc="40090003" w:tentative="1">
+      <w:start w:val="1"/>
+      <w:numFmt w:val="bullet"/>
+      <w:lvlText w:val="o"/>
+      <w:lvlJc w:val="left"/>
+      <w:pPr>
+        <w:ind w:left="3600" w:hanging="360"/>
+      </w:pPr>
+      <w:rPr>
+        <w:rFonts w:ascii="Courier New" w:hAnsi="Courier New" w:cs="Courier New" w:hint="default"/>
+      </w:rPr>
+    </w:lvl>
+    <w:lvl w:ilvl="5" w:tplc="40090005" w:tentative="1">
+      <w:start w:val="1"/>
+      <w:numFmt w:val="bullet"/>
+      <w:lvlText w:val=""/>
+      <w:lvlJc w:val="left"/>
+      <w:pPr>
+        <w:ind w:left="4320" w:hanging="360"/>
+      </w:pPr>
+      <w:rPr>
+        <w:rFonts w:ascii="Wingdings" w:hAnsi="Wingdings" w:hint="default"/>
+      </w:rPr>
+    </w:lvl>
+    <w:lvl w:ilvl="6" w:tplc="40090001" w:tentative="1">
+      <w:start w:val="1"/>
+      <w:numFmt w:val="bullet"/>
+      <w:lvlText w:val=""/>
+      <w:lvlJc w:val="left"/>
+      <w:pPr>
+        <w:ind w:left="5040" w:hanging="360"/>
+      </w:pPr>
+      <w:rPr>
+        <w:rFonts w:ascii="Symbol" w:hAnsi="Symbol" w:hint="default"/>
+      </w:rPr>
+    </w:lvl>
+    <w:lvl w:ilvl="7" w:tplc="40090003" w:tentative="1">
+      <w:start w:val="1"/>
+      <w:numFmt w:val="bullet"/>
+      <w:lvlText w:val="o"/>
+      <w:lvlJc w:val="left"/>
+      <w:pPr>
+        <w:ind w:left="5760" w:hanging="360"/>
+      </w:pPr>
+      <w:rPr>
+        <w:rFonts w:ascii="Courier New" w:hAnsi="Courier New" w:cs="Courier New" w:hint="default"/>
+      </w:rPr>
+    </w:lvl>
+    <w:lvl w:ilvl="8" w:tplc="40090005" w:tentative="1">
+      <w:start w:val="1"/>
+      <w:numFmt w:val="bullet"/>
+      <w:lvlText w:val=""/>
+      <w:lvlJc w:val="left"/>
+      <w:pPr>
+        <w:ind w:left="6480" w:hanging="360"/>
+      </w:pPr>
+      <w:rPr>
+        <w:rFonts w:ascii="Wingdings" w:hAnsi="Wingdings" w:hint="default"/>
+      </w:rPr>
+    </w:lvl>
+  </w:abstractNum>
+  <w:abstractNum w:abstractNumId="11" w15:restartNumberingAfterBreak="0">
+    <w:nsid w:val="4AC24967"/>
+    <w:multiLevelType w:val="hybridMultilevel"/>
+    <w:tmpl w:val="553A2B84"/>
+    <w:lvl w:ilvl="0" w:tplc="40090001">
+      <w:start w:val="1"/>
+      <w:numFmt w:val="bullet"/>
+      <w:lvlText w:val=""/>
+      <w:lvlJc w:val="left"/>
+      <w:pPr>
+        <w:ind w:left="720" w:hanging="360"/>
+      </w:pPr>
+      <w:rPr>
+        <w:rFonts w:ascii="Symbol" w:hAnsi="Symbol" w:hint="default"/>
+      </w:rPr>
+    </w:lvl>
+    <w:lvl w:ilvl="1" w:tplc="40090003" w:tentative="1">
+      <w:start w:val="1"/>
+      <w:numFmt w:val="bullet"/>
+      <w:lvlText w:val="o"/>
+      <w:lvlJc w:val="left"/>
+      <w:pPr>
+        <w:ind w:left="1440" w:hanging="360"/>
+      </w:pPr>
+      <w:rPr>
+        <w:rFonts w:ascii="Courier New" w:hAnsi="Courier New" w:cs="Courier New" w:hint="default"/>
+      </w:rPr>
+    </w:lvl>
+    <w:lvl w:ilvl="2" w:tplc="40090005" w:tentative="1">
+      <w:start w:val="1"/>
+      <w:numFmt w:val="bullet"/>
+      <w:lvlText w:val=""/>
+      <w:lvlJc w:val="left"/>
+      <w:pPr>
+        <w:ind w:left="2160" w:hanging="360"/>
+      </w:pPr>
+      <w:rPr>
+        <w:rFonts w:ascii="Wingdings" w:hAnsi="Wingdings" w:hint="default"/>
+      </w:rPr>
+    </w:lvl>
+    <w:lvl w:ilvl="3" w:tplc="40090001" w:tentative="1">
+      <w:start w:val="1"/>
+      <w:numFmt w:val="bullet"/>
+      <w:lvlText w:val=""/>
+      <w:lvlJc w:val="left"/>
+      <w:pPr>
+        <w:ind w:left="2880" w:hanging="360"/>
+      </w:pPr>
+      <w:rPr>
+        <w:rFonts w:ascii="Symbol" w:hAnsi="Symbol" w:hint="default"/>
+      </w:rPr>
+    </w:lvl>
+    <w:lvl w:ilvl="4" w:tplc="40090003" w:tentative="1">
+      <w:start w:val="1"/>
+      <w:numFmt w:val="bullet"/>
+      <w:lvlText w:val="o"/>
+      <w:lvlJc w:val="left"/>
+      <w:pPr>
+        <w:ind w:left="3600" w:hanging="360"/>
+      </w:pPr>
+      <w:rPr>
+        <w:rFonts w:ascii="Courier New" w:hAnsi="Courier New" w:cs="Courier New" w:hint="default"/>
+      </w:rPr>
+    </w:lvl>
+    <w:lvl w:ilvl="5" w:tplc="40090005" w:tentative="1">
+      <w:start w:val="1"/>
+      <w:numFmt w:val="bullet"/>
+      <w:lvlText w:val=""/>
+      <w:lvlJc w:val="left"/>
+      <w:pPr>
+        <w:ind w:left="4320" w:hanging="360"/>
+      </w:pPr>
+      <w:rPr>
+        <w:rFonts w:ascii="Wingdings" w:hAnsi="Wingdings" w:hint="default"/>
+      </w:rPr>
+    </w:lvl>
+    <w:lvl w:ilvl="6" w:tplc="40090001" w:tentative="1">
+      <w:start w:val="1"/>
+      <w:numFmt w:val="bullet"/>
+      <w:lvlText w:val=""/>
+      <w:lvlJc w:val="left"/>
+      <w:pPr>
+        <w:ind w:left="5040" w:hanging="360"/>
+      </w:pPr>
+      <w:rPr>
+        <w:rFonts w:ascii="Symbol" w:hAnsi="Symbol" w:hint="default"/>
+      </w:rPr>
+    </w:lvl>
+    <w:lvl w:ilvl="7" w:tplc="40090003" w:tentative="1">
+      <w:start w:val="1"/>
+      <w:numFmt w:val="bullet"/>
+      <w:lvlText w:val="o"/>
+      <w:lvlJc w:val="left"/>
+      <w:pPr>
+        <w:ind w:left="5760" w:hanging="360"/>
+      </w:pPr>
+      <w:rPr>
+        <w:rFonts w:ascii="Courier New" w:hAnsi="Courier New" w:cs="Courier New" w:hint="default"/>
+      </w:rPr>
+    </w:lvl>
+    <w:lvl w:ilvl="8" w:tplc="40090005" w:tentative="1">
+      <w:start w:val="1"/>
+      <w:numFmt w:val="bullet"/>
+      <w:lvlText w:val=""/>
+      <w:lvlJc w:val="left"/>
+      <w:pPr>
+        <w:ind w:left="6480" w:hanging="360"/>
+      </w:pPr>
+      <w:rPr>
+        <w:rFonts w:ascii="Wingdings" w:hAnsi="Wingdings" w:hint="default"/>
+      </w:rPr>
+    </w:lvl>
+  </w:abstractNum>
+  <w:abstractNum w:abstractNumId="12" w15:restartNumberingAfterBreak="0">
+    <w:nsid w:val="52803EDA"/>
+    <w:multiLevelType w:val="hybridMultilevel"/>
+    <w:tmpl w:val="ED12824C"/>
+    <w:lvl w:ilvl="0" w:tplc="40090001">
+      <w:start w:val="1"/>
+      <w:numFmt w:val="bullet"/>
+      <w:lvlText w:val=""/>
+      <w:lvlJc w:val="left"/>
+      <w:pPr>
+        <w:ind w:left="720" w:hanging="360"/>
+      </w:pPr>
+      <w:rPr>
+        <w:rFonts w:ascii="Symbol" w:hAnsi="Symbol" w:hint="default"/>
+      </w:rPr>
+    </w:lvl>
+    <w:lvl w:ilvl="1" w:tplc="40090003" w:tentative="1">
+      <w:start w:val="1"/>
+      <w:numFmt w:val="bullet"/>
+      <w:lvlText w:val="o"/>
+      <w:lvlJc w:val="left"/>
+      <w:pPr>
+        <w:ind w:left="1440" w:hanging="360"/>
+      </w:pPr>
+      <w:rPr>
+        <w:rFonts w:ascii="Courier New" w:hAnsi="Courier New" w:cs="Courier New" w:hint="default"/>
+      </w:rPr>
+    </w:lvl>
+    <w:lvl w:ilvl="2" w:tplc="40090005" w:tentative="1">
+      <w:start w:val="1"/>
+      <w:numFmt w:val="bullet"/>
+      <w:lvlText w:val=""/>
+      <w:lvlJc w:val="left"/>
+      <w:pPr>
+        <w:ind w:left="2160" w:hanging="360"/>
+      </w:pPr>
+      <w:rPr>
+        <w:rFonts w:ascii="Wingdings" w:hAnsi="Wingdings" w:hint="default"/>
+      </w:rPr>
+    </w:lvl>
+    <w:lvl w:ilvl="3" w:tplc="40090001" w:tentative="1">
+      <w:start w:val="1"/>
+      <w:numFmt w:val="bullet"/>
+      <w:lvlText w:val=""/>
+      <w:lvlJc w:val="left"/>
+      <w:pPr>
+        <w:ind w:left="2880" w:hanging="360"/>
+      </w:pPr>
+      <w:rPr>
+        <w:rFonts w:ascii="Symbol" w:hAnsi="Symbol" w:hint="default"/>
+      </w:rPr>
+    </w:lvl>
+    <w:lvl w:ilvl="4" w:tplc="40090003" w:tentative="1">
+      <w:start w:val="1"/>
+      <w:numFmt w:val="bullet"/>
+      <w:lvlText w:val="o"/>
+      <w:lvlJc w:val="left"/>
+      <w:pPr>
+        <w:ind w:left="3600" w:hanging="360"/>
+      </w:pPr>
+      <w:rPr>
+        <w:rFonts w:ascii="Courier New" w:hAnsi="Courier New" w:cs="Courier New" w:hint="default"/>
+      </w:rPr>
+    </w:lvl>
+    <w:lvl w:ilvl="5" w:tplc="40090005" w:tentative="1">
+      <w:start w:val="1"/>
+      <w:numFmt w:val="bullet"/>
+      <w:lvlText w:val=""/>
+      <w:lvlJc w:val="left"/>
+      <w:pPr>
+        <w:ind w:left="4320" w:hanging="360"/>
+      </w:pPr>
+      <w:rPr>
+        <w:rFonts w:ascii="Wingdings" w:hAnsi="Wingdings" w:hint="default"/>
+      </w:rPr>
+    </w:lvl>
+    <w:lvl w:ilvl="6" w:tplc="40090001" w:tentative="1">
+      <w:start w:val="1"/>
+      <w:numFmt w:val="bullet"/>
+      <w:lvlText w:val=""/>
+      <w:lvlJc w:val="left"/>
+      <w:pPr>
+        <w:ind w:left="5040" w:hanging="360"/>
+      </w:pPr>
+      <w:rPr>
+        <w:rFonts w:ascii="Symbol" w:hAnsi="Symbol" w:hint="default"/>
+      </w:rPr>
+    </w:lvl>
+    <w:lvl w:ilvl="7" w:tplc="40090003" w:tentative="1">
+      <w:start w:val="1"/>
+      <w:numFmt w:val="bullet"/>
+      <w:lvlText w:val="o"/>
+      <w:lvlJc w:val="left"/>
+      <w:pPr>
+        <w:ind w:left="5760" w:hanging="360"/>
+      </w:pPr>
+      <w:rPr>
+        <w:rFonts w:ascii="Courier New" w:hAnsi="Courier New" w:cs="Courier New" w:hint="default"/>
+      </w:rPr>
+    </w:lvl>
+    <w:lvl w:ilvl="8" w:tplc="40090005" w:tentative="1">
+      <w:start w:val="1"/>
+      <w:numFmt w:val="bullet"/>
+      <w:lvlText w:val=""/>
+      <w:lvlJc w:val="left"/>
+      <w:pPr>
+        <w:ind w:left="6480" w:hanging="360"/>
+      </w:pPr>
+      <w:rPr>
+        <w:rFonts w:ascii="Wingdings" w:hAnsi="Wingdings" w:hint="default"/>
+      </w:rPr>
+    </w:lvl>
+  </w:abstractNum>
+  <w:abstractNum w:abstractNumId="13" w15:restartNumberingAfterBreak="0">
+    <w:nsid w:val="59E1649B"/>
+    <w:multiLevelType w:val="multilevel"/>
+    <w:tmpl w:val="BA24A16A"/>
+    <w:lvl w:ilvl="0">
+      <w:start w:val="1"/>
+      <w:numFmt w:val="bullet"/>
+      <w:lvlText w:val=""/>
+      <w:lvlJc w:val="left"/>
+      <w:pPr>
+        <w:tabs>
+          <w:tab w:val="num" w:pos="720"/>
+        </w:tabs>
+        <w:ind w:left="720" w:hanging="360"/>
+      </w:pPr>
+      <w:rPr>
+        <w:rFonts w:ascii="Symbol" w:hAnsi="Symbol" w:hint="default"/>
+        <w:sz w:val="20"/>
+      </w:rPr>
+    </w:lvl>
+    <w:lvl w:ilvl="1" w:tentative="1">
+      <w:start w:val="1"/>
+      <w:numFmt w:val="bullet"/>
+      <w:lvlText w:val="o"/>
+      <w:lvlJc w:val="left"/>
+      <w:pPr>
+        <w:tabs>
+          <w:tab w:val="num" w:pos="1440"/>
+        </w:tabs>
+        <w:ind w:left="1440" w:hanging="360"/>
+      </w:pPr>
+      <w:rPr>
+        <w:rFonts w:ascii="Courier New" w:hAnsi="Courier New" w:hint="default"/>
+        <w:sz w:val="20"/>
+      </w:rPr>
+    </w:lvl>
+    <w:lvl w:ilvl="2" w:tentative="1">
+      <w:start w:val="1"/>
+      <w:numFmt w:val="bullet"/>
+      <w:lvlText w:val=""/>
+      <w:lvlJc w:val="left"/>
+      <w:pPr>
+        <w:tabs>
+          <w:tab w:val="num" w:pos="2160"/>
+        </w:tabs>
+        <w:ind w:left="2160" w:hanging="360"/>
+      </w:pPr>
+      <w:rPr>
+        <w:rFonts w:ascii="Wingdings" w:hAnsi="Wingdings" w:hint="default"/>
+        <w:sz w:val="20"/>
+      </w:rPr>
+    </w:lvl>
+    <w:lvl w:ilvl="3" w:tentative="1">
+      <w:start w:val="1"/>
+      <w:numFmt w:val="bullet"/>
+      <w:lvlText w:val=""/>
+      <w:lvlJc w:val="left"/>
+      <w:pPr>
+        <w:tabs>
+          <w:tab w:val="num" w:pos="2880"/>
+        </w:tabs>
+        <w:ind w:left="2880" w:hanging="360"/>
+      </w:pPr>
+      <w:rPr>
+        <w:rFonts w:ascii="Wingdings" w:hAnsi="Wingdings" w:hint="default"/>
+        <w:sz w:val="20"/>
+      </w:rPr>
+    </w:lvl>
+    <w:lvl w:ilvl="4" w:tentative="1">
+      <w:start w:val="1"/>
+      <w:numFmt w:val="bullet"/>
+      <w:lvlText w:val=""/>
+      <w:lvlJc w:val="left"/>
+      <w:pPr>
+        <w:tabs>
+          <w:tab w:val="num" w:pos="3600"/>
+        </w:tabs>
+        <w:ind w:left="3600" w:hanging="360"/>
+      </w:pPr>
+      <w:rPr>
+        <w:rFonts w:ascii="Wingdings" w:hAnsi="Wingdings" w:hint="default"/>
+        <w:sz w:val="20"/>
+      </w:rPr>
+    </w:lvl>
+    <w:lvl w:ilvl="5" w:tentative="1">
+      <w:start w:val="1"/>
+      <w:numFmt w:val="bullet"/>
+      <w:lvlText w:val=""/>
+      <w:lvlJc w:val="left"/>
+      <w:pPr>
+        <w:tabs>
+          <w:tab w:val="num" w:pos="4320"/>
+        </w:tabs>
+        <w:ind w:left="4320" w:hanging="360"/>
+      </w:pPr>
+      <w:rPr>
+        <w:rFonts w:ascii="Wingdings" w:hAnsi="Wingdings" w:hint="default"/>
+        <w:sz w:val="20"/>
+      </w:rPr>
+    </w:lvl>
+    <w:lvl w:ilvl="6" w:tentative="1">
+      <w:start w:val="1"/>
+      <w:numFmt w:val="bullet"/>
+      <w:lvlText w:val=""/>
+      <w:lvlJc w:val="left"/>
+      <w:pPr>
+        <w:tabs>
+          <w:tab w:val="num" w:pos="5040"/>
+        </w:tabs>
+        <w:ind w:left="5040" w:hanging="360"/>
+      </w:pPr>
+      <w:rPr>
+        <w:rFonts w:ascii="Wingdings" w:hAnsi="Wingdings" w:hint="default"/>
+        <w:sz w:val="20"/>
+      </w:rPr>
+    </w:lvl>
+    <w:lvl w:ilvl="7" w:tentative="1">
+      <w:start w:val="1"/>
+      <w:numFmt w:val="bullet"/>
+      <w:lvlText w:val=""/>
+      <w:lvlJc w:val="left"/>
+      <w:pPr>
+        <w:tabs>
+          <w:tab w:val="num" w:pos="5760"/>
+        </w:tabs>
+        <w:ind w:left="5760" w:hanging="360"/>
+      </w:pPr>
+      <w:rPr>
+        <w:rFonts w:ascii="Wingdings" w:hAnsi="Wingdings" w:hint="default"/>
+        <w:sz w:val="20"/>
+      </w:rPr>
+    </w:lvl>
+    <w:lvl w:ilvl="8" w:tentative="1">
+      <w:start w:val="1"/>
+      <w:numFmt w:val="bullet"/>
+      <w:lvlText w:val=""/>
+      <w:lvlJc w:val="left"/>
+      <w:pPr>
+        <w:tabs>
+          <w:tab w:val="num" w:pos="6480"/>
+        </w:tabs>
+        <w:ind w:left="6480" w:hanging="360"/>
+      </w:pPr>
+      <w:rPr>
+        <w:rFonts w:ascii="Wingdings" w:hAnsi="Wingdings" w:hint="default"/>
+        <w:sz w:val="20"/>
+      </w:rPr>
+    </w:lvl>
+  </w:abstractNum>
+  <w:abstractNum w:abstractNumId="14" w15:restartNumberingAfterBreak="0">
+    <w:nsid w:val="611B0C9B"/>
+    <w:multiLevelType w:val="multilevel"/>
+    <w:tmpl w:val="78085952"/>
+    <w:lvl w:ilvl="0">
+      <w:start w:val="1"/>
+      <w:numFmt w:val="bullet"/>
+      <w:lvlText w:val=""/>
+      <w:lvlJc w:val="left"/>
+      <w:pPr>
+        <w:tabs>
+          <w:tab w:val="num" w:pos="720"/>
+        </w:tabs>
+        <w:ind w:left="720" w:hanging="360"/>
+      </w:pPr>
+      <w:rPr>
+        <w:rFonts w:ascii="Symbol" w:hAnsi="Symbol" w:hint="default"/>
+        <w:sz w:val="20"/>
+      </w:rPr>
+    </w:lvl>
+    <w:lvl w:ilvl="1" w:tentative="1">
+      <w:start w:val="1"/>
+      <w:numFmt w:val="bullet"/>
+      <w:lvlText w:val="o"/>
+      <w:lvlJc w:val="left"/>
+      <w:pPr>
+        <w:tabs>
+          <w:tab w:val="num" w:pos="1440"/>
+        </w:tabs>
+        <w:ind w:left="1440" w:hanging="360"/>
+      </w:pPr>
+      <w:rPr>
+        <w:rFonts w:ascii="Courier New" w:hAnsi="Courier New" w:hint="default"/>
+        <w:sz w:val="20"/>
+      </w:rPr>
+    </w:lvl>
+    <w:lvl w:ilvl="2" w:tentative="1">
+      <w:start w:val="1"/>
+      <w:numFmt w:val="bullet"/>
+      <w:lvlText w:val=""/>
+      <w:lvlJc w:val="left"/>
+      <w:pPr>
+        <w:tabs>
+          <w:tab w:val="num" w:pos="2160"/>
+        </w:tabs>
+        <w:ind w:left="2160" w:hanging="360"/>
+      </w:pPr>
+      <w:rPr>
+        <w:rFonts w:ascii="Wingdings" w:hAnsi="Wingdings" w:hint="default"/>
+        <w:sz w:val="20"/>
+      </w:rPr>
+    </w:lvl>
+    <w:lvl w:ilvl="3" w:tentative="1">
+      <w:start w:val="1"/>
+      <w:numFmt w:val="bullet"/>
+      <w:lvlText w:val=""/>
+      <w:lvlJc w:val="left"/>
+      <w:pPr>
+        <w:tabs>
+          <w:tab w:val="num" w:pos="2880"/>
+        </w:tabs>
+        <w:ind w:left="2880" w:hanging="360"/>
+      </w:pPr>
+      <w:rPr>
+        <w:rFonts w:ascii="Wingdings" w:hAnsi="Wingdings" w:hint="default"/>
+        <w:sz w:val="20"/>
+      </w:rPr>
+    </w:lvl>
+    <w:lvl w:ilvl="4" w:tentative="1">
+      <w:start w:val="1"/>
+      <w:numFmt w:val="bullet"/>
+      <w:lvlText w:val=""/>
+      <w:lvlJc w:val="left"/>
+      <w:pPr>
+        <w:tabs>
+          <w:tab w:val="num" w:pos="3600"/>
+        </w:tabs>
+        <w:ind w:left="3600" w:hanging="360"/>
+      </w:pPr>
+      <w:rPr>
+        <w:rFonts w:ascii="Wingdings" w:hAnsi="Wingdings" w:hint="default"/>
+        <w:sz w:val="20"/>
+      </w:rPr>
+    </w:lvl>
+    <w:lvl w:ilvl="5" w:tentative="1">
+      <w:start w:val="1"/>
+      <w:numFmt w:val="bullet"/>
+      <w:lvlText w:val=""/>
+      <w:lvlJc w:val="left"/>
+      <w:pPr>
+        <w:tabs>
+          <w:tab w:val="num" w:pos="4320"/>
+        </w:tabs>
+        <w:ind w:left="4320" w:hanging="360"/>
+      </w:pPr>
+      <w:rPr>
+        <w:rFonts w:ascii="Wingdings" w:hAnsi="Wingdings" w:hint="default"/>
+        <w:sz w:val="20"/>
+      </w:rPr>
+    </w:lvl>
+    <w:lvl w:ilvl="6" w:tentative="1">
+      <w:start w:val="1"/>
+      <w:numFmt w:val="bullet"/>
+      <w:lvlText w:val=""/>
+      <w:lvlJc w:val="left"/>
+      <w:pPr>
+        <w:tabs>
+          <w:tab w:val="num" w:pos="5040"/>
+        </w:tabs>
+        <w:ind w:left="5040" w:hanging="360"/>
+      </w:pPr>
+      <w:rPr>
+        <w:rFonts w:ascii="Wingdings" w:hAnsi="Wingdings" w:hint="default"/>
+        <w:sz w:val="20"/>
+      </w:rPr>
+    </w:lvl>
+    <w:lvl w:ilvl="7" w:tentative="1">
+      <w:start w:val="1"/>
+      <w:numFmt w:val="bullet"/>
+      <w:lvlText w:val=""/>
+      <w:lvlJc w:val="left"/>
+      <w:pPr>
+        <w:tabs>
+          <w:tab w:val="num" w:pos="5760"/>
+        </w:tabs>
+        <w:ind w:left="5760" w:hanging="360"/>
+      </w:pPr>
+      <w:rPr>
+        <w:rFonts w:ascii="Wingdings" w:hAnsi="Wingdings" w:hint="default"/>
+        <w:sz w:val="20"/>
+      </w:rPr>
+    </w:lvl>
+    <w:lvl w:ilvl="8" w:tentative="1">
+      <w:start w:val="1"/>
+      <w:numFmt w:val="bullet"/>
+      <w:lvlText w:val=""/>
+      <w:lvlJc w:val="left"/>
+      <w:pPr>
+        <w:tabs>
+          <w:tab w:val="num" w:pos="6480"/>
+        </w:tabs>
+        <w:ind w:left="6480" w:hanging="360"/>
+      </w:pPr>
+      <w:rPr>
+        <w:rFonts w:ascii="Wingdings" w:hAnsi="Wingdings" w:hint="default"/>
+        <w:sz w:val="20"/>
+      </w:rPr>
+    </w:lvl>
+  </w:abstractNum>
+  <w:abstractNum w:abstractNumId="15" w15:restartNumberingAfterBreak="0">
+    <w:nsid w:val="771C3039"/>
+    <w:multiLevelType w:val="hybridMultilevel"/>
+    <w:tmpl w:val="7F9262D0"/>
+    <w:lvl w:ilvl="0" w:tplc="40090001">
+      <w:start w:val="1"/>
+      <w:numFmt w:val="bullet"/>
+      <w:lvlText w:val=""/>
+      <w:lvlJc w:val="left"/>
+      <w:pPr>
+        <w:ind w:left="720" w:hanging="360"/>
+      </w:pPr>
+      <w:rPr>
+        <w:rFonts w:ascii="Symbol" w:hAnsi="Symbol" w:hint="default"/>
+      </w:rPr>
+    </w:lvl>
+    <w:lvl w:ilvl="1" w:tplc="40090003" w:tentative="1">
+      <w:start w:val="1"/>
+      <w:numFmt w:val="bullet"/>
+      <w:lvlText w:val="o"/>
+      <w:lvlJc w:val="left"/>
+      <w:pPr>
+        <w:ind w:left="1440" w:hanging="360"/>
+      </w:pPr>
+      <w:rPr>
+        <w:rFonts w:ascii="Courier New" w:hAnsi="Courier New" w:cs="Courier New" w:hint="default"/>
+      </w:rPr>
+    </w:lvl>
+    <w:lvl w:ilvl="2" w:tplc="40090005" w:tentative="1">
+      <w:start w:val="1"/>
+      <w:numFmt w:val="bullet"/>
+      <w:lvlText w:val=""/>
+      <w:lvlJc w:val="left"/>
+      <w:pPr>
+        <w:ind w:left="2160" w:hanging="360"/>
+      </w:pPr>
+      <w:rPr>
+        <w:rFonts w:ascii="Wingdings" w:hAnsi="Wingdings" w:hint="default"/>
+      </w:rPr>
+    </w:lvl>
+    <w:lvl w:ilvl="3" w:tplc="40090001" w:tentative="1">
+      <w:start w:val="1"/>
+      <w:numFmt w:val="bullet"/>
+      <w:lvlText w:val=""/>
+      <w:lvlJc w:val="left"/>
+      <w:pPr>
+        <w:ind w:left="2880" w:hanging="360"/>
+      </w:pPr>
+      <w:rPr>
+        <w:rFonts w:ascii="Symbol" w:hAnsi="Symbol" w:hint="default"/>
+      </w:rPr>
+    </w:lvl>
+    <w:lvl w:ilvl="4" w:tplc="40090003" w:tentative="1">
+      <w:start w:val="1"/>
+      <w:numFmt w:val="bullet"/>
+      <w:lvlText w:val="o"/>
+      <w:lvlJc w:val="left"/>
+      <w:pPr>
+        <w:ind w:left="3600" w:hanging="360"/>
+      </w:pPr>
+      <w:rPr>
+        <w:rFonts w:ascii="Courier New" w:hAnsi="Courier New" w:cs="Courier New" w:hint="default"/>
+      </w:rPr>
+    </w:lvl>
+    <w:lvl w:ilvl="5" w:tplc="40090005" w:tentative="1">
+      <w:start w:val="1"/>
+      <w:numFmt w:val="bullet"/>
+      <w:lvlText w:val=""/>
+      <w:lvlJc w:val="left"/>
+      <w:pPr>
+        <w:ind w:left="4320" w:hanging="360"/>
+      </w:pPr>
+      <w:rPr>
+        <w:rFonts w:ascii="Wingdings" w:hAnsi="Wingdings" w:hint="default"/>
+      </w:rPr>
+    </w:lvl>
+    <w:lvl w:ilvl="6" w:tplc="40090001" w:tentative="1">
+      <w:start w:val="1"/>
+      <w:numFmt w:val="bullet"/>
+      <w:lvlText w:val=""/>
+      <w:lvlJc w:val="left"/>
+      <w:pPr>
+        <w:ind w:left="5040" w:hanging="360"/>
+      </w:pPr>
+      <w:rPr>
+        <w:rFonts w:ascii="Symbol" w:hAnsi="Symbol" w:hint="default"/>
+      </w:rPr>
+    </w:lvl>
+    <w:lvl w:ilvl="7" w:tplc="40090003" w:tentative="1">
+      <w:start w:val="1"/>
+      <w:numFmt w:val="bullet"/>
+      <w:lvlText w:val="o"/>
+      <w:lvlJc w:val="left"/>
+      <w:pPr>
+        <w:ind w:left="5760" w:hanging="360"/>
+      </w:pPr>
+      <w:rPr>
+        <w:rFonts w:ascii="Courier New" w:hAnsi="Courier New" w:cs="Courier New" w:hint="default"/>
+      </w:rPr>
+    </w:lvl>
+    <w:lvl w:ilvl="8" w:tplc="40090005" w:tentative="1">
+      <w:start w:val="1"/>
+      <w:numFmt w:val="bullet"/>
+      <w:lvlText w:val=""/>
+      <w:lvlJc w:val="left"/>
+      <w:pPr>
+        <w:ind w:left="6480" w:hanging="360"/>
+      </w:pPr>
+      <w:rPr>
+        <w:rFonts w:ascii="Wingdings" w:hAnsi="Wingdings" w:hint="default"/>
+      </w:rPr>
+    </w:lvl>
+  </w:abstractNum>
+  <w:abstractNum w:abstractNumId="16" w15:restartNumberingAfterBreak="0">
+    <w:nsid w:val="772050A3"/>
+    <w:multiLevelType w:val="hybridMultilevel"/>
+    <w:tmpl w:val="66E60668"/>
+    <w:lvl w:ilvl="0" w:tplc="40090001">
+      <w:start w:val="1"/>
+      <w:numFmt w:val="bullet"/>
+      <w:lvlText w:val=""/>
+      <w:lvlJc w:val="left"/>
+      <w:pPr>
+        <w:ind w:left="720" w:hanging="360"/>
+      </w:pPr>
+      <w:rPr>
+        <w:rFonts w:ascii="Symbol" w:hAnsi="Symbol" w:hint="default"/>
+      </w:rPr>
+    </w:lvl>
+    <w:lvl w:ilvl="1" w:tplc="40090003" w:tentative="1">
+      <w:start w:val="1"/>
+      <w:numFmt w:val="bullet"/>
+      <w:lvlText w:val="o"/>
+      <w:lvlJc w:val="left"/>
+      <w:pPr>
+        <w:ind w:left="1440" w:hanging="360"/>
+      </w:pPr>
+      <w:rPr>
+        <w:rFonts w:ascii="Courier New" w:hAnsi="Courier New" w:cs="Courier New" w:hint="default"/>
+      </w:rPr>
+    </w:lvl>
+    <w:lvl w:ilvl="2" w:tplc="40090005" w:tentative="1">
+      <w:start w:val="1"/>
+      <w:numFmt w:val="bullet"/>
+      <w:lvlText w:val=""/>
+      <w:lvlJc w:val="left"/>
+      <w:pPr>
+        <w:ind w:left="2160" w:hanging="360"/>
+      </w:pPr>
+      <w:rPr>
+        <w:rFonts w:ascii="Wingdings" w:hAnsi="Wingdings" w:hint="default"/>
+      </w:rPr>
+    </w:lvl>
+    <w:lvl w:ilvl="3" w:tplc="40090001" w:tentative="1">
+      <w:start w:val="1"/>
+      <w:numFmt w:val="bullet"/>
+      <w:lvlText w:val=""/>
+      <w:lvlJc w:val="left"/>
+      <w:pPr>
+        <w:ind w:left="2880" w:hanging="360"/>
+      </w:pPr>
+      <w:rPr>
+        <w:rFonts w:ascii="Symbol" w:hAnsi="Symbol" w:hint="default"/>
+      </w:rPr>
+    </w:lvl>
+    <w:lvl w:ilvl="4" w:tplc="40090003" w:tentative="1">
+      <w:start w:val="1"/>
+      <w:numFmt w:val="bullet"/>
+      <w:lvlText w:val="o"/>
+      <w:lvlJc w:val="left"/>
+      <w:pPr>
+        <w:ind w:left="3600" w:hanging="360"/>
+      </w:pPr>
+      <w:rPr>
+        <w:rFonts w:ascii="Courier New" w:hAnsi="Courier New" w:cs="Courier New" w:hint="default"/>
+      </w:rPr>
+    </w:lvl>
+    <w:lvl w:ilvl="5" w:tplc="40090005" w:tentative="1">
+      <w:start w:val="1"/>
+      <w:numFmt w:val="bullet"/>
+      <w:lvlText w:val=""/>
+      <w:lvlJc w:val="left"/>
+      <w:pPr>
+        <w:ind w:left="4320" w:hanging="360"/>
+      </w:pPr>
+      <w:rPr>
+        <w:rFonts w:ascii="Wingdings" w:hAnsi="Wingdings" w:hint="default"/>
+      </w:rPr>
+    </w:lvl>
+    <w:lvl w:ilvl="6" w:tplc="40090001" w:tentative="1">
+      <w:start w:val="1"/>
+      <w:numFmt w:val="bullet"/>
+      <w:lvlText w:val=""/>
+      <w:lvlJc w:val="left"/>
+      <w:pPr>
+        <w:ind w:left="5040" w:hanging="360"/>
+      </w:pPr>
+      <w:rPr>
+        <w:rFonts w:ascii="Symbol" w:hAnsi="Symbol" w:hint="default"/>
+      </w:rPr>
+    </w:lvl>
+    <w:lvl w:ilvl="7" w:tplc="40090003" w:tentative="1">
+      <w:start w:val="1"/>
+      <w:numFmt w:val="bullet"/>
+      <w:lvlText w:val="o"/>
+      <w:lvlJc w:val="left"/>
+      <w:pPr>
+        <w:ind w:left="5760" w:hanging="360"/>
+      </w:pPr>
+      <w:rPr>
+        <w:rFonts w:ascii="Courier New" w:hAnsi="Courier New" w:cs="Courier New" w:hint="default"/>
+      </w:rPr>
+    </w:lvl>
+    <w:lvl w:ilvl="8" w:tplc="40090005" w:tentative="1">
+      <w:start w:val="1"/>
+      <w:numFmt w:val="bullet"/>
+      <w:lvlText w:val=""/>
+      <w:lvlJc w:val="left"/>
+      <w:pPr>
+        <w:ind w:left="6480" w:hanging="360"/>
+      </w:pPr>
+      <w:rPr>
+        <w:rFonts w:ascii="Wingdings" w:hAnsi="Wingdings" w:hint="default"/>
+      </w:rPr>
+    </w:lvl>
+  </w:abstractNum>
+  <w:abstractNum w:abstractNumId="17" w15:restartNumberingAfterBreak="0">
+    <w:nsid w:val="7B374788"/>
+    <w:multiLevelType w:val="multilevel"/>
+    <w:tmpl w:val="D6B6847C"/>
+    <w:lvl w:ilvl="0">
+      <w:start w:val="1"/>
+      <w:numFmt w:val="bullet"/>
+      <w:lvlText w:val=""/>
+      <w:lvlJc w:val="left"/>
+      <w:pPr>
+        <w:tabs>
+          <w:tab w:val="num" w:pos="720"/>
+        </w:tabs>
+        <w:ind w:left="720" w:hanging="360"/>
+      </w:pPr>
+      <w:rPr>
+        <w:rFonts w:ascii="Symbol" w:hAnsi="Symbol" w:hint="default"/>
+        <w:sz w:val="20"/>
+      </w:rPr>
+    </w:lvl>
+    <w:lvl w:ilvl="1" w:tentative="1">
+      <w:start w:val="1"/>
+      <w:numFmt w:val="bullet"/>
+      <w:lvlText w:val="o"/>
+      <w:lvlJc w:val="left"/>
+      <w:pPr>
+        <w:tabs>
+          <w:tab w:val="num" w:pos="1440"/>
+        </w:tabs>
+        <w:ind w:left="1440" w:hanging="360"/>
+      </w:pPr>
+      <w:rPr>
+        <w:rFonts w:ascii="Courier New" w:hAnsi="Courier New" w:hint="default"/>
+        <w:sz w:val="20"/>
+      </w:rPr>
+    </w:lvl>
+    <w:lvl w:ilvl="2" w:tentative="1">
+      <w:start w:val="1"/>
+      <w:numFmt w:val="bullet"/>
+      <w:lvlText w:val=""/>
+      <w:lvlJc w:val="left"/>
+      <w:pPr>
+        <w:tabs>
+          <w:tab w:val="num" w:pos="2160"/>
+        </w:tabs>
+        <w:ind w:left="2160" w:hanging="360"/>
+      </w:pPr>
+      <w:rPr>
+        <w:rFonts w:ascii="Wingdings" w:hAnsi="Wingdings" w:hint="default"/>
+        <w:sz w:val="20"/>
+      </w:rPr>
+    </w:lvl>
+    <w:lvl w:ilvl="3" w:tentative="1">
+      <w:start w:val="1"/>
+      <w:numFmt w:val="bullet"/>
+      <w:lvlText w:val=""/>
+      <w:lvlJc w:val="left"/>
+      <w:pPr>
+        <w:tabs>
+          <w:tab w:val="num" w:pos="2880"/>
+        </w:tabs>
+        <w:ind w:left="2880" w:hanging="360"/>
+      </w:pPr>
+      <w:rPr>
+        <w:rFonts w:ascii="Wingdings" w:hAnsi="Wingdings" w:hint="default"/>
+        <w:sz w:val="20"/>
+      </w:rPr>
+    </w:lvl>
+    <w:lvl w:ilvl="4" w:tentative="1">
+      <w:start w:val="1"/>
+      <w:numFmt w:val="bullet"/>
+      <w:lvlText w:val=""/>
+      <w:lvlJc w:val="left"/>
+      <w:pPr>
+        <w:tabs>
+          <w:tab w:val="num" w:pos="3600"/>
+        </w:tabs>
+        <w:ind w:left="3600" w:hanging="360"/>
+      </w:pPr>
+      <w:rPr>
+        <w:rFonts w:ascii="Wingdings" w:hAnsi="Wingdings" w:hint="default"/>
+        <w:sz w:val="20"/>
+      </w:rPr>
+    </w:lvl>
+    <w:lvl w:ilvl="5" w:tentative="1">
+      <w:start w:val="1"/>
+      <w:numFmt w:val="bullet"/>
+      <w:lvlText w:val=""/>
+      <w:lvlJc w:val="left"/>
+      <w:pPr>
+        <w:tabs>
+          <w:tab w:val="num" w:pos="4320"/>
+        </w:tabs>
+        <w:ind w:left="4320" w:hanging="360"/>
+      </w:pPr>
+      <w:rPr>
+        <w:rFonts w:ascii="Wingdings" w:hAnsi="Wingdings" w:hint="default"/>
+        <w:sz w:val="20"/>
+      </w:rPr>
+    </w:lvl>
+    <w:lvl w:ilvl="6" w:tentative="1">
+      <w:start w:val="1"/>
+      <w:numFmt w:val="bullet"/>
+      <w:lvlText w:val=""/>
+      <w:lvlJc w:val="left"/>
+      <w:pPr>
+        <w:tabs>
+          <w:tab w:val="num" w:pos="5040"/>
+        </w:tabs>
+        <w:ind w:left="5040" w:hanging="360"/>
+      </w:pPr>
+      <w:rPr>
+        <w:rFonts w:ascii="Wingdings" w:hAnsi="Wingdings" w:hint="default"/>
+        <w:sz w:val="20"/>
+      </w:rPr>
+    </w:lvl>
+    <w:lvl w:ilvl="7" w:tentative="1">
+      <w:start w:val="1"/>
+      <w:numFmt w:val="bullet"/>
+      <w:lvlText w:val=""/>
+      <w:lvlJc w:val="left"/>
+      <w:pPr>
+        <w:tabs>
+          <w:tab w:val="num" w:pos="5760"/>
+        </w:tabs>
+        <w:ind w:left="5760" w:hanging="360"/>
+      </w:pPr>
+      <w:rPr>
+        <w:rFonts w:ascii="Wingdings" w:hAnsi="Wingdings" w:hint="default"/>
+        <w:sz w:val="20"/>
+      </w:rPr>
+    </w:lvl>
+    <w:lvl w:ilvl="8" w:tentative="1">
+      <w:start w:val="1"/>
+      <w:numFmt w:val="bullet"/>
+      <w:lvlText w:val=""/>
+      <w:lvlJc w:val="left"/>
+      <w:pPr>
+        <w:tabs>
+          <w:tab w:val="num" w:pos="6480"/>
+        </w:tabs>
+        <w:ind w:left="6480" w:hanging="360"/>
+      </w:pPr>
+      <w:rPr>
+        <w:rFonts w:ascii="Wingdings" w:hAnsi="Wingdings" w:hint="default"/>
+        <w:sz w:val="20"/>
+      </w:rPr>
+    </w:lvl>
+  </w:abstractNum>
   <w:num w:numId="1">
+    <w:abstractNumId w:val="13"/>
+  </w:num>
+  <w:num w:numId="2">
+    <w:abstractNumId w:val="6"/>
+  </w:num>
+  <w:num w:numId="3">
+    <w:abstractNumId w:val="7"/>
+  </w:num>
+  <w:num w:numId="4">
+    <w:abstractNumId w:val="1"/>
+  </w:num>
+  <w:num w:numId="5">
+    <w:abstractNumId w:val="11"/>
+  </w:num>
+  <w:num w:numId="6">
+    <w:abstractNumId w:val="14"/>
+  </w:num>
+  <w:num w:numId="7">
+    <w:abstractNumId w:val="10"/>
+  </w:num>
+  <w:num w:numId="8">
+    <w:abstractNumId w:val="17"/>
+  </w:num>
+  <w:num w:numId="9">
+    <w:abstractNumId w:val="9"/>
+  </w:num>
+  <w:num w:numId="10">
+    <w:abstractNumId w:val="8"/>
+  </w:num>
+  <w:num w:numId="11">
+    <w:abstractNumId w:val="0"/>
+  </w:num>
+  <w:num w:numId="12">
+    <w:abstractNumId w:val="15"/>
+  </w:num>
+  <w:num w:numId="13">
+    <w:abstractNumId w:val="2"/>
+  </w:num>
+  <w:num w:numId="14">
+    <w:abstractNumId w:val="4"/>
+  </w:num>
+  <w:num w:numId="15">
     <w:abstractNumId w:val="5"/>
   </w:num>
-  <w:num w:numId="2">
-    <w:abstractNumId w:val="1"/>
+  <w:num w:numId="16">
+    <w:abstractNumId w:val="16"/>
   </w:num>
-  <w:num w:numId="3">
-    <w:abstractNumId w:val="2"/>
+  <w:num w:numId="17">
+    <w:abstractNumId w:val="3"/>
   </w:num>
-  <w:num w:numId="4">
-    <w:abstractNumId w:val="0"/>
-  </w:num>
-  <w:num w:numId="5">
-    <w:abstractNumId w:val="4"/>
-  </w:num>
-  <w:num w:numId="6">
-    <w:abstractNumId w:val="6"/>
-  </w:num>
-  <w:num w:numId="7">
-    <w:abstractNumId w:val="3"/>
+  <w:num w:numId="18">
+    <w:abstractNumId w:val="12"/>
   </w:num>
 </w:numbering>
 </file>
